--- a/Programming/LAB2_2/Report.docx
+++ b/Programming/LAB2_2/Report.docx
@@ -1219,10 +1219,18 @@
         </w:rPr>
       </w:pPr>
       <w:r>
+        <w:t>The program is based on the structure Shop, which stores shop title, address, and telephone number in fixed-size character arrays. All records are processed in the native array Shop shops[MAX_SHOPS].</w:t>
+      </w:r>
+    </w:p>
+    <w:p>
+      <w:pPr>
+        <w:jc w:val="left"/>
         <w:rPr>
           <w:rFonts w:cs="Times New Roman"/>
         </w:rPr>
-        <w:t>The program is based on the structure s_shop, which stores shop title, address, and telephone number in character arrays. The data are saved in the text file shops.txt, where one record is stored in one line and fields are separated with the character |.</w:t>
+      </w:pPr>
+      <w:r>
+        <w:t>The file shops.dat is used for binary storage. The program writes the number of saved shops first and then writes the array of Shop records. When data are loaded, readShops opens the file in binary mode, reads the count, checks that it is within the allowed range, and then reads the records into the native array.</w:t>
       </w:r>
     </w:p>
     <w:p>
@@ -1233,30 +1241,7 @@
         </w:rPr>
       </w:pPr>
       <w:r>
-        <w:rPr>
-          <w:rFonts w:cs="Times New Roman"/>
-        </w:rPr>
-        <w:t xml:space="preserve">Menu processing is implemented in main. The program prints the individual task number and then repeatedly shows menu items for viewing data, adding data, performing the individual task, and exiting the application. </w:t>
-      </w:r>
-      <w:r>
-        <w:rPr>
-          <w:rFonts w:cs="Times New Roman"/>
-        </w:rPr>
-        <w:t>Input is read with fgets so spaces in titles and addresses are handled correctly.</w:t>
-      </w:r>
-    </w:p>
-    <w:p>
-      <w:pPr>
-        <w:jc w:val="left"/>
-        <w:rPr>
-          <w:rFonts w:cs="Times New Roman"/>
-        </w:rPr>
-      </w:pPr>
-      <w:r>
-        <w:rPr>
-          <w:rFonts w:cs="Times New Roman"/>
-        </w:rPr>
-        <w:t>When a new record is entered, the function add_data reads the three fields, checks that the separator character is not used inside the data, and appends the record to the file. The function view_data loads all existing file records into a native array of structures and prints them with numbering.</w:t>
+        <w:t>Menu processing is implemented in main. The program prints the individual task number 93642 % 20 and then repeatedly shows four menu items: add data, view data, define tel. number by address, and exit. cin and getline are used so titles, addresses, and telephone numbers may contain spaces.</w:t>
       </w:r>
     </w:p>
     <w:p>
@@ -1272,14 +1257,7 @@
         </w:rPr>
       </w:pPr>
       <w:r>
-        <w:rPr>
-          <w:rFonts w:eastAsiaTheme="minorHAnsi" w:cs="Times New Roman"/>
-          <w:b w:val="0"/>
-          <w:caps w:val="0"/>
-          <w:sz w:val="24"/>
-          <w:szCs w:val="22"/>
-        </w:rPr>
-        <w:t>The individual task is implemented in the function individual_task. It loads file data into an array, asks the user for an address, and then sequentially compares the entered address with each structure field using strcmp. If a matching address is found, the corresponding telephone number is printed. If the file is empty or no matching address exists, the program prints an explanatory message.</w:t>
+        <w:t>When a new shop is entered, addData loads existing records, checks that the array is not full, saves the new data into the next array element, increases the count, and rewrites shops.dat in binary form. viewData loads the same binary file and prints each record clearly with numbering. The individual operation definePhoneByAddress loads the records, asks for an address, compares it with each stored address using strcmp, and prints the matching telephone number or an explanatory message.</w:t>
       </w:r>
     </w:p>
     <w:p>
@@ -7895,17 +7873,7 @@
             <w:shd w:val="clear" w:color="auto" w:fill="auto"/>
           </w:tcPr>
           <w:p>
-            <w:pPr>
-              <w:ind w:firstLine="0"/>
-              <w:jc w:val="center"/>
-              <w:rPr>
-                <w:b/>
-              </w:rPr>
-            </w:pPr>
             <w:r>
-              <w:rPr>
-                <w:b/>
-              </w:rPr>
               <w:t>Test No.</w:t>
             </w:r>
           </w:p>
@@ -7916,17 +7884,7 @@
             <w:shd w:val="clear" w:color="auto" w:fill="auto"/>
           </w:tcPr>
           <w:p>
-            <w:pPr>
-              <w:ind w:firstLine="0"/>
-              <w:jc w:val="center"/>
-              <w:rPr>
-                <w:b/>
-              </w:rPr>
-            </w:pPr>
             <w:r>
-              <w:rPr>
-                <w:b/>
-              </w:rPr>
               <w:t>Input or action</w:t>
             </w:r>
           </w:p>
@@ -7937,17 +7895,7 @@
             <w:shd w:val="clear" w:color="auto" w:fill="auto"/>
           </w:tcPr>
           <w:p>
-            <w:pPr>
-              <w:ind w:firstLine="0"/>
-              <w:jc w:val="center"/>
-              <w:rPr>
-                <w:b/>
-              </w:rPr>
-            </w:pPr>
             <w:r>
-              <w:rPr>
-                <w:b/>
-              </w:rPr>
               <w:t>Expected result</w:t>
             </w:r>
           </w:p>
@@ -7958,17 +7906,7 @@
             <w:shd w:val="clear" w:color="auto" w:fill="auto"/>
           </w:tcPr>
           <w:p>
-            <w:pPr>
-              <w:ind w:firstLine="0"/>
-              <w:jc w:val="center"/>
-              <w:rPr>
-                <w:b/>
-              </w:rPr>
-            </w:pPr>
             <w:r>
-              <w:rPr>
-                <w:b/>
-              </w:rPr>
               <w:t>Actual result</w:t>
             </w:r>
           </w:p>
@@ -7979,17 +7917,7 @@
             <w:shd w:val="clear" w:color="auto" w:fill="auto"/>
           </w:tcPr>
           <w:p>
-            <w:pPr>
-              <w:ind w:firstLine="0"/>
-              <w:jc w:val="center"/>
-              <w:rPr>
-                <w:b/>
-              </w:rPr>
-            </w:pPr>
             <w:r>
-              <w:rPr>
-                <w:b/>
-              </w:rPr>
               <w:t>Conclusion</w:t>
             </w:r>
           </w:p>
@@ -8002,9 +7930,6 @@
             <w:shd w:val="clear" w:color="auto" w:fill="auto"/>
           </w:tcPr>
           <w:p>
-            <w:pPr>
-              <w:ind w:firstLine="0"/>
-            </w:pPr>
             <w:r>
               <w:t>1</w:t>
             </w:r>
@@ -8016,11 +7941,8 @@
             <w:shd w:val="clear" w:color="auto" w:fill="auto"/>
           </w:tcPr>
           <w:p>
-            <w:pPr>
-              <w:ind w:firstLine="0"/>
-            </w:pPr>
             <w:r>
-              <w:t>Open view data when shops.txt does not exist.</w:t>
+              <w:t>Run make test, which starts with a clean build.</w:t>
             </w:r>
           </w:p>
         </w:tc>
@@ -8030,11 +7952,8 @@
             <w:shd w:val="clear" w:color="auto" w:fill="auto"/>
           </w:tcPr>
           <w:p>
-            <w:pPr>
-              <w:ind w:firstLine="0"/>
-            </w:pPr>
             <w:r>
-              <w:t>The program reports that the file is empty or does not exist.</w:t>
+              <w:t>The program compiles without warnings or errors.</w:t>
             </w:r>
           </w:p>
         </w:tc>
@@ -8044,11 +7963,8 @@
             <w:shd w:val="clear" w:color="auto" w:fill="auto"/>
           </w:tcPr>
           <w:p>
-            <w:pPr>
-              <w:ind w:firstLine="0"/>
-            </w:pPr>
             <w:r>
-              <w:t>Message "File is empty or does not exist." is shown.</w:t>
+              <w:t>Build finished successfully.</w:t>
             </w:r>
           </w:p>
         </w:tc>
@@ -8058,9 +7974,6 @@
             <w:shd w:val="clear" w:color="auto" w:fill="auto"/>
           </w:tcPr>
           <w:p>
-            <w:pPr>
-              <w:ind w:firstLine="0"/>
-            </w:pPr>
             <w:r>
               <w:t>Pass</w:t>
             </w:r>
@@ -8074,9 +7987,6 @@
             <w:shd w:val="clear" w:color="auto" w:fill="auto"/>
           </w:tcPr>
           <w:p>
-            <w:pPr>
-              <w:ind w:firstLine="0"/>
-            </w:pPr>
             <w:r>
               <w:t>2</w:t>
             </w:r>
@@ -8088,11 +7998,8 @@
             <w:shd w:val="clear" w:color="auto" w:fill="auto"/>
           </w:tcPr>
           <w:p>
-            <w:pPr>
-              <w:ind w:firstLine="0"/>
-            </w:pPr>
             <w:r>
-              <w:t>Add two shops and choose view data.</w:t>
+              <w:t>Choose View data when shops.dat does not exist.</w:t>
             </w:r>
           </w:p>
         </w:tc>
@@ -8102,11 +8009,8 @@
             <w:shd w:val="clear" w:color="auto" w:fill="auto"/>
           </w:tcPr>
           <w:p>
-            <w:pPr>
-              <w:ind w:firstLine="0"/>
-            </w:pPr>
             <w:r>
-              <w:t>Both saved records are printed with count and all structure fields.</w:t>
+              <w:t>The program reports that the file is empty or does not exist.</w:t>
             </w:r>
           </w:p>
         </w:tc>
@@ -8116,11 +8020,8 @@
             <w:shd w:val="clear" w:color="auto" w:fill="auto"/>
           </w:tcPr>
           <w:p>
-            <w:pPr>
-              <w:ind w:firstLine="0"/>
-            </w:pPr>
             <w:r>
-              <w:t>The program prints count 2 and both shop records correctly.</w:t>
+              <w:t>Message "File is empty or does not exist." is shown.</w:t>
             </w:r>
           </w:p>
         </w:tc>
@@ -8130,9 +8031,6 @@
             <w:shd w:val="clear" w:color="auto" w:fill="auto"/>
           </w:tcPr>
           <w:p>
-            <w:pPr>
-              <w:ind w:firstLine="0"/>
-            </w:pPr>
             <w:r>
               <w:t>Pass</w:t>
             </w:r>
@@ -8146,9 +8044,6 @@
             <w:shd w:val="clear" w:color="auto" w:fill="auto"/>
           </w:tcPr>
           <w:p>
-            <w:pPr>
-              <w:ind w:firstLine="0"/>
-            </w:pPr>
             <w:r>
               <w:t>3</w:t>
             </w:r>
@@ -8160,11 +8055,8 @@
             <w:shd w:val="clear" w:color="auto" w:fill="auto"/>
           </w:tcPr>
           <w:p>
-            <w:pPr>
-              <w:ind w:firstLine="0"/>
-            </w:pPr>
             <w:r>
-              <w:t>Search address Maskavas 5 after records are added.</w:t>
+              <w:t>Add a shop with title, address, and telephone number.</w:t>
             </w:r>
           </w:p>
         </w:tc>
@@ -8174,11 +8066,8 @@
             <w:shd w:val="clear" w:color="auto" w:fill="auto"/>
           </w:tcPr>
           <w:p>
-            <w:pPr>
-              <w:ind w:firstLine="0"/>
-            </w:pPr>
             <w:r>
-              <w:t>Telephone number +371222222 is found and printed.</w:t>
+              <w:t>The record is saved to the binary file shops.dat.</w:t>
             </w:r>
           </w:p>
         </w:tc>
@@ -8188,11 +8077,8 @@
             <w:shd w:val="clear" w:color="auto" w:fill="auto"/>
           </w:tcPr>
           <w:p>
-            <w:pPr>
-              <w:ind w:firstLine="0"/>
-            </w:pPr>
             <w:r>
-              <w:t>The program prints "Tel. number: +371222222".</w:t>
+              <w:t>Message "Data saved." is shown.</w:t>
             </w:r>
           </w:p>
         </w:tc>
@@ -8202,9 +8088,6 @@
             <w:shd w:val="clear" w:color="auto" w:fill="auto"/>
           </w:tcPr>
           <w:p>
-            <w:pPr>
-              <w:ind w:firstLine="0"/>
-            </w:pPr>
             <w:r>
               <w:t>Pass</w:t>
             </w:r>
@@ -8218,9 +8101,6 @@
             <w:shd w:val="clear" w:color="auto" w:fill="auto"/>
           </w:tcPr>
           <w:p>
-            <w:pPr>
-              <w:ind w:firstLine="0"/>
-            </w:pPr>
             <w:r>
               <w:t>4</w:t>
             </w:r>
@@ -8232,11 +8112,8 @@
             <w:shd w:val="clear" w:color="auto" w:fill="auto"/>
           </w:tcPr>
           <w:p>
-            <w:pPr>
-              <w:ind w:firstLine="0"/>
-            </w:pPr>
             <w:r>
-              <w:t>Search address that is not stored in the file.</w:t>
+              <w:t>Choose View data after adding a shop.</w:t>
             </w:r>
           </w:p>
         </w:tc>
@@ -8246,11 +8123,8 @@
             <w:shd w:val="clear" w:color="auto" w:fill="auto"/>
           </w:tcPr>
           <w:p>
-            <w:pPr>
-              <w:ind w:firstLine="0"/>
-            </w:pPr>
             <w:r>
-              <w:t>A not found message is printed.</w:t>
+              <w:t>The saved record is printed with all structure fields.</w:t>
             </w:r>
           </w:p>
         </w:tc>
@@ -8260,11 +8134,8 @@
             <w:shd w:val="clear" w:color="auto" w:fill="auto"/>
           </w:tcPr>
           <w:p>
-            <w:pPr>
-              <w:ind w:firstLine="0"/>
-            </w:pPr>
             <w:r>
-              <w:t>The program prints "Shop with this address was not found.".</w:t>
+              <w:t>The program prints the saved shop title, address, and tel. number.</w:t>
             </w:r>
           </w:p>
         </w:tc>
@@ -8274,9 +8145,6 @@
             <w:shd w:val="clear" w:color="auto" w:fill="auto"/>
           </w:tcPr>
           <w:p>
-            <w:pPr>
-              <w:ind w:firstLine="0"/>
-            </w:pPr>
             <w:r>
               <w:t>Pass</w:t>
             </w:r>
@@ -8290,9 +8158,6 @@
             <w:shd w:val="clear" w:color="auto" w:fill="auto"/>
           </w:tcPr>
           <w:p>
-            <w:pPr>
-              <w:ind w:firstLine="0"/>
-            </w:pPr>
             <w:r>
               <w:t>5</w:t>
             </w:r>
@@ -8304,11 +8169,8 @@
             <w:shd w:val="clear" w:color="auto" w:fill="auto"/>
           </w:tcPr>
           <w:p>
-            <w:pPr>
-              <w:ind w:firstLine="0"/>
-            </w:pPr>
             <w:r>
-              <w:t>Enter a non-numeric menu value.</w:t>
+              <w:t>Search for an address that exists in shops.dat.</w:t>
             </w:r>
           </w:p>
         </w:tc>
@@ -8318,11 +8180,8 @@
             <w:shd w:val="clear" w:color="auto" w:fill="auto"/>
           </w:tcPr>
           <w:p>
-            <w:pPr>
-              <w:ind w:firstLine="0"/>
-            </w:pPr>
             <w:r>
-              <w:t>The program rejects the value and asks again.</w:t>
+              <w:t>The telephone number for that shop is found and printed.</w:t>
             </w:r>
           </w:p>
         </w:tc>
@@ -8332,11 +8191,8 @@
             <w:shd w:val="clear" w:color="auto" w:fill="auto"/>
           </w:tcPr>
           <w:p>
-            <w:pPr>
-              <w:ind w:firstLine="0"/>
-            </w:pPr>
             <w:r>
-              <w:t>The program prints "Invalid menu item." and continues.</w:t>
+              <w:t>The program prints the expected tel. number.</w:t>
             </w:r>
           </w:p>
         </w:tc>
@@ -8346,9 +8202,266 @@
             <w:shd w:val="clear" w:color="auto" w:fill="auto"/>
           </w:tcPr>
           <w:p>
-            <w:pPr>
-              <w:ind w:firstLine="0"/>
-            </w:pPr>
+            <w:r>
+              <w:t>Pass</w:t>
+            </w:r>
+          </w:p>
+        </w:tc>
+      </w:tr>
+      <w:tr>
+        <w:tc>
+          <w:tcPr>
+            <w:tcW w:type="dxa" w:w="1937"/>
+          </w:tcPr>
+          <w:p>
+            <w:r>
+              <w:t>6</w:t>
+            </w:r>
+          </w:p>
+        </w:tc>
+        <w:tc>
+          <w:tcPr>
+            <w:tcW w:type="dxa" w:w="1938"/>
+          </w:tcPr>
+          <w:p>
+            <w:r>
+              <w:t>Search for an address that is not stored in the file.</w:t>
+            </w:r>
+          </w:p>
+        </w:tc>
+        <w:tc>
+          <w:tcPr>
+            <w:tcW w:type="dxa" w:w="1938"/>
+          </w:tcPr>
+          <w:p>
+            <w:r>
+              <w:t>A not found message is printed.</w:t>
+            </w:r>
+          </w:p>
+        </w:tc>
+        <w:tc>
+          <w:tcPr>
+            <w:tcW w:type="dxa" w:w="1938"/>
+          </w:tcPr>
+          <w:p>
+            <w:r>
+              <w:t>The program prints "Shop with this address was not found."</w:t>
+            </w:r>
+          </w:p>
+        </w:tc>
+        <w:tc>
+          <w:tcPr>
+            <w:tcW w:type="dxa" w:w="1938"/>
+          </w:tcPr>
+          <w:p>
+            <w:r>
+              <w:t>Pass</w:t>
+            </w:r>
+          </w:p>
+        </w:tc>
+      </w:tr>
+      <w:tr>
+        <w:tc>
+          <w:tcPr>
+            <w:tcW w:type="dxa" w:w="1937"/>
+          </w:tcPr>
+          <w:p>
+            <w:r>
+              <w:t>7</w:t>
+            </w:r>
+          </w:p>
+        </w:tc>
+        <w:tc>
+          <w:tcPr>
+            <w:tcW w:type="dxa" w:w="1938"/>
+          </w:tcPr>
+          <w:p>
+            <w:r>
+              <w:t>Add two shops and choose View data.</w:t>
+            </w:r>
+          </w:p>
+        </w:tc>
+        <w:tc>
+          <w:tcPr>
+            <w:tcW w:type="dxa" w:w="1938"/>
+          </w:tcPr>
+          <w:p>
+            <w:r>
+              <w:t>Both saved records are printed and the count is 2.</w:t>
+            </w:r>
+          </w:p>
+        </w:tc>
+        <w:tc>
+          <w:tcPr>
+            <w:tcW w:type="dxa" w:w="1938"/>
+          </w:tcPr>
+          <w:p>
+            <w:r>
+              <w:t>The program prints "Shops in file: 2" and both records.</w:t>
+            </w:r>
+          </w:p>
+        </w:tc>
+        <w:tc>
+          <w:tcPr>
+            <w:tcW w:type="dxa" w:w="1938"/>
+          </w:tcPr>
+          <w:p>
+            <w:r>
+              <w:t>Pass</w:t>
+            </w:r>
+          </w:p>
+        </w:tc>
+      </w:tr>
+      <w:tr>
+        <w:tc>
+          <w:tcPr>
+            <w:tcW w:type="dxa" w:w="1937"/>
+          </w:tcPr>
+          <w:p>
+            <w:r>
+              <w:t>8</w:t>
+            </w:r>
+          </w:p>
+        </w:tc>
+        <w:tc>
+          <w:tcPr>
+            <w:tcW w:type="dxa" w:w="1938"/>
+          </w:tcPr>
+          <w:p>
+            <w:r>
+              <w:t>Add data containing spaces and special characters, including |.</w:t>
+            </w:r>
+          </w:p>
+        </w:tc>
+        <w:tc>
+          <w:tcPr>
+            <w:tcW w:type="dxa" w:w="1938"/>
+          </w:tcPr>
+          <w:p>
+            <w:r>
+              <w:t>The binary file stores and displays the characters without delimiter problems.</w:t>
+            </w:r>
+          </w:p>
+        </w:tc>
+        <w:tc>
+          <w:tcPr>
+            <w:tcW w:type="dxa" w:w="1938"/>
+          </w:tcPr>
+          <w:p>
+            <w:r>
+              <w:t>The entered data are displayed correctly.</w:t>
+            </w:r>
+          </w:p>
+        </w:tc>
+        <w:tc>
+          <w:tcPr>
+            <w:tcW w:type="dxa" w:w="1938"/>
+          </w:tcPr>
+          <w:p>
+            <w:r>
+              <w:t>Pass</w:t>
+            </w:r>
+          </w:p>
+        </w:tc>
+      </w:tr>
+      <w:tr>
+        <w:tc>
+          <w:tcPr>
+            <w:tcW w:type="dxa" w:w="1937"/>
+          </w:tcPr>
+          <w:p>
+            <w:r>
+              <w:t>9</w:t>
+            </w:r>
+          </w:p>
+        </w:tc>
+        <w:tc>
+          <w:tcPr>
+            <w:tcW w:type="dxa" w:w="1938"/>
+          </w:tcPr>
+          <w:p>
+            <w:r>
+              <w:t>Enter invalid menu values: 99, abc, and -1.</w:t>
+            </w:r>
+          </w:p>
+        </w:tc>
+        <w:tc>
+          <w:tcPr>
+            <w:tcW w:type="dxa" w:w="1938"/>
+          </w:tcPr>
+          <w:p>
+            <w:r>
+              <w:t>The program rejects each invalid value and continues.</w:t>
+            </w:r>
+          </w:p>
+        </w:tc>
+        <w:tc>
+          <w:tcPr>
+            <w:tcW w:type="dxa" w:w="1938"/>
+          </w:tcPr>
+          <w:p>
+            <w:r>
+              <w:t>The program prints "Invalid menu item."</w:t>
+            </w:r>
+          </w:p>
+        </w:tc>
+        <w:tc>
+          <w:tcPr>
+            <w:tcW w:type="dxa" w:w="1938"/>
+          </w:tcPr>
+          <w:p>
+            <w:r>
+              <w:t>Pass</w:t>
+            </w:r>
+          </w:p>
+        </w:tc>
+      </w:tr>
+      <w:tr>
+        <w:tc>
+          <w:tcPr>
+            <w:tcW w:type="dxa" w:w="1937"/>
+          </w:tcPr>
+          <w:p>
+            <w:r>
+              <w:t>10</w:t>
+            </w:r>
+          </w:p>
+        </w:tc>
+        <w:tc>
+          <w:tcPr>
+            <w:tcW w:type="dxa" w:w="1938"/>
+          </w:tcPr>
+          <w:p>
+            <w:r>
+              <w:t>Choose Exit.</w:t>
+            </w:r>
+          </w:p>
+        </w:tc>
+        <w:tc>
+          <w:tcPr>
+            <w:tcW w:type="dxa" w:w="1938"/>
+          </w:tcPr>
+          <w:p>
+            <w:r>
+              <w:t>The program terminates normally.</w:t>
+            </w:r>
+          </w:p>
+        </w:tc>
+        <w:tc>
+          <w:tcPr>
+            <w:tcW w:type="dxa" w:w="1938"/>
+          </w:tcPr>
+          <w:p>
+            <w:r>
+              <w:t>The program exits with status 0.</w:t>
+            </w:r>
+          </w:p>
+        </w:tc>
+        <w:tc>
+          <w:tcPr>
+            <w:tcW w:type="dxa" w:w="1938"/>
+          </w:tcPr>
+          <w:p>
             <w:r>
               <w:t>Pass</w:t>
             </w:r>

--- a/Programming/LAB2_2/Report.docx
+++ b/Programming/LAB2_2/Report.docx
@@ -1230,7 +1230,7 @@
         </w:rPr>
       </w:pPr>
       <w:r>
-        <w:t>The file shops.dat is used for binary storage. The program writes the number of saved shops first and then writes the array of Shop records. When data are loaded, readShops opens the file in binary mode, reads the count, checks that it is within the allowed range, and then reads the records into the native array.</w:t>
+        <w:t>The file shops.dat is used for binary storage. The program writes the number of saved shops first and then writes the array of Shop records. Function readShops opens the file in binary mode, reads the count, checks that it is within the allowed range, and then reads records into the shared native array in main.</w:t>
       </w:r>
     </w:p>
     <w:p>
@@ -1241,7 +1241,7 @@
         </w:rPr>
       </w:pPr>
       <w:r>
-        <w:t>Menu processing is implemented in main. The program prints the individual task number 93642 % 20 and then repeatedly shows four menu items: add data, view data, define tel. number by address, and exit. cin and getline are used so titles, addresses, and telephone numbers may contain spaces.</w:t>
+        <w:t>Menu processing is implemented in main. At startup, main creates Shop shops[MAX_SHOPS], calls readShops once, and stores the result in count. Then it repeatedly shows four menu items: add data, view data, define tel. number by address, and exit. cin and getline are used so titles, addresses, and telephone numbers may contain spaces.</w:t>
       </w:r>
     </w:p>
     <w:p>
@@ -1257,7 +1257,7 @@
         </w:rPr>
       </w:pPr>
       <w:r>
-        <w:t>When a new shop is entered, addData loads existing records, checks that the array is not full, saves the new data into the next array element, increases the count, and rewrites shops.dat in binary form. viewData loads the same binary file and prints each record clearly with numbering. The individual operation definePhoneByAddress loads the records, asks for an address, compares it with each stored address using strcmp, and prints the matching telephone number or an explanatory message.</w:t>
+        <w:t>When a new shop is entered, addData(shops, &amp;count) works with the array already loaded in main, checks that the array is not full, writes new data into shops[index], increments count, and calls writeShops to save data in binary form. viewData(shops, count) prints records directly from the shared array. definePhoneByAddress(shops, count) compares the entered address with stored addresses using strcmp and prints the matching telephone number or an explanatory message.</w:t>
       </w:r>
     </w:p>
     <w:p>

--- a/Programming/LAB2_2/Report.docx
+++ b/Programming/LAB2_2/Report.docx
@@ -1212,5854 +1212,597 @@
       </w:r>
     </w:p>
     <w:p>
-      <w:pPr>
-        <w:jc w:val="left"/>
-        <w:rPr>
-          <w:rFonts w:cs="Times New Roman"/>
-        </w:rPr>
-      </w:pPr>
       <w:r>
-        <w:t>The program is based on the structure Shop, which stores shop title, address, and telephone number in fixed-size character arrays. All records are processed in the native array Shop shops[MAX_SHOPS].</w:t>
+        <w:rPr>
+          <w:rFonts w:ascii="Times New Roman" w:hAnsi="Times New Roman"/>
+          <w:sz w:val="22"/>
+        </w:rPr>
+        <w:t>The program is built around the Shop structure, which stores three fixed-size character arrays: title (64 bytes), address (128 bytes), and telephone number (32 bytes). The structure is trivially copyable, which allows the program to read and write entire records as raw binary data without manual field-by-field serialisation.</w:t>
       </w:r>
     </w:p>
     <w:p>
-      <w:pPr>
-        <w:jc w:val="left"/>
-        <w:rPr>
-          <w:rFonts w:cs="Times New Roman"/>
-        </w:rPr>
-      </w:pPr>
       <w:r>
-        <w:t>The file shops.dat is used for binary storage. The program writes the number of saved shops first and then writes the array of Shop records. Function readShops opens the file in binary mode, reads the count, checks that it is within the allowed range, and then reads records into the shared native array in main.</w:t>
+        <w:rPr>
+          <w:rFonts w:ascii="Times New Roman" w:hAnsi="Times New Roman"/>
+          <w:sz w:val="22"/>
+        </w:rPr>
+        <w:t>Data persistence is handled through the binary file shops.dat. The file format is simple: the first 4 bytes store the number of records as a binary int, followed by that many Shop structures written contiguously. On startup, main() allocates a fixed array of MAX_SHOPS (100) Shop objects and calls readShops() to populate it from the file. The program then enters an infinite menu loop where the user can add records, view all records, search for a telephone number by address, or exit.</w:t>
       </w:r>
     </w:p>
     <w:p>
-      <w:pPr>
-        <w:jc w:val="left"/>
-        <w:rPr>
-          <w:rFonts w:cs="Times New Roman"/>
-        </w:rPr>
-      </w:pPr>
       <w:r>
-        <w:t>Menu processing is implemented in main. At startup, main creates Shop shops[MAX_SHOPS], calls readShops once, and stores the result in count. Then it repeatedly shows four menu items: add data, view data, define tel. number by address, and exit. cin and getline are used so titles, addresses, and telephone numbers may contain spaces.</w:t>
+        <w:rPr>
+          <w:rFonts w:ascii="Times New Roman" w:hAnsi="Times New Roman"/>
+          <w:sz w:val="22"/>
+        </w:rPr>
+        <w:t>readShops(Shop *shops) — opens shops.dat in binary input mode, reads a 4-byte integer count, validates it (non-negative and &lt;= MAX_SHOPS), then reads exactly count Shop records into the provided buffer. Returns the number of shops read, or 0 on any error. The function does not distinguish between an empty file and an I/O error, since both produce a return value of 0.</w:t>
       </w:r>
     </w:p>
     <w:p>
-      <w:pPr>
-        <w:pStyle w:val="Heading1"/>
-        <w:jc w:val="left"/>
-        <w:rPr>
-          <w:rFonts w:eastAsiaTheme="minorHAnsi" w:cs="Times New Roman"/>
-          <w:b w:val="0"/>
-          <w:caps w:val="0"/>
-          <w:sz w:val="24"/>
-          <w:szCs w:val="22"/>
-        </w:rPr>
-      </w:pPr>
       <w:r>
-        <w:t>When a new shop is entered, addData(shops, &amp;count) works with the array already loaded in main, checks that the array is not full, writes new data into shops[index], increments count, and calls writeShops to save data in binary form. viewData(shops, count) prints records directly from the shared array. definePhoneByAddress(shops, count) compares the entered address with stored addresses using strcmp and prints the matching telephone number or an explanatory message.</w:t>
+        <w:rPr>
+          <w:rFonts w:ascii="Times New Roman" w:hAnsi="Times New Roman"/>
+          <w:sz w:val="22"/>
+        </w:rPr>
+        <w:t>writeShops(const Shop *shops, std::size_t count) — opens shops.dat in binary output mode (overwriting any previous content), writes the count as a 4-byte int, then writes all count Shop records as raw bytes. Reports success or failure with a console message and a bool return value. On failure the file may be left in a partially-written state, since there is no atomic-write mechanism (e.g., a temporary file + rename).</w:t>
       </w:r>
     </w:p>
     <w:p>
+      <w:r>
+        <w:rPr>
+          <w:rFonts w:ascii="Times New Roman" w:hAnsi="Times New Roman"/>
+          <w:sz w:val="22"/>
+        </w:rPr>
+        <w:t>addData(Shop *shops, std::size_t *count) — prompts the user for the three fields via std::cin.getline(), stores them at the first free slot in the array, increments the count, and persists the entire array to disk via writeShops(). If the disk write fails, the count is rolled back to its previous value. The function rejects new entries when the array is full (count &gt;= MAX_SHOPS).</w:t>
+      </w:r>
+    </w:p>
+    <w:p>
+      <w:r>
+        <w:rPr>
+          <w:rFonts w:ascii="Times New Roman" w:hAnsi="Times New Roman"/>
+          <w:sz w:val="22"/>
+        </w:rPr>
+        <w:t>viewData(const Shop *shops, std::size_t count) — iterates over the in-memory array and prints all records with a 1-based index. If count is 0, it prints a message indicating the file is empty or missing.</w:t>
+      </w:r>
+    </w:p>
+    <w:p>
+      <w:r>
+        <w:rPr>
+          <w:rFonts w:ascii="Times New Roman" w:hAnsi="Times New Roman"/>
+          <w:sz w:val="22"/>
+        </w:rPr>
+        <w:t>definePhoneByAddress(const Shop *shops, std::size_t count) — performs a case-sensitive, exact-match linear search through the shops array for a user-provided address. If a match is found, the corresponding telephone number is printed; otherwise a "not found" message is shown. Only the first matching record is returned; duplicate addresses are ignored silently.</w:t>
+      </w:r>
+    </w:p>
+    <w:p>
+      <w:r>
+        <w:rPr>
+          <w:rFonts w:ascii="Times New Roman" w:hAnsi="Times New Roman"/>
+          <w:sz w:val="22"/>
+        </w:rPr>
+        <w:t>main() — orchestrates the program. It declares the shops array, loads data once via readShops(), then runs an infinite loop displaying a 4-option menu. Input validation handles non-numeric entries by clearing the stream fail state and discarding the invalid line. The loop exits only when the user selects option 4 (Exit).</w:t>
+      </w:r>
+    </w:p>
+    <w:p>
       <w:pPr>
         <w:pStyle w:val="Heading1"/>
-        <w:jc w:val="left"/>
-        <w:rPr>
-          <w:rFonts w:cs="Times New Roman"/>
-        </w:rPr>
       </w:pPr>
       <w:r>
         <w:rPr>
-          <w:rFonts w:cs="Times New Roman"/>
+          <w:rFonts w:ascii="Times New Roman" w:hAnsi="Times New Roman"/>
+          <w:sz w:val="28"/>
         </w:rPr>
         <w:t>SOURCE CODE</w:t>
       </w:r>
     </w:p>
     <w:p>
-      <w:pPr>
-        <w:pStyle w:val="Heading1"/>
-        <w:jc w:val="left"/>
-        <w:rPr>
-          <w:rFonts w:ascii="Courier New" w:eastAsiaTheme="minorHAnsi" w:hAnsi="Courier New" w:cs="Courier New"/>
-          <w:b w:val="0"/>
-          <w:caps w:val="0"/>
-          <w:sz w:val="18"/>
-          <w:szCs w:val="22"/>
-        </w:rPr>
-      </w:pPr>
-    </w:p>
-    <w:p>
-      <w:pPr>
-        <w:pStyle w:val="Heading1"/>
-        <w:jc w:val="left"/>
-        <w:rPr>
-          <w:rFonts w:ascii="Courier New" w:eastAsiaTheme="minorHAnsi" w:hAnsi="Courier New" w:cs="Courier New"/>
-          <w:b w:val="0"/>
-          <w:caps w:val="0"/>
-          <w:sz w:val="18"/>
-          <w:szCs w:val="22"/>
-        </w:rPr>
-      </w:pPr>
       <w:r>
         <w:rPr>
-          <w:rFonts w:ascii="Courier New" w:eastAsiaTheme="minorHAnsi" w:hAnsi="Courier New" w:cs="Courier New"/>
-          <w:b w:val="0"/>
-          <w:caps w:val="0"/>
-          <w:sz w:val="18"/>
-          <w:szCs w:val="22"/>
+          <w:rFonts w:ascii="Courier New" w:hAnsi="Courier New"/>
+          <w:sz w:val="16"/>
         </w:rPr>
         <w:t>/*****************************************************************************/</w:t>
+        <w:br/>
+        <w:t>/*                                                                           */</w:t>
+        <w:br/>
+        <w:t>/*  main.cpp                                             TTTTTTTT SSSSSSS II */</w:t>
+        <w:br/>
+        <w:t>/*                                                          TT    SS      II */</w:t>
+        <w:br/>
+        <w:t>/*  By: st93642@students.tsi.lv                             TT    SSSSSSS II */</w:t>
+        <w:br/>
+        <w:t>/*                                                          TT         SS II */</w:t>
+        <w:br/>
+        <w:t>/*  Created: May 16 2026 12:46 st93642                      TT    SSSSSSS II */</w:t>
+        <w:br/>
+        <w:t>/*  Updated: May 18 2026 18:41 93642                                         */</w:t>
+        <w:br/>
+        <w:t>/*                                                                           */</w:t>
+        <w:br/>
+        <w:t>/*   Transport and Telecommunication Institute - Riga, Latvia                */</w:t>
+        <w:br/>
+        <w:t>/*                       https://tsi.lv                                      */</w:t>
+        <w:br/>
+        <w:t>/*****************************************************************************/</w:t>
+        <w:br/>
+        <w:br/>
+        <w:t>#include &lt;cstring&gt;</w:t>
+        <w:br/>
+        <w:t>#include &lt;cstddef&gt;</w:t>
+        <w:br/>
+        <w:t>#include &lt;fstream&gt;</w:t>
+        <w:br/>
+        <w:t>#include &lt;iostream&gt;</w:t>
+        <w:br/>
+        <w:t>#include &lt;limits&gt;</w:t>
+        <w:br/>
+        <w:br/>
+        <w:t>const std::size_t</w:t>
+        <w:tab/>
+        <w:t>MAX_SHOPS = 100;</w:t>
+        <w:br/>
+        <w:t>const char</w:t>
+        <w:tab/>
+        <w:tab/>
+        <w:tab/>
+        <w:t>*DATABASE_FILE = "shops.dat";</w:t>
+        <w:br/>
+        <w:br/>
+        <w:t>struct Shop</w:t>
+        <w:br/>
+        <w:t>{</w:t>
+        <w:br/>
+        <w:tab/>
+        <w:t>char title[64];</w:t>
+        <w:br/>
+        <w:tab/>
+        <w:t>char address[128];</w:t>
+        <w:br/>
+        <w:tab/>
+        <w:t>char phone[32];</w:t>
+        <w:br/>
+        <w:t>};</w:t>
+        <w:br/>
+        <w:br/>
+        <w:t>std::size_t readShops(Shop *shops)</w:t>
+        <w:br/>
+        <w:t>{</w:t>
+        <w:br/>
+        <w:tab/>
+        <w:t>std::ifstream file(DATABASE_FILE, std::ios::binary);</w:t>
+        <w:br/>
+        <w:tab/>
+        <w:t>int</w:t>
+        <w:tab/>
+        <w:tab/>
+        <w:tab/>
+        <w:t>rawCount = 0;</w:t>
+        <w:br/>
+        <w:tab/>
+        <w:t>std::size_t</w:t>
+        <w:tab/>
+        <w:t>count;</w:t>
+        <w:br/>
+        <w:br/>
+        <w:tab/>
+        <w:t>if (!file) return (0);</w:t>
+        <w:br/>
+        <w:tab/>
+        <w:t>file.read(reinterpret_cast&lt;char *&gt;(&amp;rawCount), sizeof(rawCount));</w:t>
+        <w:br/>
+        <w:tab/>
+        <w:t>if (!file || rawCount &lt; 0 || static_cast&lt;std::size_t&gt;(rawCount) &gt; MAX_SHOPS) return (0);</w:t>
+        <w:br/>
+        <w:tab/>
+        <w:t>count = static_cast&lt;std::size_t&gt;(rawCount);</w:t>
+        <w:br/>
+        <w:tab/>
+        <w:t>if (count &gt; 0)</w:t>
+        <w:br/>
+        <w:tab/>
+        <w:t>{</w:t>
+        <w:br/>
+        <w:tab/>
+        <w:tab/>
+        <w:t>file.read(reinterpret_cast&lt;char *&gt;(shops), sizeof(Shop) * count);</w:t>
+        <w:br/>
+        <w:tab/>
+        <w:tab/>
+        <w:t>if (!file) return (0);</w:t>
+        <w:br/>
+        <w:tab/>
+        <w:t>}</w:t>
+        <w:br/>
+        <w:tab/>
+        <w:t>return (count);</w:t>
+        <w:br/>
+        <w:t>}</w:t>
+        <w:br/>
+        <w:br/>
+        <w:t>bool writeShops(const Shop *shops, std::size_t count)</w:t>
+        <w:br/>
+        <w:t>{</w:t>
+        <w:br/>
+        <w:tab/>
+        <w:t>std::ofstream file(DATABASE_FILE, std::ios::binary);</w:t>
+        <w:br/>
+        <w:tab/>
+        <w:t>int rawCount = static_cast&lt;int&gt;(count);</w:t>
+        <w:br/>
+        <w:br/>
+        <w:tab/>
+        <w:t>if (!file)</w:t>
+        <w:br/>
+        <w:tab/>
+        <w:t>{</w:t>
+        <w:br/>
+        <w:tab/>
+        <w:tab/>
+        <w:t>std::cout &lt;&lt; "Cannot open file for writing.\n";</w:t>
+        <w:br/>
+        <w:tab/>
+        <w:tab/>
+        <w:t>return (false);</w:t>
+        <w:br/>
+        <w:tab/>
+        <w:t>}</w:t>
+        <w:br/>
+        <w:tab/>
+        <w:t>file.write(reinterpret_cast&lt;const char *&gt;(&amp;rawCount), sizeof(rawCount));</w:t>
+        <w:br/>
+        <w:tab/>
+        <w:t>file.write(reinterpret_cast&lt;const char *&gt;(shops), sizeof(Shop) * count);</w:t>
+        <w:br/>
+        <w:tab/>
+        <w:t>if (!file)</w:t>
+        <w:br/>
+        <w:tab/>
+        <w:t>{</w:t>
+        <w:br/>
+        <w:tab/>
+        <w:tab/>
+        <w:t>std::cout &lt;&lt; "Cannot write data to file.\n";</w:t>
+        <w:br/>
+        <w:tab/>
+        <w:tab/>
+        <w:t>return (false);</w:t>
+        <w:br/>
+        <w:tab/>
+        <w:t>}</w:t>
+        <w:br/>
+        <w:tab/>
+        <w:t>return (true);</w:t>
+        <w:br/>
+        <w:t>}</w:t>
+        <w:br/>
+        <w:br/>
+        <w:t>void addData(Shop *shops, std::size_t *count)</w:t>
+        <w:br/>
+        <w:t>{</w:t>
+        <w:br/>
+        <w:tab/>
+        <w:t>std::size_t index = *count;</w:t>
+        <w:br/>
+        <w:br/>
+        <w:tab/>
+        <w:t>if (index &gt;= MAX_SHOPS)</w:t>
+        <w:br/>
+        <w:tab/>
+        <w:t>{</w:t>
+        <w:br/>
+        <w:tab/>
+        <w:tab/>
+        <w:t>std::cout &lt;&lt; "Database is full.\n";</w:t>
+        <w:br/>
+        <w:tab/>
+        <w:tab/>
+        <w:t>return;</w:t>
+        <w:br/>
+        <w:tab/>
+        <w:t>}</w:t>
+        <w:br/>
+        <w:br/>
+        <w:tab/>
+        <w:t>std::cout &lt;&lt; "Enter shop title: ";</w:t>
+        <w:br/>
+        <w:tab/>
+        <w:t>std::cin.getline(shops[index].title, 64);</w:t>
+        <w:br/>
+        <w:tab/>
+        <w:t>std::cout &lt;&lt; "Enter address: ";</w:t>
+        <w:br/>
+        <w:tab/>
+        <w:t>std::cin.getline(shops[index].address, 128);</w:t>
+        <w:br/>
+        <w:tab/>
+        <w:t>std::cout &lt;&lt; "Enter tel. number: ";</w:t>
+        <w:br/>
+        <w:tab/>
+        <w:t>std::cin.getline(shops[index].phone, 32);</w:t>
+        <w:br/>
+        <w:tab/>
+        <w:t>*count = index + 1;</w:t>
+        <w:br/>
+        <w:tab/>
+        <w:t>if (!writeShops(shops, *count))</w:t>
+        <w:br/>
+        <w:tab/>
+        <w:t>{</w:t>
+        <w:br/>
+        <w:tab/>
+        <w:tab/>
+        <w:t>*count = index;</w:t>
+        <w:br/>
+        <w:tab/>
+        <w:tab/>
+        <w:t>return;</w:t>
+        <w:br/>
+        <w:tab/>
+        <w:t>}</w:t>
+        <w:br/>
+        <w:tab/>
+        <w:t>std::cout &lt;&lt; "Data saved.\n";</w:t>
+        <w:br/>
+        <w:t>}</w:t>
+        <w:br/>
+        <w:br/>
+        <w:t>void viewData(const Shop *shops, std::size_t count)</w:t>
+        <w:br/>
+        <w:t>{</w:t>
+        <w:br/>
+        <w:tab/>
+        <w:t>if (!count)</w:t>
+        <w:br/>
+        <w:tab/>
+        <w:t>{</w:t>
+        <w:br/>
+        <w:tab/>
+        <w:tab/>
+        <w:t>std::cout &lt;&lt; "File is empty or does not exist.\n";</w:t>
+        <w:br/>
+        <w:tab/>
+        <w:tab/>
+        <w:t>return;</w:t>
+        <w:br/>
+        <w:tab/>
+        <w:t>}</w:t>
+        <w:br/>
+        <w:tab/>
+        <w:t>std::cout &lt;&lt; "\nShops in file: " &lt;&lt; count &lt;&lt; '\n';</w:t>
+        <w:br/>
+        <w:tab/>
+        <w:t>for (std::size_t index = 0; index &lt; count; index++)</w:t>
+        <w:br/>
+        <w:tab/>
+        <w:tab/>
+        <w:t>std::cout &lt;&lt; "Shop " &lt;&lt; index + 1 &lt;&lt; ":\n"</w:t>
+        <w:br/>
+        <w:tab/>
+        <w:tab/>
+        <w:tab/>
+        <w:tab/>
+        <w:t xml:space="preserve">  &lt;&lt; "  Title: " &lt;&lt; shops[index].title &lt;&lt; '\n'</w:t>
+        <w:br/>
+        <w:tab/>
+        <w:tab/>
+        <w:tab/>
+        <w:tab/>
+        <w:t xml:space="preserve">  &lt;&lt; "  Address: " &lt;&lt; shops[index].address &lt;&lt; '\n'</w:t>
+        <w:br/>
+        <w:tab/>
+        <w:tab/>
+        <w:tab/>
+        <w:tab/>
+        <w:t xml:space="preserve">  &lt;&lt; "  Tel. number: " &lt;&lt; shops[index].phone &lt;&lt; '\n';</w:t>
+        <w:br/>
+        <w:t>}</w:t>
+        <w:br/>
+        <w:br/>
+        <w:t>void definePhoneByAddress(const Shop *shops, std::size_t count)</w:t>
+        <w:br/>
+        <w:t>{</w:t>
+        <w:br/>
+        <w:tab/>
+        <w:t>char address[128];</w:t>
+        <w:br/>
+        <w:br/>
+        <w:tab/>
+        <w:t>if (!count)</w:t>
+        <w:br/>
+        <w:tab/>
+        <w:t>{</w:t>
+        <w:br/>
+        <w:tab/>
+        <w:tab/>
+        <w:t>std::cout &lt;&lt; "File is empty or does not exist.\n";</w:t>
+        <w:br/>
+        <w:tab/>
+        <w:tab/>
+        <w:t>return;</w:t>
+        <w:br/>
+        <w:tab/>
+        <w:t>}</w:t>
+        <w:br/>
+        <w:tab/>
+        <w:t>std::cout &lt;&lt; "Enter address: ";</w:t>
+        <w:br/>
+        <w:tab/>
+        <w:t>std::cin.getline(address, 128);</w:t>
+        <w:br/>
+        <w:tab/>
+        <w:t>for (std::size_t i = 0; i &lt; count; i++)</w:t>
+        <w:br/>
+        <w:tab/>
+        <w:tab/>
+        <w:t>if (std::strcmp(shops[i].address, address) == 0)</w:t>
+        <w:br/>
+        <w:tab/>
+        <w:tab/>
+        <w:t>{</w:t>
+        <w:br/>
+        <w:tab/>
+        <w:tab/>
+        <w:tab/>
+        <w:t>std::cout &lt;&lt; "Tel. number: " &lt;&lt; shops[i].phone &lt;&lt; '\n';</w:t>
+        <w:br/>
+        <w:tab/>
+        <w:tab/>
+        <w:tab/>
+        <w:t>return;</w:t>
+        <w:br/>
+        <w:tab/>
+        <w:tab/>
+        <w:t>}</w:t>
+        <w:br/>
+        <w:tab/>
+        <w:t>std::cout &lt;&lt; "Shop with this address was not found.\n";</w:t>
+        <w:br/>
+        <w:t>}</w:t>
+        <w:br/>
+        <w:br/>
+        <w:t>int main(void)</w:t>
+        <w:br/>
+        <w:t>{</w:t>
+        <w:br/>
+        <w:tab/>
+        <w:t>Shop shops[MAX_SHOPS];</w:t>
+        <w:br/>
+        <w:tab/>
+        <w:t>std::size_t</w:t>
+        <w:tab/>
+        <w:t>count = readShops(shops);</w:t>
+        <w:br/>
+        <w:tab/>
+        <w:t>int</w:t>
+        <w:tab/>
+        <w:tab/>
+        <w:tab/>
+        <w:t>menuItem;</w:t>
+        <w:br/>
+        <w:br/>
+        <w:tab/>
+        <w:t>std::cout &lt;&lt; "Task 2\n";</w:t>
+        <w:br/>
+        <w:tab/>
+        <w:t>for (;;)</w:t>
+        <w:br/>
+        <w:tab/>
+        <w:t>{</w:t>
+        <w:br/>
+        <w:tab/>
+        <w:tab/>
+        <w:t>std::cout &lt;&lt; "\nMenu:\n"</w:t>
+        <w:br/>
+        <w:tab/>
+        <w:tab/>
+        <w:tab/>
+        <w:tab/>
+        <w:t xml:space="preserve">  &lt;&lt; "1. Add data\n"</w:t>
+        <w:br/>
+        <w:tab/>
+        <w:tab/>
+        <w:tab/>
+        <w:tab/>
+        <w:t xml:space="preserve">  &lt;&lt; "2. View data\n"</w:t>
+        <w:br/>
+        <w:tab/>
+        <w:tab/>
+        <w:tab/>
+        <w:tab/>
+        <w:t xml:space="preserve">  &lt;&lt; "3. Define tel. number by address\n"</w:t>
+        <w:br/>
+        <w:tab/>
+        <w:tab/>
+        <w:tab/>
+        <w:tab/>
+        <w:t xml:space="preserve">  &lt;&lt; "4. Exit\n"</w:t>
+        <w:br/>
+        <w:tab/>
+        <w:tab/>
+        <w:tab/>
+        <w:tab/>
+        <w:t xml:space="preserve">  &lt;&lt; "Enter menu item: ";</w:t>
+        <w:br/>
+        <w:tab/>
+        <w:tab/>
+        <w:t>if (!(std::cin &gt;&gt; menuItem))</w:t>
+        <w:br/>
+        <w:tab/>
+        <w:tab/>
+        <w:t>{</w:t>
+        <w:br/>
+        <w:tab/>
+        <w:tab/>
+        <w:tab/>
+        <w:t>std::cin.clear();</w:t>
+        <w:br/>
+        <w:tab/>
+        <w:tab/>
+        <w:tab/>
+        <w:t>std::cout &lt;&lt; "Invalid menu item.\n";</w:t>
+        <w:br/>
+        <w:tab/>
+        <w:tab/>
+        <w:t>}</w:t>
+        <w:br/>
+        <w:tab/>
+        <w:tab/>
+        <w:t>std::cin.ignore(std::numeric_limits&lt;std::streamsize&gt;::max(), '\n');</w:t>
+        <w:br/>
+        <w:tab/>
+        <w:tab/>
+        <w:t>if (menuItem == 1)</w:t>
+        <w:br/>
+        <w:tab/>
+        <w:tab/>
+        <w:tab/>
+        <w:t>addData(shops, &amp;count);</w:t>
+        <w:br/>
+        <w:tab/>
+        <w:tab/>
+        <w:t>else if (menuItem == 2)</w:t>
+        <w:br/>
+        <w:tab/>
+        <w:tab/>
+        <w:tab/>
+        <w:t>viewData(shops, count);</w:t>
+        <w:br/>
+        <w:tab/>
+        <w:tab/>
+        <w:t>else if (menuItem == 3)</w:t>
+        <w:br/>
+        <w:tab/>
+        <w:tab/>
+        <w:tab/>
+        <w:t>definePhoneByAddress(shops, count);</w:t>
+        <w:br/>
+        <w:tab/>
+        <w:tab/>
+        <w:t>else if (menuItem == 4)</w:t>
+        <w:br/>
+        <w:tab/>
+        <w:tab/>
+        <w:tab/>
+        <w:t>break;</w:t>
+        <w:br/>
+        <w:tab/>
+        <w:tab/>
+        <w:t>else</w:t>
+        <w:br/>
+        <w:tab/>
+        <w:tab/>
+        <w:tab/>
+        <w:t>std::cout &lt;&lt; "Invalid menu item.\n";</w:t>
+        <w:br/>
+        <w:tab/>
+        <w:t>}</w:t>
+        <w:br/>
+        <w:tab/>
+        <w:t>return (0);</w:t>
+        <w:br/>
+        <w:t>}</w:t>
+        <w:br/>
       </w:r>
-    </w:p>
-    <w:p>
-      <w:pPr>
-        <w:pStyle w:val="Heading1"/>
-        <w:jc w:val="left"/>
-        <w:rPr>
-          <w:rFonts w:ascii="Courier New" w:eastAsiaTheme="minorHAnsi" w:hAnsi="Courier New" w:cs="Courier New"/>
-          <w:b w:val="0"/>
-          <w:caps w:val="0"/>
-          <w:sz w:val="18"/>
-          <w:szCs w:val="22"/>
-        </w:rPr>
-      </w:pPr>
-      <w:r>
-        <w:rPr>
-          <w:rFonts w:ascii="Courier New" w:eastAsiaTheme="minorHAnsi" w:hAnsi="Courier New" w:cs="Courier New"/>
-          <w:b w:val="0"/>
-          <w:caps w:val="0"/>
-          <w:sz w:val="18"/>
-          <w:szCs w:val="22"/>
-        </w:rPr>
-        <w:t>/*                                                                           */</w:t>
-      </w:r>
-    </w:p>
-    <w:p>
-      <w:pPr>
-        <w:pStyle w:val="Heading1"/>
-        <w:jc w:val="left"/>
-        <w:rPr>
-          <w:rFonts w:ascii="Courier New" w:eastAsiaTheme="minorHAnsi" w:hAnsi="Courier New" w:cs="Courier New"/>
-          <w:b w:val="0"/>
-          <w:caps w:val="0"/>
-          <w:sz w:val="18"/>
-          <w:szCs w:val="22"/>
-        </w:rPr>
-      </w:pPr>
-      <w:r>
-        <w:rPr>
-          <w:rFonts w:ascii="Courier New" w:eastAsiaTheme="minorHAnsi" w:hAnsi="Courier New" w:cs="Courier New"/>
-          <w:b w:val="0"/>
-          <w:caps w:val="0"/>
-          <w:sz w:val="18"/>
-          <w:szCs w:val="22"/>
-        </w:rPr>
-        <w:t>/*  main.cpp                                             TTTTTTTT SSSSSSS II */</w:t>
-      </w:r>
-    </w:p>
-    <w:p>
-      <w:pPr>
-        <w:pStyle w:val="Heading1"/>
-        <w:jc w:val="left"/>
-        <w:rPr>
-          <w:rFonts w:ascii="Courier New" w:eastAsiaTheme="minorHAnsi" w:hAnsi="Courier New" w:cs="Courier New"/>
-          <w:b w:val="0"/>
-          <w:caps w:val="0"/>
-          <w:sz w:val="18"/>
-          <w:szCs w:val="22"/>
-        </w:rPr>
-      </w:pPr>
-      <w:r>
-        <w:rPr>
-          <w:rFonts w:ascii="Courier New" w:eastAsiaTheme="minorHAnsi" w:hAnsi="Courier New" w:cs="Courier New"/>
-          <w:b w:val="0"/>
-          <w:caps w:val="0"/>
-          <w:sz w:val="18"/>
-          <w:szCs w:val="22"/>
-        </w:rPr>
-        <w:t>/*                                                          TT    SS      II */</w:t>
-      </w:r>
-    </w:p>
-    <w:p>
-      <w:pPr>
-        <w:pStyle w:val="Heading1"/>
-        <w:jc w:val="left"/>
-        <w:rPr>
-          <w:rFonts w:ascii="Courier New" w:eastAsiaTheme="minorHAnsi" w:hAnsi="Courier New" w:cs="Courier New"/>
-          <w:b w:val="0"/>
-          <w:caps w:val="0"/>
-          <w:sz w:val="18"/>
-          <w:szCs w:val="22"/>
-        </w:rPr>
-      </w:pPr>
-      <w:r>
-        <w:rPr>
-          <w:rFonts w:ascii="Courier New" w:eastAsiaTheme="minorHAnsi" w:hAnsi="Courier New" w:cs="Courier New"/>
-          <w:b w:val="0"/>
-          <w:caps w:val="0"/>
-          <w:sz w:val="18"/>
-          <w:szCs w:val="22"/>
-        </w:rPr>
-        <w:t>/*  By: st93642@students.tsi.lv                             TT    SSSSSSS II */</w:t>
-      </w:r>
-    </w:p>
-    <w:p>
-      <w:pPr>
-        <w:pStyle w:val="Heading1"/>
-        <w:jc w:val="left"/>
-        <w:rPr>
-          <w:rFonts w:ascii="Courier New" w:eastAsiaTheme="minorHAnsi" w:hAnsi="Courier New" w:cs="Courier New"/>
-          <w:b w:val="0"/>
-          <w:caps w:val="0"/>
-          <w:sz w:val="18"/>
-          <w:szCs w:val="22"/>
-        </w:rPr>
-      </w:pPr>
-      <w:r>
-        <w:rPr>
-          <w:rFonts w:ascii="Courier New" w:eastAsiaTheme="minorHAnsi" w:hAnsi="Courier New" w:cs="Courier New"/>
-          <w:b w:val="0"/>
-          <w:caps w:val="0"/>
-          <w:sz w:val="18"/>
-          <w:szCs w:val="22"/>
-        </w:rPr>
-        <w:t>/*                                                          TT         SS II */</w:t>
-      </w:r>
-    </w:p>
-    <w:p>
-      <w:pPr>
-        <w:pStyle w:val="Heading1"/>
-        <w:jc w:val="left"/>
-        <w:rPr>
-          <w:rFonts w:ascii="Courier New" w:eastAsiaTheme="minorHAnsi" w:hAnsi="Courier New" w:cs="Courier New"/>
-          <w:b w:val="0"/>
-          <w:caps w:val="0"/>
-          <w:sz w:val="18"/>
-          <w:szCs w:val="22"/>
-        </w:rPr>
-      </w:pPr>
-      <w:r>
-        <w:rPr>
-          <w:rFonts w:ascii="Courier New" w:eastAsiaTheme="minorHAnsi" w:hAnsi="Courier New" w:cs="Courier New"/>
-          <w:b w:val="0"/>
-          <w:caps w:val="0"/>
-          <w:sz w:val="18"/>
-          <w:szCs w:val="22"/>
-        </w:rPr>
-        <w:t>/*  Created: May 16 2026 12:46 st93642                      TT    SSSSSSS II */</w:t>
-      </w:r>
-    </w:p>
-    <w:p>
-      <w:pPr>
-        <w:pStyle w:val="Heading1"/>
-        <w:jc w:val="left"/>
-        <w:rPr>
-          <w:rFonts w:ascii="Courier New" w:eastAsiaTheme="minorHAnsi" w:hAnsi="Courier New" w:cs="Courier New"/>
-          <w:b w:val="0"/>
-          <w:caps w:val="0"/>
-          <w:sz w:val="18"/>
-          <w:szCs w:val="22"/>
-        </w:rPr>
-      </w:pPr>
-      <w:r>
-        <w:rPr>
-          <w:rFonts w:ascii="Courier New" w:eastAsiaTheme="minorHAnsi" w:hAnsi="Courier New" w:cs="Courier New"/>
-          <w:b w:val="0"/>
-          <w:caps w:val="0"/>
-          <w:sz w:val="18"/>
-          <w:szCs w:val="22"/>
-        </w:rPr>
-        <w:t>/*  Updated: May 16 2026 13:56 st93642                                       */</w:t>
-      </w:r>
-    </w:p>
-    <w:p>
-      <w:pPr>
-        <w:pStyle w:val="Heading1"/>
-        <w:jc w:val="left"/>
-        <w:rPr>
-          <w:rFonts w:ascii="Courier New" w:eastAsiaTheme="minorHAnsi" w:hAnsi="Courier New" w:cs="Courier New"/>
-          <w:b w:val="0"/>
-          <w:caps w:val="0"/>
-          <w:sz w:val="18"/>
-          <w:szCs w:val="22"/>
-        </w:rPr>
-      </w:pPr>
-      <w:r>
-        <w:rPr>
-          <w:rFonts w:ascii="Courier New" w:eastAsiaTheme="minorHAnsi" w:hAnsi="Courier New" w:cs="Courier New"/>
-          <w:b w:val="0"/>
-          <w:caps w:val="0"/>
-          <w:sz w:val="18"/>
-          <w:szCs w:val="22"/>
-        </w:rPr>
-        <w:t>/*                                                                           */</w:t>
-      </w:r>
-    </w:p>
-    <w:p>
-      <w:pPr>
-        <w:pStyle w:val="Heading1"/>
-        <w:jc w:val="left"/>
-        <w:rPr>
-          <w:rFonts w:ascii="Courier New" w:eastAsiaTheme="minorHAnsi" w:hAnsi="Courier New" w:cs="Courier New"/>
-          <w:b w:val="0"/>
-          <w:caps w:val="0"/>
-          <w:sz w:val="18"/>
-          <w:szCs w:val="22"/>
-        </w:rPr>
-      </w:pPr>
-      <w:r>
-        <w:rPr>
-          <w:rFonts w:ascii="Courier New" w:eastAsiaTheme="minorHAnsi" w:hAnsi="Courier New" w:cs="Courier New"/>
-          <w:b w:val="0"/>
-          <w:caps w:val="0"/>
-          <w:sz w:val="18"/>
-          <w:szCs w:val="22"/>
-        </w:rPr>
-        <w:t>/*   Transport and Telecommunication Institute - Riga, Latvia                */</w:t>
-      </w:r>
-    </w:p>
-    <w:p>
-      <w:pPr>
-        <w:pStyle w:val="Heading1"/>
-        <w:jc w:val="left"/>
-        <w:rPr>
-          <w:rFonts w:ascii="Courier New" w:eastAsiaTheme="minorHAnsi" w:hAnsi="Courier New" w:cs="Courier New"/>
-          <w:b w:val="0"/>
-          <w:caps w:val="0"/>
-          <w:sz w:val="18"/>
-          <w:szCs w:val="22"/>
-        </w:rPr>
-      </w:pPr>
-      <w:r>
-        <w:rPr>
-          <w:rFonts w:ascii="Courier New" w:eastAsiaTheme="minorHAnsi" w:hAnsi="Courier New" w:cs="Courier New"/>
-          <w:b w:val="0"/>
-          <w:caps w:val="0"/>
-          <w:sz w:val="18"/>
-          <w:szCs w:val="22"/>
-        </w:rPr>
-        <w:t>/*                       https://tsi.lv                                      */</w:t>
-      </w:r>
-    </w:p>
-    <w:p>
-      <w:pPr>
-        <w:pStyle w:val="Heading1"/>
-        <w:jc w:val="left"/>
-        <w:rPr>
-          <w:rFonts w:ascii="Courier New" w:eastAsiaTheme="minorHAnsi" w:hAnsi="Courier New" w:cs="Courier New"/>
-          <w:b w:val="0"/>
-          <w:caps w:val="0"/>
-          <w:sz w:val="18"/>
-          <w:szCs w:val="22"/>
-        </w:rPr>
-      </w:pPr>
-      <w:r>
-        <w:rPr>
-          <w:rFonts w:ascii="Courier New" w:eastAsiaTheme="minorHAnsi" w:hAnsi="Courier New" w:cs="Courier New"/>
-          <w:b w:val="0"/>
-          <w:caps w:val="0"/>
-          <w:sz w:val="18"/>
-          <w:szCs w:val="22"/>
-        </w:rPr>
-        <w:t>/*****************************************************************************/</w:t>
-      </w:r>
-    </w:p>
-    <w:p>
-      <w:pPr>
-        <w:pStyle w:val="Heading1"/>
-        <w:jc w:val="left"/>
-        <w:rPr>
-          <w:rFonts w:ascii="Courier New" w:eastAsiaTheme="minorHAnsi" w:hAnsi="Courier New" w:cs="Courier New"/>
-          <w:b w:val="0"/>
-          <w:caps w:val="0"/>
-          <w:sz w:val="18"/>
-          <w:szCs w:val="22"/>
-        </w:rPr>
-      </w:pPr>
-    </w:p>
-    <w:p>
-      <w:pPr>
-        <w:pStyle w:val="Heading1"/>
-        <w:jc w:val="left"/>
-        <w:rPr>
-          <w:rFonts w:ascii="Courier New" w:eastAsiaTheme="minorHAnsi" w:hAnsi="Courier New" w:cs="Courier New"/>
-          <w:b w:val="0"/>
-          <w:caps w:val="0"/>
-          <w:sz w:val="18"/>
-          <w:szCs w:val="22"/>
-        </w:rPr>
-      </w:pPr>
-      <w:r>
-        <w:rPr>
-          <w:rFonts w:ascii="Courier New" w:eastAsiaTheme="minorHAnsi" w:hAnsi="Courier New" w:cs="Courier New"/>
-          <w:b w:val="0"/>
-          <w:caps w:val="0"/>
-          <w:sz w:val="18"/>
-          <w:szCs w:val="22"/>
-        </w:rPr>
-        <w:t>#include &lt;stdio.h&gt;</w:t>
-      </w:r>
-    </w:p>
-    <w:p>
-      <w:pPr>
-        <w:pStyle w:val="Heading1"/>
-        <w:jc w:val="left"/>
-        <w:rPr>
-          <w:rFonts w:ascii="Courier New" w:eastAsiaTheme="minorHAnsi" w:hAnsi="Courier New" w:cs="Courier New"/>
-          <w:b w:val="0"/>
-          <w:caps w:val="0"/>
-          <w:sz w:val="18"/>
-          <w:szCs w:val="22"/>
-        </w:rPr>
-      </w:pPr>
-      <w:r>
-        <w:rPr>
-          <w:rFonts w:ascii="Courier New" w:eastAsiaTheme="minorHAnsi" w:hAnsi="Courier New" w:cs="Courier New"/>
-          <w:b w:val="0"/>
-          <w:caps w:val="0"/>
-          <w:sz w:val="18"/>
-          <w:szCs w:val="22"/>
-        </w:rPr>
-        <w:t>#include &lt;limits.h&gt;</w:t>
-      </w:r>
-    </w:p>
-    <w:p>
-      <w:pPr>
-        <w:pStyle w:val="Heading1"/>
-        <w:jc w:val="left"/>
-        <w:rPr>
-          <w:rFonts w:ascii="Courier New" w:eastAsiaTheme="minorHAnsi" w:hAnsi="Courier New" w:cs="Courier New"/>
-          <w:b w:val="0"/>
-          <w:caps w:val="0"/>
-          <w:sz w:val="18"/>
-          <w:szCs w:val="22"/>
-        </w:rPr>
-      </w:pPr>
-      <w:r>
-        <w:rPr>
-          <w:rFonts w:ascii="Courier New" w:eastAsiaTheme="minorHAnsi" w:hAnsi="Courier New" w:cs="Courier New"/>
-          <w:b w:val="0"/>
-          <w:caps w:val="0"/>
-          <w:sz w:val="18"/>
-          <w:szCs w:val="22"/>
-        </w:rPr>
-        <w:t>#include &lt;string.h&gt;</w:t>
-      </w:r>
-    </w:p>
-    <w:p>
-      <w:pPr>
-        <w:pStyle w:val="Heading1"/>
-        <w:jc w:val="left"/>
-        <w:rPr>
-          <w:rFonts w:ascii="Courier New" w:eastAsiaTheme="minorHAnsi" w:hAnsi="Courier New" w:cs="Courier New"/>
-          <w:b w:val="0"/>
-          <w:caps w:val="0"/>
-          <w:sz w:val="18"/>
-          <w:szCs w:val="22"/>
-        </w:rPr>
-      </w:pPr>
-    </w:p>
-    <w:p>
-      <w:pPr>
-        <w:pStyle w:val="Heading1"/>
-        <w:jc w:val="left"/>
-        <w:rPr>
-          <w:rFonts w:ascii="Courier New" w:eastAsiaTheme="minorHAnsi" w:hAnsi="Courier New" w:cs="Courier New"/>
-          <w:b w:val="0"/>
-          <w:caps w:val="0"/>
-          <w:sz w:val="18"/>
-          <w:szCs w:val="22"/>
-        </w:rPr>
-      </w:pPr>
-      <w:r>
-        <w:rPr>
-          <w:rFonts w:ascii="Courier New" w:eastAsiaTheme="minorHAnsi" w:hAnsi="Courier New" w:cs="Courier New"/>
-          <w:b w:val="0"/>
-          <w:caps w:val="0"/>
-          <w:sz w:val="18"/>
-          <w:szCs w:val="22"/>
-        </w:rPr>
-        <w:t>#define DATA_FILE "shops.txt"</w:t>
-      </w:r>
-    </w:p>
-    <w:p>
-      <w:pPr>
-        <w:pStyle w:val="Heading1"/>
-        <w:jc w:val="left"/>
-        <w:rPr>
-          <w:rFonts w:ascii="Courier New" w:eastAsiaTheme="minorHAnsi" w:hAnsi="Courier New" w:cs="Courier New"/>
-          <w:b w:val="0"/>
-          <w:caps w:val="0"/>
-          <w:sz w:val="18"/>
-          <w:szCs w:val="22"/>
-        </w:rPr>
-      </w:pPr>
-      <w:r>
-        <w:rPr>
-          <w:rFonts w:ascii="Courier New" w:eastAsiaTheme="minorHAnsi" w:hAnsi="Courier New" w:cs="Courier New"/>
-          <w:b w:val="0"/>
-          <w:caps w:val="0"/>
-          <w:sz w:val="18"/>
-          <w:szCs w:val="22"/>
-        </w:rPr>
-        <w:t>#define MAX_SHOPS 100</w:t>
-      </w:r>
-    </w:p>
-    <w:p>
-      <w:pPr>
-        <w:pStyle w:val="Heading1"/>
-        <w:jc w:val="left"/>
-        <w:rPr>
-          <w:rFonts w:ascii="Courier New" w:eastAsiaTheme="minorHAnsi" w:hAnsi="Courier New" w:cs="Courier New"/>
-          <w:b w:val="0"/>
-          <w:caps w:val="0"/>
-          <w:sz w:val="18"/>
-          <w:szCs w:val="22"/>
-        </w:rPr>
-      </w:pPr>
-    </w:p>
-    <w:p>
-      <w:pPr>
-        <w:pStyle w:val="Heading1"/>
-        <w:jc w:val="left"/>
-        <w:rPr>
-          <w:rFonts w:ascii="Courier New" w:eastAsiaTheme="minorHAnsi" w:hAnsi="Courier New" w:cs="Courier New"/>
-          <w:b w:val="0"/>
-          <w:caps w:val="0"/>
-          <w:sz w:val="18"/>
-          <w:szCs w:val="22"/>
-        </w:rPr>
-      </w:pPr>
-      <w:r>
-        <w:rPr>
-          <w:rFonts w:ascii="Courier New" w:eastAsiaTheme="minorHAnsi" w:hAnsi="Courier New" w:cs="Courier New"/>
-          <w:b w:val="0"/>
-          <w:caps w:val="0"/>
-          <w:sz w:val="18"/>
-          <w:szCs w:val="22"/>
-        </w:rPr>
-        <w:t>typedef struct s_shop</w:t>
-      </w:r>
-    </w:p>
-    <w:p>
-      <w:pPr>
-        <w:pStyle w:val="Heading1"/>
-        <w:jc w:val="left"/>
-        <w:rPr>
-          <w:rFonts w:ascii="Courier New" w:eastAsiaTheme="minorHAnsi" w:hAnsi="Courier New" w:cs="Courier New"/>
-          <w:b w:val="0"/>
-          <w:caps w:val="0"/>
-          <w:sz w:val="18"/>
-          <w:szCs w:val="22"/>
-        </w:rPr>
-      </w:pPr>
-      <w:r>
-        <w:rPr>
-          <w:rFonts w:ascii="Courier New" w:eastAsiaTheme="minorHAnsi" w:hAnsi="Courier New" w:cs="Courier New"/>
-          <w:b w:val="0"/>
-          <w:caps w:val="0"/>
-          <w:sz w:val="18"/>
-          <w:szCs w:val="22"/>
-        </w:rPr>
-        <w:t>{</w:t>
-      </w:r>
-    </w:p>
-    <w:p>
-      <w:pPr>
-        <w:pStyle w:val="Heading1"/>
-        <w:jc w:val="left"/>
-        <w:rPr>
-          <w:rFonts w:ascii="Courier New" w:eastAsiaTheme="minorHAnsi" w:hAnsi="Courier New" w:cs="Courier New"/>
-          <w:b w:val="0"/>
-          <w:caps w:val="0"/>
-          <w:sz w:val="18"/>
-          <w:szCs w:val="22"/>
-        </w:rPr>
-      </w:pPr>
-      <w:r>
-        <w:rPr>
-          <w:rFonts w:ascii="Courier New" w:eastAsiaTheme="minorHAnsi" w:hAnsi="Courier New" w:cs="Courier New"/>
-          <w:b w:val="0"/>
-          <w:caps w:val="0"/>
-          <w:sz w:val="18"/>
-          <w:szCs w:val="22"/>
-        </w:rPr>
-        <w:tab/>
-        <w:t>char</w:t>
-      </w:r>
-      <w:r>
-        <w:rPr>
-          <w:rFonts w:ascii="Courier New" w:eastAsiaTheme="minorHAnsi" w:hAnsi="Courier New" w:cs="Courier New"/>
-          <w:b w:val="0"/>
-          <w:caps w:val="0"/>
-          <w:sz w:val="18"/>
-          <w:szCs w:val="22"/>
-        </w:rPr>
-        <w:tab/>
-        <w:t>title[64];</w:t>
-      </w:r>
-    </w:p>
-    <w:p>
-      <w:pPr>
-        <w:pStyle w:val="Heading1"/>
-        <w:jc w:val="left"/>
-        <w:rPr>
-          <w:rFonts w:ascii="Courier New" w:eastAsiaTheme="minorHAnsi" w:hAnsi="Courier New" w:cs="Courier New"/>
-          <w:b w:val="0"/>
-          <w:caps w:val="0"/>
-          <w:sz w:val="18"/>
-          <w:szCs w:val="22"/>
-        </w:rPr>
-      </w:pPr>
-      <w:r>
-        <w:rPr>
-          <w:rFonts w:ascii="Courier New" w:eastAsiaTheme="minorHAnsi" w:hAnsi="Courier New" w:cs="Courier New"/>
-          <w:b w:val="0"/>
-          <w:caps w:val="0"/>
-          <w:sz w:val="18"/>
-          <w:szCs w:val="22"/>
-        </w:rPr>
-        <w:tab/>
-        <w:t>char</w:t>
-      </w:r>
-      <w:r>
-        <w:rPr>
-          <w:rFonts w:ascii="Courier New" w:eastAsiaTheme="minorHAnsi" w:hAnsi="Courier New" w:cs="Courier New"/>
-          <w:b w:val="0"/>
-          <w:caps w:val="0"/>
-          <w:sz w:val="18"/>
-          <w:szCs w:val="22"/>
-        </w:rPr>
-        <w:tab/>
-        <w:t>address[128];</w:t>
-      </w:r>
-    </w:p>
-    <w:p>
-      <w:pPr>
-        <w:pStyle w:val="Heading1"/>
-        <w:jc w:val="left"/>
-        <w:rPr>
-          <w:rFonts w:ascii="Courier New" w:eastAsiaTheme="minorHAnsi" w:hAnsi="Courier New" w:cs="Courier New"/>
-          <w:b w:val="0"/>
-          <w:caps w:val="0"/>
-          <w:sz w:val="18"/>
-          <w:szCs w:val="22"/>
-        </w:rPr>
-      </w:pPr>
-      <w:r>
-        <w:rPr>
-          <w:rFonts w:ascii="Courier New" w:eastAsiaTheme="minorHAnsi" w:hAnsi="Courier New" w:cs="Courier New"/>
-          <w:b w:val="0"/>
-          <w:caps w:val="0"/>
-          <w:sz w:val="18"/>
-          <w:szCs w:val="22"/>
-        </w:rPr>
-        <w:tab/>
-        <w:t>char</w:t>
-      </w:r>
-      <w:r>
-        <w:rPr>
-          <w:rFonts w:ascii="Courier New" w:eastAsiaTheme="minorHAnsi" w:hAnsi="Courier New" w:cs="Courier New"/>
-          <w:b w:val="0"/>
-          <w:caps w:val="0"/>
-          <w:sz w:val="18"/>
-          <w:szCs w:val="22"/>
-        </w:rPr>
-        <w:tab/>
-        <w:t>telephone[32];</w:t>
-      </w:r>
-    </w:p>
-    <w:p>
-      <w:pPr>
-        <w:pStyle w:val="Heading1"/>
-        <w:jc w:val="left"/>
-        <w:rPr>
-          <w:rFonts w:ascii="Courier New" w:eastAsiaTheme="minorHAnsi" w:hAnsi="Courier New" w:cs="Courier New"/>
-          <w:b w:val="0"/>
-          <w:caps w:val="0"/>
-          <w:sz w:val="18"/>
-          <w:szCs w:val="22"/>
-        </w:rPr>
-      </w:pPr>
-      <w:r>
-        <w:rPr>
-          <w:rFonts w:ascii="Courier New" w:eastAsiaTheme="minorHAnsi" w:hAnsi="Courier New" w:cs="Courier New"/>
-          <w:b w:val="0"/>
-          <w:caps w:val="0"/>
-          <w:sz w:val="18"/>
-          <w:szCs w:val="22"/>
-        </w:rPr>
-        <w:t>} t_shop;</w:t>
-      </w:r>
-    </w:p>
-    <w:p>
-      <w:pPr>
-        <w:pStyle w:val="Heading1"/>
-        <w:jc w:val="left"/>
-        <w:rPr>
-          <w:rFonts w:ascii="Courier New" w:eastAsiaTheme="minorHAnsi" w:hAnsi="Courier New" w:cs="Courier New"/>
-          <w:b w:val="0"/>
-          <w:caps w:val="0"/>
-          <w:sz w:val="18"/>
-          <w:szCs w:val="22"/>
-        </w:rPr>
-      </w:pPr>
-    </w:p>
-    <w:p>
-      <w:pPr>
-        <w:pStyle w:val="Heading1"/>
-        <w:jc w:val="left"/>
-        <w:rPr>
-          <w:rFonts w:ascii="Courier New" w:eastAsiaTheme="minorHAnsi" w:hAnsi="Courier New" w:cs="Courier New"/>
-          <w:b w:val="0"/>
-          <w:caps w:val="0"/>
-          <w:sz w:val="18"/>
-          <w:szCs w:val="22"/>
-        </w:rPr>
-      </w:pPr>
-      <w:r>
-        <w:rPr>
-          <w:rFonts w:ascii="Courier New" w:eastAsiaTheme="minorHAnsi" w:hAnsi="Courier New" w:cs="Courier New"/>
-          <w:b w:val="0"/>
-          <w:caps w:val="0"/>
-          <w:sz w:val="18"/>
-          <w:szCs w:val="22"/>
-        </w:rPr>
-        <w:t>void</w:t>
-      </w:r>
-      <w:r>
-        <w:rPr>
-          <w:rFonts w:ascii="Courier New" w:eastAsiaTheme="minorHAnsi" w:hAnsi="Courier New" w:cs="Courier New"/>
-          <w:b w:val="0"/>
-          <w:caps w:val="0"/>
-          <w:sz w:val="18"/>
-          <w:szCs w:val="22"/>
-        </w:rPr>
-        <w:tab/>
-        <w:t>trim_line(char *text)</w:t>
-      </w:r>
-    </w:p>
-    <w:p>
-      <w:pPr>
-        <w:pStyle w:val="Heading1"/>
-        <w:jc w:val="left"/>
-        <w:rPr>
-          <w:rFonts w:ascii="Courier New" w:eastAsiaTheme="minorHAnsi" w:hAnsi="Courier New" w:cs="Courier New"/>
-          <w:b w:val="0"/>
-          <w:caps w:val="0"/>
-          <w:sz w:val="18"/>
-          <w:szCs w:val="22"/>
-        </w:rPr>
-      </w:pPr>
-      <w:r>
-        <w:rPr>
-          <w:rFonts w:ascii="Courier New" w:eastAsiaTheme="minorHAnsi" w:hAnsi="Courier New" w:cs="Courier New"/>
-          <w:b w:val="0"/>
-          <w:caps w:val="0"/>
-          <w:sz w:val="18"/>
-          <w:szCs w:val="22"/>
-        </w:rPr>
-        <w:t>{</w:t>
-      </w:r>
-    </w:p>
-    <w:p>
-      <w:pPr>
-        <w:pStyle w:val="Heading1"/>
-        <w:jc w:val="left"/>
-        <w:rPr>
-          <w:rFonts w:ascii="Courier New" w:eastAsiaTheme="minorHAnsi" w:hAnsi="Courier New" w:cs="Courier New"/>
-          <w:b w:val="0"/>
-          <w:caps w:val="0"/>
-          <w:sz w:val="18"/>
-          <w:szCs w:val="22"/>
-        </w:rPr>
-      </w:pPr>
-      <w:r>
-        <w:rPr>
-          <w:rFonts w:ascii="Courier New" w:eastAsiaTheme="minorHAnsi" w:hAnsi="Courier New" w:cs="Courier New"/>
-          <w:b w:val="0"/>
-          <w:caps w:val="0"/>
-          <w:sz w:val="18"/>
-          <w:szCs w:val="22"/>
-        </w:rPr>
-        <w:tab/>
-        <w:t>size_t</w:t>
-      </w:r>
-      <w:r>
-        <w:rPr>
-          <w:rFonts w:ascii="Courier New" w:eastAsiaTheme="minorHAnsi" w:hAnsi="Courier New" w:cs="Courier New"/>
-          <w:b w:val="0"/>
-          <w:caps w:val="0"/>
-          <w:sz w:val="18"/>
-          <w:szCs w:val="22"/>
-        </w:rPr>
-        <w:tab/>
-        <w:t>len;</w:t>
-      </w:r>
-    </w:p>
-    <w:p>
-      <w:pPr>
-        <w:pStyle w:val="Heading1"/>
-        <w:jc w:val="left"/>
-        <w:rPr>
-          <w:rFonts w:ascii="Courier New" w:eastAsiaTheme="minorHAnsi" w:hAnsi="Courier New" w:cs="Courier New"/>
-          <w:b w:val="0"/>
-          <w:caps w:val="0"/>
-          <w:sz w:val="18"/>
-          <w:szCs w:val="22"/>
-        </w:rPr>
-      </w:pPr>
-    </w:p>
-    <w:p>
-      <w:pPr>
-        <w:pStyle w:val="Heading1"/>
-        <w:jc w:val="left"/>
-        <w:rPr>
-          <w:rFonts w:ascii="Courier New" w:eastAsiaTheme="minorHAnsi" w:hAnsi="Courier New" w:cs="Courier New"/>
-          <w:b w:val="0"/>
-          <w:caps w:val="0"/>
-          <w:sz w:val="18"/>
-          <w:szCs w:val="22"/>
-        </w:rPr>
-      </w:pPr>
-      <w:r>
-        <w:rPr>
-          <w:rFonts w:ascii="Courier New" w:eastAsiaTheme="minorHAnsi" w:hAnsi="Courier New" w:cs="Courier New"/>
-          <w:b w:val="0"/>
-          <w:caps w:val="0"/>
-          <w:sz w:val="18"/>
-          <w:szCs w:val="22"/>
-        </w:rPr>
-        <w:tab/>
-        <w:t>len = strlen(text);</w:t>
-      </w:r>
-    </w:p>
-    <w:p>
-      <w:pPr>
-        <w:pStyle w:val="Heading1"/>
-        <w:jc w:val="left"/>
-        <w:rPr>
-          <w:rFonts w:ascii="Courier New" w:eastAsiaTheme="minorHAnsi" w:hAnsi="Courier New" w:cs="Courier New"/>
-          <w:b w:val="0"/>
-          <w:caps w:val="0"/>
-          <w:sz w:val="18"/>
-          <w:szCs w:val="22"/>
-        </w:rPr>
-      </w:pPr>
-      <w:r>
-        <w:rPr>
-          <w:rFonts w:ascii="Courier New" w:eastAsiaTheme="minorHAnsi" w:hAnsi="Courier New" w:cs="Courier New"/>
-          <w:b w:val="0"/>
-          <w:caps w:val="0"/>
-          <w:sz w:val="18"/>
-          <w:szCs w:val="22"/>
-        </w:rPr>
-        <w:tab/>
-        <w:t>while (len &gt; 0 &amp;&amp; (text[len - 1] == '\n' || text[len - 1] == '\r'))</w:t>
-      </w:r>
-    </w:p>
-    <w:p>
-      <w:pPr>
-        <w:pStyle w:val="Heading1"/>
-        <w:jc w:val="left"/>
-        <w:rPr>
-          <w:rFonts w:ascii="Courier New" w:eastAsiaTheme="minorHAnsi" w:hAnsi="Courier New" w:cs="Courier New"/>
-          <w:b w:val="0"/>
-          <w:caps w:val="0"/>
-          <w:sz w:val="18"/>
-          <w:szCs w:val="22"/>
-        </w:rPr>
-      </w:pPr>
-      <w:r>
-        <w:rPr>
-          <w:rFonts w:ascii="Courier New" w:eastAsiaTheme="minorHAnsi" w:hAnsi="Courier New" w:cs="Courier New"/>
-          <w:b w:val="0"/>
-          <w:caps w:val="0"/>
-          <w:sz w:val="18"/>
-          <w:szCs w:val="22"/>
-        </w:rPr>
-        <w:tab/>
-      </w:r>
-      <w:r>
-        <w:rPr>
-          <w:rFonts w:ascii="Courier New" w:eastAsiaTheme="minorHAnsi" w:hAnsi="Courier New" w:cs="Courier New"/>
-          <w:b w:val="0"/>
-          <w:caps w:val="0"/>
-          <w:sz w:val="18"/>
-          <w:szCs w:val="22"/>
-        </w:rPr>
-        <w:tab/>
-        <w:t>text[--len] = '\0';</w:t>
-      </w:r>
-    </w:p>
-    <w:p>
-      <w:pPr>
-        <w:pStyle w:val="Heading1"/>
-        <w:jc w:val="left"/>
-        <w:rPr>
-          <w:rFonts w:ascii="Courier New" w:eastAsiaTheme="minorHAnsi" w:hAnsi="Courier New" w:cs="Courier New"/>
-          <w:b w:val="0"/>
-          <w:caps w:val="0"/>
-          <w:sz w:val="18"/>
-          <w:szCs w:val="22"/>
-        </w:rPr>
-      </w:pPr>
-      <w:r>
-        <w:rPr>
-          <w:rFonts w:ascii="Courier New" w:eastAsiaTheme="minorHAnsi" w:hAnsi="Courier New" w:cs="Courier New"/>
-          <w:b w:val="0"/>
-          <w:caps w:val="0"/>
-          <w:sz w:val="18"/>
-          <w:szCs w:val="22"/>
-        </w:rPr>
-        <w:t>}</w:t>
-      </w:r>
-    </w:p>
-    <w:p>
-      <w:pPr>
-        <w:pStyle w:val="Heading1"/>
-        <w:jc w:val="left"/>
-        <w:rPr>
-          <w:rFonts w:ascii="Courier New" w:eastAsiaTheme="minorHAnsi" w:hAnsi="Courier New" w:cs="Courier New"/>
-          <w:b w:val="0"/>
-          <w:caps w:val="0"/>
-          <w:sz w:val="18"/>
-          <w:szCs w:val="22"/>
-        </w:rPr>
-      </w:pPr>
-    </w:p>
-    <w:p>
-      <w:pPr>
-        <w:pStyle w:val="Heading1"/>
-        <w:jc w:val="left"/>
-        <w:rPr>
-          <w:rFonts w:ascii="Courier New" w:eastAsiaTheme="minorHAnsi" w:hAnsi="Courier New" w:cs="Courier New"/>
-          <w:b w:val="0"/>
-          <w:caps w:val="0"/>
-          <w:sz w:val="18"/>
-          <w:szCs w:val="22"/>
-        </w:rPr>
-      </w:pPr>
-      <w:r>
-        <w:rPr>
-          <w:rFonts w:ascii="Courier New" w:eastAsiaTheme="minorHAnsi" w:hAnsi="Courier New" w:cs="Courier New"/>
-          <w:b w:val="0"/>
-          <w:caps w:val="0"/>
-          <w:sz w:val="18"/>
-          <w:szCs w:val="22"/>
-        </w:rPr>
-        <w:t>int</w:t>
-      </w:r>
-      <w:r>
-        <w:rPr>
-          <w:rFonts w:ascii="Courier New" w:eastAsiaTheme="minorHAnsi" w:hAnsi="Courier New" w:cs="Courier New"/>
-          <w:b w:val="0"/>
-          <w:caps w:val="0"/>
-          <w:sz w:val="18"/>
-          <w:szCs w:val="22"/>
-        </w:rPr>
-        <w:tab/>
-        <w:t>read_text(const char *prompt, char *text, size_t size)</w:t>
-      </w:r>
-    </w:p>
-    <w:p>
-      <w:pPr>
-        <w:pStyle w:val="Heading1"/>
-        <w:jc w:val="left"/>
-        <w:rPr>
-          <w:rFonts w:ascii="Courier New" w:eastAsiaTheme="minorHAnsi" w:hAnsi="Courier New" w:cs="Courier New"/>
-          <w:b w:val="0"/>
-          <w:caps w:val="0"/>
-          <w:sz w:val="18"/>
-          <w:szCs w:val="22"/>
-        </w:rPr>
-      </w:pPr>
-      <w:r>
-        <w:rPr>
-          <w:rFonts w:ascii="Courier New" w:eastAsiaTheme="minorHAnsi" w:hAnsi="Courier New" w:cs="Courier New"/>
-          <w:b w:val="0"/>
-          <w:caps w:val="0"/>
-          <w:sz w:val="18"/>
-          <w:szCs w:val="22"/>
-        </w:rPr>
-        <w:t>{</w:t>
-      </w:r>
-    </w:p>
-    <w:p>
-      <w:pPr>
-        <w:pStyle w:val="Heading1"/>
-        <w:jc w:val="left"/>
-        <w:rPr>
-          <w:rFonts w:ascii="Courier New" w:eastAsiaTheme="minorHAnsi" w:hAnsi="Courier New" w:cs="Courier New"/>
-          <w:b w:val="0"/>
-          <w:caps w:val="0"/>
-          <w:sz w:val="18"/>
-          <w:szCs w:val="22"/>
-        </w:rPr>
-      </w:pPr>
-      <w:r>
-        <w:rPr>
-          <w:rFonts w:ascii="Courier New" w:eastAsiaTheme="minorHAnsi" w:hAnsi="Courier New" w:cs="Courier New"/>
-          <w:b w:val="0"/>
-          <w:caps w:val="0"/>
-          <w:sz w:val="18"/>
-          <w:szCs w:val="22"/>
-        </w:rPr>
-        <w:tab/>
-        <w:t>if (size == 0 || size &gt; (size_t)INT_MAX)</w:t>
-      </w:r>
-    </w:p>
-    <w:p>
-      <w:pPr>
-        <w:pStyle w:val="Heading1"/>
-        <w:jc w:val="left"/>
-        <w:rPr>
-          <w:rFonts w:ascii="Courier New" w:eastAsiaTheme="minorHAnsi" w:hAnsi="Courier New" w:cs="Courier New"/>
-          <w:b w:val="0"/>
-          <w:caps w:val="0"/>
-          <w:sz w:val="18"/>
-          <w:szCs w:val="22"/>
-        </w:rPr>
-      </w:pPr>
-      <w:r>
-        <w:rPr>
-          <w:rFonts w:ascii="Courier New" w:eastAsiaTheme="minorHAnsi" w:hAnsi="Courier New" w:cs="Courier New"/>
-          <w:b w:val="0"/>
-          <w:caps w:val="0"/>
-          <w:sz w:val="18"/>
-          <w:szCs w:val="22"/>
-        </w:rPr>
-        <w:tab/>
-      </w:r>
-      <w:r>
-        <w:rPr>
-          <w:rFonts w:ascii="Courier New" w:eastAsiaTheme="minorHAnsi" w:hAnsi="Courier New" w:cs="Courier New"/>
-          <w:b w:val="0"/>
-          <w:caps w:val="0"/>
-          <w:sz w:val="18"/>
-          <w:szCs w:val="22"/>
-        </w:rPr>
-        <w:tab/>
-        <w:t>return (0);</w:t>
-      </w:r>
-    </w:p>
-    <w:p>
-      <w:pPr>
-        <w:pStyle w:val="Heading1"/>
-        <w:jc w:val="left"/>
-        <w:rPr>
-          <w:rFonts w:ascii="Courier New" w:eastAsiaTheme="minorHAnsi" w:hAnsi="Courier New" w:cs="Courier New"/>
-          <w:b w:val="0"/>
-          <w:caps w:val="0"/>
-          <w:sz w:val="18"/>
-          <w:szCs w:val="22"/>
-        </w:rPr>
-      </w:pPr>
-      <w:r>
-        <w:rPr>
-          <w:rFonts w:ascii="Courier New" w:eastAsiaTheme="minorHAnsi" w:hAnsi="Courier New" w:cs="Courier New"/>
-          <w:b w:val="0"/>
-          <w:caps w:val="0"/>
-          <w:sz w:val="18"/>
-          <w:szCs w:val="22"/>
-        </w:rPr>
-        <w:tab/>
-        <w:t>printf("%s", prompt);</w:t>
-      </w:r>
-    </w:p>
-    <w:p>
-      <w:pPr>
-        <w:pStyle w:val="Heading1"/>
-        <w:jc w:val="left"/>
-        <w:rPr>
-          <w:rFonts w:ascii="Courier New" w:eastAsiaTheme="minorHAnsi" w:hAnsi="Courier New" w:cs="Courier New"/>
-          <w:b w:val="0"/>
-          <w:caps w:val="0"/>
-          <w:sz w:val="18"/>
-          <w:szCs w:val="22"/>
-        </w:rPr>
-      </w:pPr>
-      <w:r>
-        <w:rPr>
-          <w:rFonts w:ascii="Courier New" w:eastAsiaTheme="minorHAnsi" w:hAnsi="Courier New" w:cs="Courier New"/>
-          <w:b w:val="0"/>
-          <w:caps w:val="0"/>
-          <w:sz w:val="18"/>
-          <w:szCs w:val="22"/>
-        </w:rPr>
-        <w:tab/>
-        <w:t>if (fgets(text, (int)size, stdin) == NULL)</w:t>
-      </w:r>
-    </w:p>
-    <w:p>
-      <w:pPr>
-        <w:pStyle w:val="Heading1"/>
-        <w:jc w:val="left"/>
-        <w:rPr>
-          <w:rFonts w:ascii="Courier New" w:eastAsiaTheme="minorHAnsi" w:hAnsi="Courier New" w:cs="Courier New"/>
-          <w:b w:val="0"/>
-          <w:caps w:val="0"/>
-          <w:sz w:val="18"/>
-          <w:szCs w:val="22"/>
-        </w:rPr>
-      </w:pPr>
-      <w:r>
-        <w:rPr>
-          <w:rFonts w:ascii="Courier New" w:eastAsiaTheme="minorHAnsi" w:hAnsi="Courier New" w:cs="Courier New"/>
-          <w:b w:val="0"/>
-          <w:caps w:val="0"/>
-          <w:sz w:val="18"/>
-          <w:szCs w:val="22"/>
-        </w:rPr>
-        <w:tab/>
-      </w:r>
-      <w:r>
-        <w:rPr>
-          <w:rFonts w:ascii="Courier New" w:eastAsiaTheme="minorHAnsi" w:hAnsi="Courier New" w:cs="Courier New"/>
-          <w:b w:val="0"/>
-          <w:caps w:val="0"/>
-          <w:sz w:val="18"/>
-          <w:szCs w:val="22"/>
-        </w:rPr>
-        <w:tab/>
-        <w:t>return (0);</w:t>
-      </w:r>
-    </w:p>
-    <w:p>
-      <w:pPr>
-        <w:pStyle w:val="Heading1"/>
-        <w:jc w:val="left"/>
-        <w:rPr>
-          <w:rFonts w:ascii="Courier New" w:eastAsiaTheme="minorHAnsi" w:hAnsi="Courier New" w:cs="Courier New"/>
-          <w:b w:val="0"/>
-          <w:caps w:val="0"/>
-          <w:sz w:val="18"/>
-          <w:szCs w:val="22"/>
-        </w:rPr>
-      </w:pPr>
-      <w:r>
-        <w:rPr>
-          <w:rFonts w:ascii="Courier New" w:eastAsiaTheme="minorHAnsi" w:hAnsi="Courier New" w:cs="Courier New"/>
-          <w:b w:val="0"/>
-          <w:caps w:val="0"/>
-          <w:sz w:val="18"/>
-          <w:szCs w:val="22"/>
-        </w:rPr>
-        <w:tab/>
-        <w:t>trim_line(text);</w:t>
-      </w:r>
-    </w:p>
-    <w:p>
-      <w:pPr>
-        <w:pStyle w:val="Heading1"/>
-        <w:jc w:val="left"/>
-        <w:rPr>
-          <w:rFonts w:ascii="Courier New" w:eastAsiaTheme="minorHAnsi" w:hAnsi="Courier New" w:cs="Courier New"/>
-          <w:b w:val="0"/>
-          <w:caps w:val="0"/>
-          <w:sz w:val="18"/>
-          <w:szCs w:val="22"/>
-        </w:rPr>
-      </w:pPr>
-      <w:r>
-        <w:rPr>
-          <w:rFonts w:ascii="Courier New" w:eastAsiaTheme="minorHAnsi" w:hAnsi="Courier New" w:cs="Courier New"/>
-          <w:b w:val="0"/>
-          <w:caps w:val="0"/>
-          <w:sz w:val="18"/>
-          <w:szCs w:val="22"/>
-        </w:rPr>
-        <w:tab/>
-        <w:t>if (strchr(text, '|') != NULL)</w:t>
-      </w:r>
-    </w:p>
-    <w:p>
-      <w:pPr>
-        <w:pStyle w:val="Heading1"/>
-        <w:jc w:val="left"/>
-        <w:rPr>
-          <w:rFonts w:ascii="Courier New" w:eastAsiaTheme="minorHAnsi" w:hAnsi="Courier New" w:cs="Courier New"/>
-          <w:b w:val="0"/>
-          <w:caps w:val="0"/>
-          <w:sz w:val="18"/>
-          <w:szCs w:val="22"/>
-        </w:rPr>
-      </w:pPr>
-      <w:r>
-        <w:rPr>
-          <w:rFonts w:ascii="Courier New" w:eastAsiaTheme="minorHAnsi" w:hAnsi="Courier New" w:cs="Courier New"/>
-          <w:b w:val="0"/>
-          <w:caps w:val="0"/>
-          <w:sz w:val="18"/>
-          <w:szCs w:val="22"/>
-        </w:rPr>
-        <w:tab/>
-      </w:r>
-      <w:r>
-        <w:rPr>
-          <w:rFonts w:ascii="Courier New" w:eastAsiaTheme="minorHAnsi" w:hAnsi="Courier New" w:cs="Courier New"/>
-          <w:b w:val="0"/>
-          <w:caps w:val="0"/>
-          <w:sz w:val="18"/>
-          <w:szCs w:val="22"/>
-        </w:rPr>
-        <w:tab/>
-        <w:t>return (-1);</w:t>
-      </w:r>
-    </w:p>
-    <w:p>
-      <w:pPr>
-        <w:pStyle w:val="Heading1"/>
-        <w:jc w:val="left"/>
-        <w:rPr>
-          <w:rFonts w:ascii="Courier New" w:eastAsiaTheme="minorHAnsi" w:hAnsi="Courier New" w:cs="Courier New"/>
-          <w:b w:val="0"/>
-          <w:caps w:val="0"/>
-          <w:sz w:val="18"/>
-          <w:szCs w:val="22"/>
-        </w:rPr>
-      </w:pPr>
-      <w:r>
-        <w:rPr>
-          <w:rFonts w:ascii="Courier New" w:eastAsiaTheme="minorHAnsi" w:hAnsi="Courier New" w:cs="Courier New"/>
-          <w:b w:val="0"/>
-          <w:caps w:val="0"/>
-          <w:sz w:val="18"/>
-          <w:szCs w:val="22"/>
-        </w:rPr>
-        <w:tab/>
-        <w:t>return (1);</w:t>
-      </w:r>
-    </w:p>
-    <w:p>
-      <w:pPr>
-        <w:pStyle w:val="Heading1"/>
-        <w:jc w:val="left"/>
-        <w:rPr>
-          <w:rFonts w:ascii="Courier New" w:eastAsiaTheme="minorHAnsi" w:hAnsi="Courier New" w:cs="Courier New"/>
-          <w:b w:val="0"/>
-          <w:caps w:val="0"/>
-          <w:sz w:val="18"/>
-          <w:szCs w:val="22"/>
-        </w:rPr>
-      </w:pPr>
-      <w:r>
-        <w:rPr>
-          <w:rFonts w:ascii="Courier New" w:eastAsiaTheme="minorHAnsi" w:hAnsi="Courier New" w:cs="Courier New"/>
-          <w:b w:val="0"/>
-          <w:caps w:val="0"/>
-          <w:sz w:val="18"/>
-          <w:szCs w:val="22"/>
-        </w:rPr>
-        <w:t>}</w:t>
-      </w:r>
-    </w:p>
-    <w:p>
-      <w:pPr>
-        <w:pStyle w:val="Heading1"/>
-        <w:jc w:val="left"/>
-        <w:rPr>
-          <w:rFonts w:ascii="Courier New" w:eastAsiaTheme="minorHAnsi" w:hAnsi="Courier New" w:cs="Courier New"/>
-          <w:b w:val="0"/>
-          <w:caps w:val="0"/>
-          <w:sz w:val="18"/>
-          <w:szCs w:val="22"/>
-        </w:rPr>
-      </w:pPr>
-    </w:p>
-    <w:p>
-      <w:pPr>
-        <w:pStyle w:val="Heading1"/>
-        <w:jc w:val="left"/>
-        <w:rPr>
-          <w:rFonts w:ascii="Courier New" w:eastAsiaTheme="minorHAnsi" w:hAnsi="Courier New" w:cs="Courier New"/>
-          <w:b w:val="0"/>
-          <w:caps w:val="0"/>
-          <w:sz w:val="18"/>
-          <w:szCs w:val="22"/>
-        </w:rPr>
-      </w:pPr>
-      <w:r>
-        <w:rPr>
-          <w:rFonts w:ascii="Courier New" w:eastAsiaTheme="minorHAnsi" w:hAnsi="Courier New" w:cs="Courier New"/>
-          <w:b w:val="0"/>
-          <w:caps w:val="0"/>
-          <w:sz w:val="18"/>
-          <w:szCs w:val="22"/>
-        </w:rPr>
-        <w:t>int</w:t>
-      </w:r>
-      <w:r>
-        <w:rPr>
-          <w:rFonts w:ascii="Courier New" w:eastAsiaTheme="minorHAnsi" w:hAnsi="Courier New" w:cs="Courier New"/>
-          <w:b w:val="0"/>
-          <w:caps w:val="0"/>
-          <w:sz w:val="18"/>
-          <w:szCs w:val="22"/>
-        </w:rPr>
-        <w:tab/>
-        <w:t>read_field(const char *prompt, char *text, size_t size)</w:t>
-      </w:r>
-    </w:p>
-    <w:p>
-      <w:pPr>
-        <w:pStyle w:val="Heading1"/>
-        <w:jc w:val="left"/>
-        <w:rPr>
-          <w:rFonts w:ascii="Courier New" w:eastAsiaTheme="minorHAnsi" w:hAnsi="Courier New" w:cs="Courier New"/>
-          <w:b w:val="0"/>
-          <w:caps w:val="0"/>
-          <w:sz w:val="18"/>
-          <w:szCs w:val="22"/>
-        </w:rPr>
-      </w:pPr>
-      <w:r>
-        <w:rPr>
-          <w:rFonts w:ascii="Courier New" w:eastAsiaTheme="minorHAnsi" w:hAnsi="Courier New" w:cs="Courier New"/>
-          <w:b w:val="0"/>
-          <w:caps w:val="0"/>
-          <w:sz w:val="18"/>
-          <w:szCs w:val="22"/>
-        </w:rPr>
-        <w:t>{</w:t>
-      </w:r>
-    </w:p>
-    <w:p>
-      <w:pPr>
-        <w:pStyle w:val="Heading1"/>
-        <w:jc w:val="left"/>
-        <w:rPr>
-          <w:rFonts w:ascii="Courier New" w:eastAsiaTheme="minorHAnsi" w:hAnsi="Courier New" w:cs="Courier New"/>
-          <w:b w:val="0"/>
-          <w:caps w:val="0"/>
-          <w:sz w:val="18"/>
-          <w:szCs w:val="22"/>
-        </w:rPr>
-      </w:pPr>
-      <w:r>
-        <w:rPr>
-          <w:rFonts w:ascii="Courier New" w:eastAsiaTheme="minorHAnsi" w:hAnsi="Courier New" w:cs="Courier New"/>
-          <w:b w:val="0"/>
-          <w:caps w:val="0"/>
-          <w:sz w:val="18"/>
-          <w:szCs w:val="22"/>
-        </w:rPr>
-        <w:tab/>
-        <w:t>int</w:t>
-      </w:r>
-      <w:r>
-        <w:rPr>
-          <w:rFonts w:ascii="Courier New" w:eastAsiaTheme="minorHAnsi" w:hAnsi="Courier New" w:cs="Courier New"/>
-          <w:b w:val="0"/>
-          <w:caps w:val="0"/>
-          <w:sz w:val="18"/>
-          <w:szCs w:val="22"/>
-        </w:rPr>
-        <w:tab/>
-        <w:t>status;</w:t>
-      </w:r>
-    </w:p>
-    <w:p>
-      <w:pPr>
-        <w:pStyle w:val="Heading1"/>
-        <w:jc w:val="left"/>
-        <w:rPr>
-          <w:rFonts w:ascii="Courier New" w:eastAsiaTheme="minorHAnsi" w:hAnsi="Courier New" w:cs="Courier New"/>
-          <w:b w:val="0"/>
-          <w:caps w:val="0"/>
-          <w:sz w:val="18"/>
-          <w:szCs w:val="22"/>
-        </w:rPr>
-      </w:pPr>
-    </w:p>
-    <w:p>
-      <w:pPr>
-        <w:pStyle w:val="Heading1"/>
-        <w:jc w:val="left"/>
-        <w:rPr>
-          <w:rFonts w:ascii="Courier New" w:eastAsiaTheme="minorHAnsi" w:hAnsi="Courier New" w:cs="Courier New"/>
-          <w:b w:val="0"/>
-          <w:caps w:val="0"/>
-          <w:sz w:val="18"/>
-          <w:szCs w:val="22"/>
-        </w:rPr>
-      </w:pPr>
-      <w:r>
-        <w:rPr>
-          <w:rFonts w:ascii="Courier New" w:eastAsiaTheme="minorHAnsi" w:hAnsi="Courier New" w:cs="Courier New"/>
-          <w:b w:val="0"/>
-          <w:caps w:val="0"/>
-          <w:sz w:val="18"/>
-          <w:szCs w:val="22"/>
-        </w:rPr>
-        <w:tab/>
-        <w:t>status = read_text(prompt, text, size);</w:t>
-      </w:r>
-    </w:p>
-    <w:p>
-      <w:pPr>
-        <w:pStyle w:val="Heading1"/>
-        <w:jc w:val="left"/>
-        <w:rPr>
-          <w:rFonts w:ascii="Courier New" w:eastAsiaTheme="minorHAnsi" w:hAnsi="Courier New" w:cs="Courier New"/>
-          <w:b w:val="0"/>
-          <w:caps w:val="0"/>
-          <w:sz w:val="18"/>
-          <w:szCs w:val="22"/>
-        </w:rPr>
-      </w:pPr>
-      <w:r>
-        <w:rPr>
-          <w:rFonts w:ascii="Courier New" w:eastAsiaTheme="minorHAnsi" w:hAnsi="Courier New" w:cs="Courier New"/>
-          <w:b w:val="0"/>
-          <w:caps w:val="0"/>
-          <w:sz w:val="18"/>
-          <w:szCs w:val="22"/>
-        </w:rPr>
-        <w:tab/>
-        <w:t>if (status == 0)</w:t>
-      </w:r>
-    </w:p>
-    <w:p>
-      <w:pPr>
-        <w:pStyle w:val="Heading1"/>
-        <w:jc w:val="left"/>
-        <w:rPr>
-          <w:rFonts w:ascii="Courier New" w:eastAsiaTheme="minorHAnsi" w:hAnsi="Courier New" w:cs="Courier New"/>
-          <w:b w:val="0"/>
-          <w:caps w:val="0"/>
-          <w:sz w:val="18"/>
-          <w:szCs w:val="22"/>
-        </w:rPr>
-      </w:pPr>
-      <w:r>
-        <w:rPr>
-          <w:rFonts w:ascii="Courier New" w:eastAsiaTheme="minorHAnsi" w:hAnsi="Courier New" w:cs="Courier New"/>
-          <w:b w:val="0"/>
-          <w:caps w:val="0"/>
-          <w:sz w:val="18"/>
-          <w:szCs w:val="22"/>
-        </w:rPr>
-        <w:tab/>
-      </w:r>
-      <w:r>
-        <w:rPr>
-          <w:rFonts w:ascii="Courier New" w:eastAsiaTheme="minorHAnsi" w:hAnsi="Courier New" w:cs="Courier New"/>
-          <w:b w:val="0"/>
-          <w:caps w:val="0"/>
-          <w:sz w:val="18"/>
-          <w:szCs w:val="22"/>
-        </w:rPr>
-        <w:tab/>
-        <w:t>printf("Invalid input.\n");</w:t>
-      </w:r>
-    </w:p>
-    <w:p>
-      <w:pPr>
-        <w:pStyle w:val="Heading1"/>
-        <w:jc w:val="left"/>
-        <w:rPr>
-          <w:rFonts w:ascii="Courier New" w:eastAsiaTheme="minorHAnsi" w:hAnsi="Courier New" w:cs="Courier New"/>
-          <w:b w:val="0"/>
-          <w:caps w:val="0"/>
-          <w:sz w:val="18"/>
-          <w:szCs w:val="22"/>
-        </w:rPr>
-      </w:pPr>
-      <w:r>
-        <w:rPr>
-          <w:rFonts w:ascii="Courier New" w:eastAsiaTheme="minorHAnsi" w:hAnsi="Courier New" w:cs="Courier New"/>
-          <w:b w:val="0"/>
-          <w:caps w:val="0"/>
-          <w:sz w:val="18"/>
-          <w:szCs w:val="22"/>
-        </w:rPr>
-        <w:tab/>
-        <w:t>else if (status &lt; 0)</w:t>
-      </w:r>
-    </w:p>
-    <w:p>
-      <w:pPr>
-        <w:pStyle w:val="Heading1"/>
-        <w:jc w:val="left"/>
-        <w:rPr>
-          <w:rFonts w:ascii="Courier New" w:eastAsiaTheme="minorHAnsi" w:hAnsi="Courier New" w:cs="Courier New"/>
-          <w:b w:val="0"/>
-          <w:caps w:val="0"/>
-          <w:sz w:val="18"/>
-          <w:szCs w:val="22"/>
-        </w:rPr>
-      </w:pPr>
-      <w:r>
-        <w:rPr>
-          <w:rFonts w:ascii="Courier New" w:eastAsiaTheme="minorHAnsi" w:hAnsi="Courier New" w:cs="Courier New"/>
-          <w:b w:val="0"/>
-          <w:caps w:val="0"/>
-          <w:sz w:val="18"/>
-          <w:szCs w:val="22"/>
-        </w:rPr>
-        <w:tab/>
-      </w:r>
-      <w:r>
-        <w:rPr>
-          <w:rFonts w:ascii="Courier New" w:eastAsiaTheme="minorHAnsi" w:hAnsi="Courier New" w:cs="Courier New"/>
-          <w:b w:val="0"/>
-          <w:caps w:val="0"/>
-          <w:sz w:val="18"/>
-          <w:szCs w:val="22"/>
-        </w:rPr>
-        <w:tab/>
-        <w:t>printf("Character '|' is not allowed in data.\n");</w:t>
-      </w:r>
-    </w:p>
-    <w:p>
-      <w:pPr>
-        <w:pStyle w:val="Heading1"/>
-        <w:jc w:val="left"/>
-        <w:rPr>
-          <w:rFonts w:ascii="Courier New" w:eastAsiaTheme="minorHAnsi" w:hAnsi="Courier New" w:cs="Courier New"/>
-          <w:b w:val="0"/>
-          <w:caps w:val="0"/>
-          <w:sz w:val="18"/>
-          <w:szCs w:val="22"/>
-        </w:rPr>
-      </w:pPr>
-      <w:r>
-        <w:rPr>
-          <w:rFonts w:ascii="Courier New" w:eastAsiaTheme="minorHAnsi" w:hAnsi="Courier New" w:cs="Courier New"/>
-          <w:b w:val="0"/>
-          <w:caps w:val="0"/>
-          <w:sz w:val="18"/>
-          <w:szCs w:val="22"/>
-        </w:rPr>
-        <w:tab/>
-        <w:t>return (status &gt; 0);</w:t>
-      </w:r>
-    </w:p>
-    <w:p>
-      <w:pPr>
-        <w:pStyle w:val="Heading1"/>
-        <w:jc w:val="left"/>
-        <w:rPr>
-          <w:rFonts w:ascii="Courier New" w:eastAsiaTheme="minorHAnsi" w:hAnsi="Courier New" w:cs="Courier New"/>
-          <w:b w:val="0"/>
-          <w:caps w:val="0"/>
-          <w:sz w:val="18"/>
-          <w:szCs w:val="22"/>
-        </w:rPr>
-      </w:pPr>
-      <w:r>
-        <w:rPr>
-          <w:rFonts w:ascii="Courier New" w:eastAsiaTheme="minorHAnsi" w:hAnsi="Courier New" w:cs="Courier New"/>
-          <w:b w:val="0"/>
-          <w:caps w:val="0"/>
-          <w:sz w:val="18"/>
-          <w:szCs w:val="22"/>
-        </w:rPr>
-        <w:t>}</w:t>
-      </w:r>
-    </w:p>
-    <w:p>
-      <w:pPr>
-        <w:pStyle w:val="Heading1"/>
-        <w:jc w:val="left"/>
-        <w:rPr>
-          <w:rFonts w:ascii="Courier New" w:eastAsiaTheme="minorHAnsi" w:hAnsi="Courier New" w:cs="Courier New"/>
-          <w:b w:val="0"/>
-          <w:caps w:val="0"/>
-          <w:sz w:val="18"/>
-          <w:szCs w:val="22"/>
-        </w:rPr>
-      </w:pPr>
-    </w:p>
-    <w:p>
-      <w:pPr>
-        <w:pStyle w:val="Heading1"/>
-        <w:jc w:val="left"/>
-        <w:rPr>
-          <w:rFonts w:ascii="Courier New" w:eastAsiaTheme="minorHAnsi" w:hAnsi="Courier New" w:cs="Courier New"/>
-          <w:b w:val="0"/>
-          <w:caps w:val="0"/>
-          <w:sz w:val="18"/>
-          <w:szCs w:val="22"/>
-        </w:rPr>
-      </w:pPr>
-      <w:r>
-        <w:rPr>
-          <w:rFonts w:ascii="Courier New" w:eastAsiaTheme="minorHAnsi" w:hAnsi="Courier New" w:cs="Courier New"/>
-          <w:b w:val="0"/>
-          <w:caps w:val="0"/>
-          <w:sz w:val="18"/>
-          <w:szCs w:val="22"/>
-        </w:rPr>
-        <w:t>int</w:t>
-      </w:r>
-      <w:r>
-        <w:rPr>
-          <w:rFonts w:ascii="Courier New" w:eastAsiaTheme="minorHAnsi" w:hAnsi="Courier New" w:cs="Courier New"/>
-          <w:b w:val="0"/>
-          <w:caps w:val="0"/>
-          <w:sz w:val="18"/>
-          <w:szCs w:val="22"/>
-        </w:rPr>
-        <w:tab/>
-        <w:t>append_shop(const t_shop *shop)</w:t>
-      </w:r>
-    </w:p>
-    <w:p>
-      <w:pPr>
-        <w:pStyle w:val="Heading1"/>
-        <w:jc w:val="left"/>
-        <w:rPr>
-          <w:rFonts w:ascii="Courier New" w:eastAsiaTheme="minorHAnsi" w:hAnsi="Courier New" w:cs="Courier New"/>
-          <w:b w:val="0"/>
-          <w:caps w:val="0"/>
-          <w:sz w:val="18"/>
-          <w:szCs w:val="22"/>
-        </w:rPr>
-      </w:pPr>
-      <w:r>
-        <w:rPr>
-          <w:rFonts w:ascii="Courier New" w:eastAsiaTheme="minorHAnsi" w:hAnsi="Courier New" w:cs="Courier New"/>
-          <w:b w:val="0"/>
-          <w:caps w:val="0"/>
-          <w:sz w:val="18"/>
-          <w:szCs w:val="22"/>
-        </w:rPr>
-        <w:t>{</w:t>
-      </w:r>
-    </w:p>
-    <w:p>
-      <w:pPr>
-        <w:pStyle w:val="Heading1"/>
-        <w:jc w:val="left"/>
-        <w:rPr>
-          <w:rFonts w:ascii="Courier New" w:eastAsiaTheme="minorHAnsi" w:hAnsi="Courier New" w:cs="Courier New"/>
-          <w:b w:val="0"/>
-          <w:caps w:val="0"/>
-          <w:sz w:val="18"/>
-          <w:szCs w:val="22"/>
-        </w:rPr>
-      </w:pPr>
-      <w:r>
-        <w:rPr>
-          <w:rFonts w:ascii="Courier New" w:eastAsiaTheme="minorHAnsi" w:hAnsi="Courier New" w:cs="Courier New"/>
-          <w:b w:val="0"/>
-          <w:caps w:val="0"/>
-          <w:sz w:val="18"/>
-          <w:szCs w:val="22"/>
-        </w:rPr>
-        <w:tab/>
-        <w:t>FILE</w:t>
-      </w:r>
-      <w:r>
-        <w:rPr>
-          <w:rFonts w:ascii="Courier New" w:eastAsiaTheme="minorHAnsi" w:hAnsi="Courier New" w:cs="Courier New"/>
-          <w:b w:val="0"/>
-          <w:caps w:val="0"/>
-          <w:sz w:val="18"/>
-          <w:szCs w:val="22"/>
-        </w:rPr>
-        <w:tab/>
-        <w:t>*file;</w:t>
-      </w:r>
-    </w:p>
-    <w:p>
-      <w:pPr>
-        <w:pStyle w:val="Heading1"/>
-        <w:jc w:val="left"/>
-        <w:rPr>
-          <w:rFonts w:ascii="Courier New" w:eastAsiaTheme="minorHAnsi" w:hAnsi="Courier New" w:cs="Courier New"/>
-          <w:b w:val="0"/>
-          <w:caps w:val="0"/>
-          <w:sz w:val="18"/>
-          <w:szCs w:val="22"/>
-        </w:rPr>
-      </w:pPr>
-    </w:p>
-    <w:p>
-      <w:pPr>
-        <w:pStyle w:val="Heading1"/>
-        <w:jc w:val="left"/>
-        <w:rPr>
-          <w:rFonts w:ascii="Courier New" w:eastAsiaTheme="minorHAnsi" w:hAnsi="Courier New" w:cs="Courier New"/>
-          <w:b w:val="0"/>
-          <w:caps w:val="0"/>
-          <w:sz w:val="18"/>
-          <w:szCs w:val="22"/>
-        </w:rPr>
-      </w:pPr>
-      <w:r>
-        <w:rPr>
-          <w:rFonts w:ascii="Courier New" w:eastAsiaTheme="minorHAnsi" w:hAnsi="Courier New" w:cs="Courier New"/>
-          <w:b w:val="0"/>
-          <w:caps w:val="0"/>
-          <w:sz w:val="18"/>
-          <w:szCs w:val="22"/>
-        </w:rPr>
-        <w:tab/>
-        <w:t>file = fopen(DATA_FILE, "a");</w:t>
-      </w:r>
-    </w:p>
-    <w:p>
-      <w:pPr>
-        <w:pStyle w:val="Heading1"/>
-        <w:jc w:val="left"/>
-        <w:rPr>
-          <w:rFonts w:ascii="Courier New" w:eastAsiaTheme="minorHAnsi" w:hAnsi="Courier New" w:cs="Courier New"/>
-          <w:b w:val="0"/>
-          <w:caps w:val="0"/>
-          <w:sz w:val="18"/>
-          <w:szCs w:val="22"/>
-        </w:rPr>
-      </w:pPr>
-      <w:r>
-        <w:rPr>
-          <w:rFonts w:ascii="Courier New" w:eastAsiaTheme="minorHAnsi" w:hAnsi="Courier New" w:cs="Courier New"/>
-          <w:b w:val="0"/>
-          <w:caps w:val="0"/>
-          <w:sz w:val="18"/>
-          <w:szCs w:val="22"/>
-        </w:rPr>
-        <w:tab/>
-        <w:t>if (file == NULL)</w:t>
-      </w:r>
-    </w:p>
-    <w:p>
-      <w:pPr>
-        <w:pStyle w:val="Heading1"/>
-        <w:jc w:val="left"/>
-        <w:rPr>
-          <w:rFonts w:ascii="Courier New" w:eastAsiaTheme="minorHAnsi" w:hAnsi="Courier New" w:cs="Courier New"/>
-          <w:b w:val="0"/>
-          <w:caps w:val="0"/>
-          <w:sz w:val="18"/>
-          <w:szCs w:val="22"/>
-        </w:rPr>
-      </w:pPr>
-      <w:r>
-        <w:rPr>
-          <w:rFonts w:ascii="Courier New" w:eastAsiaTheme="minorHAnsi" w:hAnsi="Courier New" w:cs="Courier New"/>
-          <w:b w:val="0"/>
-          <w:caps w:val="0"/>
-          <w:sz w:val="18"/>
-          <w:szCs w:val="22"/>
-        </w:rPr>
-        <w:tab/>
-      </w:r>
-      <w:r>
-        <w:rPr>
-          <w:rFonts w:ascii="Courier New" w:eastAsiaTheme="minorHAnsi" w:hAnsi="Courier New" w:cs="Courier New"/>
-          <w:b w:val="0"/>
-          <w:caps w:val="0"/>
-          <w:sz w:val="18"/>
-          <w:szCs w:val="22"/>
-        </w:rPr>
-        <w:tab/>
-        <w:t>return (0);</w:t>
-      </w:r>
-    </w:p>
-    <w:p>
-      <w:pPr>
-        <w:pStyle w:val="Heading1"/>
-        <w:jc w:val="left"/>
-        <w:rPr>
-          <w:rFonts w:ascii="Courier New" w:eastAsiaTheme="minorHAnsi" w:hAnsi="Courier New" w:cs="Courier New"/>
-          <w:b w:val="0"/>
-          <w:caps w:val="0"/>
-          <w:sz w:val="18"/>
-          <w:szCs w:val="22"/>
-        </w:rPr>
-      </w:pPr>
-      <w:r>
-        <w:rPr>
-          <w:rFonts w:ascii="Courier New" w:eastAsiaTheme="minorHAnsi" w:hAnsi="Courier New" w:cs="Courier New"/>
-          <w:b w:val="0"/>
-          <w:caps w:val="0"/>
-          <w:sz w:val="18"/>
-          <w:szCs w:val="22"/>
-        </w:rPr>
-        <w:tab/>
-        <w:t>fprintf(file, "%s|%s|%s\n", shop-&gt;title, shop-&gt;address, shop-&gt;telephone);</w:t>
-      </w:r>
-    </w:p>
-    <w:p>
-      <w:pPr>
-        <w:pStyle w:val="Heading1"/>
-        <w:jc w:val="left"/>
-        <w:rPr>
-          <w:rFonts w:ascii="Courier New" w:eastAsiaTheme="minorHAnsi" w:hAnsi="Courier New" w:cs="Courier New"/>
-          <w:b w:val="0"/>
-          <w:caps w:val="0"/>
-          <w:sz w:val="18"/>
-          <w:szCs w:val="22"/>
-        </w:rPr>
-      </w:pPr>
-      <w:r>
-        <w:rPr>
-          <w:rFonts w:ascii="Courier New" w:eastAsiaTheme="minorHAnsi" w:hAnsi="Courier New" w:cs="Courier New"/>
-          <w:b w:val="0"/>
-          <w:caps w:val="0"/>
-          <w:sz w:val="18"/>
-          <w:szCs w:val="22"/>
-        </w:rPr>
-        <w:tab/>
-        <w:t>fclose(file);</w:t>
-      </w:r>
-    </w:p>
-    <w:p>
-      <w:pPr>
-        <w:pStyle w:val="Heading1"/>
-        <w:jc w:val="left"/>
-        <w:rPr>
-          <w:rFonts w:ascii="Courier New" w:eastAsiaTheme="minorHAnsi" w:hAnsi="Courier New" w:cs="Courier New"/>
-          <w:b w:val="0"/>
-          <w:caps w:val="0"/>
-          <w:sz w:val="18"/>
-          <w:szCs w:val="22"/>
-        </w:rPr>
-      </w:pPr>
-      <w:r>
-        <w:rPr>
-          <w:rFonts w:ascii="Courier New" w:eastAsiaTheme="minorHAnsi" w:hAnsi="Courier New" w:cs="Courier New"/>
-          <w:b w:val="0"/>
-          <w:caps w:val="0"/>
-          <w:sz w:val="18"/>
-          <w:szCs w:val="22"/>
-        </w:rPr>
-        <w:tab/>
-        <w:t>return (1);</w:t>
-      </w:r>
-    </w:p>
-    <w:p>
-      <w:pPr>
-        <w:pStyle w:val="Heading1"/>
-        <w:jc w:val="left"/>
-        <w:rPr>
-          <w:rFonts w:ascii="Courier New" w:eastAsiaTheme="minorHAnsi" w:hAnsi="Courier New" w:cs="Courier New"/>
-          <w:b w:val="0"/>
-          <w:caps w:val="0"/>
-          <w:sz w:val="18"/>
-          <w:szCs w:val="22"/>
-        </w:rPr>
-      </w:pPr>
-      <w:r>
-        <w:rPr>
-          <w:rFonts w:ascii="Courier New" w:eastAsiaTheme="minorHAnsi" w:hAnsi="Courier New" w:cs="Courier New"/>
-          <w:b w:val="0"/>
-          <w:caps w:val="0"/>
-          <w:sz w:val="18"/>
-          <w:szCs w:val="22"/>
-        </w:rPr>
-        <w:t>}</w:t>
-      </w:r>
-    </w:p>
-    <w:p>
-      <w:pPr>
-        <w:pStyle w:val="Heading1"/>
-        <w:jc w:val="left"/>
-        <w:rPr>
-          <w:rFonts w:ascii="Courier New" w:eastAsiaTheme="minorHAnsi" w:hAnsi="Courier New" w:cs="Courier New"/>
-          <w:b w:val="0"/>
-          <w:caps w:val="0"/>
-          <w:sz w:val="18"/>
-          <w:szCs w:val="22"/>
-        </w:rPr>
-      </w:pPr>
-    </w:p>
-    <w:p>
-      <w:pPr>
-        <w:pStyle w:val="Heading1"/>
-        <w:jc w:val="left"/>
-        <w:rPr>
-          <w:rFonts w:ascii="Courier New" w:eastAsiaTheme="minorHAnsi" w:hAnsi="Courier New" w:cs="Courier New"/>
-          <w:b w:val="0"/>
-          <w:caps w:val="0"/>
-          <w:sz w:val="18"/>
-          <w:szCs w:val="22"/>
-        </w:rPr>
-      </w:pPr>
-      <w:r>
-        <w:rPr>
-          <w:rFonts w:ascii="Courier New" w:eastAsiaTheme="minorHAnsi" w:hAnsi="Courier New" w:cs="Courier New"/>
-          <w:b w:val="0"/>
-          <w:caps w:val="0"/>
-          <w:sz w:val="18"/>
-          <w:szCs w:val="22"/>
-        </w:rPr>
-        <w:t>int</w:t>
-      </w:r>
-      <w:r>
-        <w:rPr>
-          <w:rFonts w:ascii="Courier New" w:eastAsiaTheme="minorHAnsi" w:hAnsi="Courier New" w:cs="Courier New"/>
-          <w:b w:val="0"/>
-          <w:caps w:val="0"/>
-          <w:sz w:val="18"/>
-          <w:szCs w:val="22"/>
-        </w:rPr>
-        <w:tab/>
-        <w:t>parse_shop(char *line, t_shop *shop)</w:t>
-      </w:r>
-    </w:p>
-    <w:p>
-      <w:pPr>
-        <w:pStyle w:val="Heading1"/>
-        <w:jc w:val="left"/>
-        <w:rPr>
-          <w:rFonts w:ascii="Courier New" w:eastAsiaTheme="minorHAnsi" w:hAnsi="Courier New" w:cs="Courier New"/>
-          <w:b w:val="0"/>
-          <w:caps w:val="0"/>
-          <w:sz w:val="18"/>
-          <w:szCs w:val="22"/>
-        </w:rPr>
-      </w:pPr>
-      <w:r>
-        <w:rPr>
-          <w:rFonts w:ascii="Courier New" w:eastAsiaTheme="minorHAnsi" w:hAnsi="Courier New" w:cs="Courier New"/>
-          <w:b w:val="0"/>
-          <w:caps w:val="0"/>
-          <w:sz w:val="18"/>
-          <w:szCs w:val="22"/>
-        </w:rPr>
-        <w:t>{</w:t>
-      </w:r>
-    </w:p>
-    <w:p>
-      <w:pPr>
-        <w:pStyle w:val="Heading1"/>
-        <w:jc w:val="left"/>
-        <w:rPr>
-          <w:rFonts w:ascii="Courier New" w:eastAsiaTheme="minorHAnsi" w:hAnsi="Courier New" w:cs="Courier New"/>
-          <w:b w:val="0"/>
-          <w:caps w:val="0"/>
-          <w:sz w:val="18"/>
-          <w:szCs w:val="22"/>
-        </w:rPr>
-      </w:pPr>
-      <w:r>
-        <w:rPr>
-          <w:rFonts w:ascii="Courier New" w:eastAsiaTheme="minorHAnsi" w:hAnsi="Courier New" w:cs="Courier New"/>
-          <w:b w:val="0"/>
-          <w:caps w:val="0"/>
-          <w:sz w:val="18"/>
-          <w:szCs w:val="22"/>
-        </w:rPr>
-        <w:tab/>
-        <w:t>trim_line(line);</w:t>
-      </w:r>
-    </w:p>
-    <w:p>
-      <w:pPr>
-        <w:pStyle w:val="Heading1"/>
-        <w:jc w:val="left"/>
-        <w:rPr>
-          <w:rFonts w:ascii="Courier New" w:eastAsiaTheme="minorHAnsi" w:hAnsi="Courier New" w:cs="Courier New"/>
-          <w:b w:val="0"/>
-          <w:caps w:val="0"/>
-          <w:sz w:val="18"/>
-          <w:szCs w:val="22"/>
-        </w:rPr>
-      </w:pPr>
-      <w:r>
-        <w:rPr>
-          <w:rFonts w:ascii="Courier New" w:eastAsiaTheme="minorHAnsi" w:hAnsi="Courier New" w:cs="Courier New"/>
-          <w:b w:val="0"/>
-          <w:caps w:val="0"/>
-          <w:sz w:val="18"/>
-          <w:szCs w:val="22"/>
-        </w:rPr>
-        <w:tab/>
-        <w:t>return (sscanf(line, "%63[^|]|%127[^|]|%31[^\n]",</w:t>
-      </w:r>
-    </w:p>
-    <w:p>
-      <w:pPr>
-        <w:pStyle w:val="Heading1"/>
-        <w:jc w:val="left"/>
-        <w:rPr>
-          <w:rFonts w:ascii="Courier New" w:eastAsiaTheme="minorHAnsi" w:hAnsi="Courier New" w:cs="Courier New"/>
-          <w:b w:val="0"/>
-          <w:caps w:val="0"/>
-          <w:sz w:val="18"/>
-          <w:szCs w:val="22"/>
-        </w:rPr>
-      </w:pPr>
-      <w:r>
-        <w:rPr>
-          <w:rFonts w:ascii="Courier New" w:eastAsiaTheme="minorHAnsi" w:hAnsi="Courier New" w:cs="Courier New"/>
-          <w:b w:val="0"/>
-          <w:caps w:val="0"/>
-          <w:sz w:val="18"/>
-          <w:szCs w:val="22"/>
-        </w:rPr>
-        <w:tab/>
-      </w:r>
-      <w:r>
-        <w:rPr>
-          <w:rFonts w:ascii="Courier New" w:eastAsiaTheme="minorHAnsi" w:hAnsi="Courier New" w:cs="Courier New"/>
-          <w:b w:val="0"/>
-          <w:caps w:val="0"/>
-          <w:sz w:val="18"/>
-          <w:szCs w:val="22"/>
-        </w:rPr>
-        <w:tab/>
-      </w:r>
-      <w:r>
-        <w:rPr>
-          <w:rFonts w:ascii="Courier New" w:eastAsiaTheme="minorHAnsi" w:hAnsi="Courier New" w:cs="Courier New"/>
-          <w:b w:val="0"/>
-          <w:caps w:val="0"/>
-          <w:sz w:val="18"/>
-          <w:szCs w:val="22"/>
-        </w:rPr>
-        <w:tab/>
-        <w:t>shop-&gt;title, shop-&gt;address, shop-&gt;telephone) == 3);</w:t>
-      </w:r>
-    </w:p>
-    <w:p>
-      <w:pPr>
-        <w:pStyle w:val="Heading1"/>
-        <w:jc w:val="left"/>
-        <w:rPr>
-          <w:rFonts w:ascii="Courier New" w:eastAsiaTheme="minorHAnsi" w:hAnsi="Courier New" w:cs="Courier New"/>
-          <w:b w:val="0"/>
-          <w:caps w:val="0"/>
-          <w:sz w:val="18"/>
-          <w:szCs w:val="22"/>
-        </w:rPr>
-      </w:pPr>
-      <w:r>
-        <w:rPr>
-          <w:rFonts w:ascii="Courier New" w:eastAsiaTheme="minorHAnsi" w:hAnsi="Courier New" w:cs="Courier New"/>
-          <w:b w:val="0"/>
-          <w:caps w:val="0"/>
-          <w:sz w:val="18"/>
-          <w:szCs w:val="22"/>
-        </w:rPr>
-        <w:t>}</w:t>
-      </w:r>
-    </w:p>
-    <w:p>
-      <w:pPr>
-        <w:pStyle w:val="Heading1"/>
-        <w:jc w:val="left"/>
-        <w:rPr>
-          <w:rFonts w:ascii="Courier New" w:eastAsiaTheme="minorHAnsi" w:hAnsi="Courier New" w:cs="Courier New"/>
-          <w:b w:val="0"/>
-          <w:caps w:val="0"/>
-          <w:sz w:val="18"/>
-          <w:szCs w:val="22"/>
-        </w:rPr>
-      </w:pPr>
-    </w:p>
-    <w:p>
-      <w:pPr>
-        <w:pStyle w:val="Heading1"/>
-        <w:jc w:val="left"/>
-        <w:rPr>
-          <w:rFonts w:ascii="Courier New" w:eastAsiaTheme="minorHAnsi" w:hAnsi="Courier New" w:cs="Courier New"/>
-          <w:b w:val="0"/>
-          <w:caps w:val="0"/>
-          <w:sz w:val="18"/>
-          <w:szCs w:val="22"/>
-        </w:rPr>
-      </w:pPr>
-      <w:r>
-        <w:rPr>
-          <w:rFonts w:ascii="Courier New" w:eastAsiaTheme="minorHAnsi" w:hAnsi="Courier New" w:cs="Courier New"/>
-          <w:b w:val="0"/>
-          <w:caps w:val="0"/>
-          <w:sz w:val="18"/>
-          <w:szCs w:val="22"/>
-        </w:rPr>
-        <w:t>size_t</w:t>
-      </w:r>
-      <w:r>
-        <w:rPr>
-          <w:rFonts w:ascii="Courier New" w:eastAsiaTheme="minorHAnsi" w:hAnsi="Courier New" w:cs="Courier New"/>
-          <w:b w:val="0"/>
-          <w:caps w:val="0"/>
-          <w:sz w:val="18"/>
-          <w:szCs w:val="22"/>
-        </w:rPr>
-        <w:tab/>
-        <w:t>load_shops(t_shop shops[])</w:t>
-      </w:r>
-    </w:p>
-    <w:p>
-      <w:pPr>
-        <w:pStyle w:val="Heading1"/>
-        <w:jc w:val="left"/>
-        <w:rPr>
-          <w:rFonts w:ascii="Courier New" w:eastAsiaTheme="minorHAnsi" w:hAnsi="Courier New" w:cs="Courier New"/>
-          <w:b w:val="0"/>
-          <w:caps w:val="0"/>
-          <w:sz w:val="18"/>
-          <w:szCs w:val="22"/>
-        </w:rPr>
-      </w:pPr>
-      <w:r>
-        <w:rPr>
-          <w:rFonts w:ascii="Courier New" w:eastAsiaTheme="minorHAnsi" w:hAnsi="Courier New" w:cs="Courier New"/>
-          <w:b w:val="0"/>
-          <w:caps w:val="0"/>
-          <w:sz w:val="18"/>
-          <w:szCs w:val="22"/>
-        </w:rPr>
-        <w:t>{</w:t>
-      </w:r>
-    </w:p>
-    <w:p>
-      <w:pPr>
-        <w:pStyle w:val="Heading1"/>
-        <w:jc w:val="left"/>
-        <w:rPr>
-          <w:rFonts w:ascii="Courier New" w:eastAsiaTheme="minorHAnsi" w:hAnsi="Courier New" w:cs="Courier New"/>
-          <w:b w:val="0"/>
-          <w:caps w:val="0"/>
-          <w:sz w:val="18"/>
-          <w:szCs w:val="22"/>
-        </w:rPr>
-      </w:pPr>
-      <w:r>
-        <w:rPr>
-          <w:rFonts w:ascii="Courier New" w:eastAsiaTheme="minorHAnsi" w:hAnsi="Courier New" w:cs="Courier New"/>
-          <w:b w:val="0"/>
-          <w:caps w:val="0"/>
-          <w:sz w:val="18"/>
-          <w:szCs w:val="22"/>
-        </w:rPr>
-        <w:tab/>
-        <w:t>FILE</w:t>
-      </w:r>
-      <w:r>
-        <w:rPr>
-          <w:rFonts w:ascii="Courier New" w:eastAsiaTheme="minorHAnsi" w:hAnsi="Courier New" w:cs="Courier New"/>
-          <w:b w:val="0"/>
-          <w:caps w:val="0"/>
-          <w:sz w:val="18"/>
-          <w:szCs w:val="22"/>
-        </w:rPr>
-        <w:tab/>
-        <w:t>*file;</w:t>
-      </w:r>
-    </w:p>
-    <w:p>
-      <w:pPr>
-        <w:pStyle w:val="Heading1"/>
-        <w:jc w:val="left"/>
-        <w:rPr>
-          <w:rFonts w:ascii="Courier New" w:eastAsiaTheme="minorHAnsi" w:hAnsi="Courier New" w:cs="Courier New"/>
-          <w:b w:val="0"/>
-          <w:caps w:val="0"/>
-          <w:sz w:val="18"/>
-          <w:szCs w:val="22"/>
-        </w:rPr>
-      </w:pPr>
-      <w:r>
-        <w:rPr>
-          <w:rFonts w:ascii="Courier New" w:eastAsiaTheme="minorHAnsi" w:hAnsi="Courier New" w:cs="Courier New"/>
-          <w:b w:val="0"/>
-          <w:caps w:val="0"/>
-          <w:sz w:val="18"/>
-          <w:szCs w:val="22"/>
-        </w:rPr>
-        <w:tab/>
-        <w:t>char</w:t>
-      </w:r>
-      <w:r>
-        <w:rPr>
-          <w:rFonts w:ascii="Courier New" w:eastAsiaTheme="minorHAnsi" w:hAnsi="Courier New" w:cs="Courier New"/>
-          <w:b w:val="0"/>
-          <w:caps w:val="0"/>
-          <w:sz w:val="18"/>
-          <w:szCs w:val="22"/>
-        </w:rPr>
-        <w:tab/>
-        <w:t>line[256];</w:t>
-      </w:r>
-    </w:p>
-    <w:p>
-      <w:pPr>
-        <w:pStyle w:val="Heading1"/>
-        <w:jc w:val="left"/>
-        <w:rPr>
-          <w:rFonts w:ascii="Courier New" w:eastAsiaTheme="minorHAnsi" w:hAnsi="Courier New" w:cs="Courier New"/>
-          <w:b w:val="0"/>
-          <w:caps w:val="0"/>
-          <w:sz w:val="18"/>
-          <w:szCs w:val="22"/>
-        </w:rPr>
-      </w:pPr>
-      <w:r>
-        <w:rPr>
-          <w:rFonts w:ascii="Courier New" w:eastAsiaTheme="minorHAnsi" w:hAnsi="Courier New" w:cs="Courier New"/>
-          <w:b w:val="0"/>
-          <w:caps w:val="0"/>
-          <w:sz w:val="18"/>
-          <w:szCs w:val="22"/>
-        </w:rPr>
-        <w:tab/>
-        <w:t>size_t</w:t>
-      </w:r>
-      <w:r>
-        <w:rPr>
-          <w:rFonts w:ascii="Courier New" w:eastAsiaTheme="minorHAnsi" w:hAnsi="Courier New" w:cs="Courier New"/>
-          <w:b w:val="0"/>
-          <w:caps w:val="0"/>
-          <w:sz w:val="18"/>
-          <w:szCs w:val="22"/>
-        </w:rPr>
-        <w:tab/>
-        <w:t>count;</w:t>
-      </w:r>
-    </w:p>
-    <w:p>
-      <w:pPr>
-        <w:pStyle w:val="Heading1"/>
-        <w:jc w:val="left"/>
-        <w:rPr>
-          <w:rFonts w:ascii="Courier New" w:eastAsiaTheme="minorHAnsi" w:hAnsi="Courier New" w:cs="Courier New"/>
-          <w:b w:val="0"/>
-          <w:caps w:val="0"/>
-          <w:sz w:val="18"/>
-          <w:szCs w:val="22"/>
-        </w:rPr>
-      </w:pPr>
-    </w:p>
-    <w:p>
-      <w:pPr>
-        <w:pStyle w:val="Heading1"/>
-        <w:jc w:val="left"/>
-        <w:rPr>
-          <w:rFonts w:ascii="Courier New" w:eastAsiaTheme="minorHAnsi" w:hAnsi="Courier New" w:cs="Courier New"/>
-          <w:b w:val="0"/>
-          <w:caps w:val="0"/>
-          <w:sz w:val="18"/>
-          <w:szCs w:val="22"/>
-        </w:rPr>
-      </w:pPr>
-      <w:r>
-        <w:rPr>
-          <w:rFonts w:ascii="Courier New" w:eastAsiaTheme="minorHAnsi" w:hAnsi="Courier New" w:cs="Courier New"/>
-          <w:b w:val="0"/>
-          <w:caps w:val="0"/>
-          <w:sz w:val="18"/>
-          <w:szCs w:val="22"/>
-        </w:rPr>
-        <w:tab/>
-        <w:t>file = fopen(DATA_FILE, "r");</w:t>
-      </w:r>
-    </w:p>
-    <w:p>
-      <w:pPr>
-        <w:pStyle w:val="Heading1"/>
-        <w:jc w:val="left"/>
-        <w:rPr>
-          <w:rFonts w:ascii="Courier New" w:eastAsiaTheme="minorHAnsi" w:hAnsi="Courier New" w:cs="Courier New"/>
-          <w:b w:val="0"/>
-          <w:caps w:val="0"/>
-          <w:sz w:val="18"/>
-          <w:szCs w:val="22"/>
-        </w:rPr>
-      </w:pPr>
-      <w:r>
-        <w:rPr>
-          <w:rFonts w:ascii="Courier New" w:eastAsiaTheme="minorHAnsi" w:hAnsi="Courier New" w:cs="Courier New"/>
-          <w:b w:val="0"/>
-          <w:caps w:val="0"/>
-          <w:sz w:val="18"/>
-          <w:szCs w:val="22"/>
-        </w:rPr>
-        <w:tab/>
-        <w:t>if (file == NULL)</w:t>
-      </w:r>
-    </w:p>
-    <w:p>
-      <w:pPr>
-        <w:pStyle w:val="Heading1"/>
-        <w:jc w:val="left"/>
-        <w:rPr>
-          <w:rFonts w:ascii="Courier New" w:eastAsiaTheme="minorHAnsi" w:hAnsi="Courier New" w:cs="Courier New"/>
-          <w:b w:val="0"/>
-          <w:caps w:val="0"/>
-          <w:sz w:val="18"/>
-          <w:szCs w:val="22"/>
-        </w:rPr>
-      </w:pPr>
-      <w:r>
-        <w:rPr>
-          <w:rFonts w:ascii="Courier New" w:eastAsiaTheme="minorHAnsi" w:hAnsi="Courier New" w:cs="Courier New"/>
-          <w:b w:val="0"/>
-          <w:caps w:val="0"/>
-          <w:sz w:val="18"/>
-          <w:szCs w:val="22"/>
-        </w:rPr>
-        <w:tab/>
-      </w:r>
-      <w:r>
-        <w:rPr>
-          <w:rFonts w:ascii="Courier New" w:eastAsiaTheme="minorHAnsi" w:hAnsi="Courier New" w:cs="Courier New"/>
-          <w:b w:val="0"/>
-          <w:caps w:val="0"/>
-          <w:sz w:val="18"/>
-          <w:szCs w:val="22"/>
-        </w:rPr>
-        <w:tab/>
-        <w:t>return (0);</w:t>
-      </w:r>
-    </w:p>
-    <w:p>
-      <w:pPr>
-        <w:pStyle w:val="Heading1"/>
-        <w:jc w:val="left"/>
-        <w:rPr>
-          <w:rFonts w:ascii="Courier New" w:eastAsiaTheme="minorHAnsi" w:hAnsi="Courier New" w:cs="Courier New"/>
-          <w:b w:val="0"/>
-          <w:caps w:val="0"/>
-          <w:sz w:val="18"/>
-          <w:szCs w:val="22"/>
-        </w:rPr>
-      </w:pPr>
-      <w:r>
-        <w:rPr>
-          <w:rFonts w:ascii="Courier New" w:eastAsiaTheme="minorHAnsi" w:hAnsi="Courier New" w:cs="Courier New"/>
-          <w:b w:val="0"/>
-          <w:caps w:val="0"/>
-          <w:sz w:val="18"/>
-          <w:szCs w:val="22"/>
-        </w:rPr>
-        <w:tab/>
-        <w:t>count = 0;</w:t>
-      </w:r>
-    </w:p>
-    <w:p>
-      <w:pPr>
-        <w:pStyle w:val="Heading1"/>
-        <w:jc w:val="left"/>
-        <w:rPr>
-          <w:rFonts w:ascii="Courier New" w:eastAsiaTheme="minorHAnsi" w:hAnsi="Courier New" w:cs="Courier New"/>
-          <w:b w:val="0"/>
-          <w:caps w:val="0"/>
-          <w:sz w:val="18"/>
-          <w:szCs w:val="22"/>
-        </w:rPr>
-      </w:pPr>
-      <w:r>
-        <w:rPr>
-          <w:rFonts w:ascii="Courier New" w:eastAsiaTheme="minorHAnsi" w:hAnsi="Courier New" w:cs="Courier New"/>
-          <w:b w:val="0"/>
-          <w:caps w:val="0"/>
-          <w:sz w:val="18"/>
-          <w:szCs w:val="22"/>
-        </w:rPr>
-        <w:tab/>
-        <w:t>while (count &lt; MAX_SHOPS &amp;&amp; fgets(line, sizeof(line), file) != NULL)</w:t>
-      </w:r>
-    </w:p>
-    <w:p>
-      <w:pPr>
-        <w:pStyle w:val="Heading1"/>
-        <w:jc w:val="left"/>
-        <w:rPr>
-          <w:rFonts w:ascii="Courier New" w:eastAsiaTheme="minorHAnsi" w:hAnsi="Courier New" w:cs="Courier New"/>
-          <w:b w:val="0"/>
-          <w:caps w:val="0"/>
-          <w:sz w:val="18"/>
-          <w:szCs w:val="22"/>
-        </w:rPr>
-      </w:pPr>
-      <w:r>
-        <w:rPr>
-          <w:rFonts w:ascii="Courier New" w:eastAsiaTheme="minorHAnsi" w:hAnsi="Courier New" w:cs="Courier New"/>
-          <w:b w:val="0"/>
-          <w:caps w:val="0"/>
-          <w:sz w:val="18"/>
-          <w:szCs w:val="22"/>
-        </w:rPr>
-        <w:tab/>
-      </w:r>
-      <w:r>
-        <w:rPr>
-          <w:rFonts w:ascii="Courier New" w:eastAsiaTheme="minorHAnsi" w:hAnsi="Courier New" w:cs="Courier New"/>
-          <w:b w:val="0"/>
-          <w:caps w:val="0"/>
-          <w:sz w:val="18"/>
-          <w:szCs w:val="22"/>
-        </w:rPr>
-        <w:tab/>
-        <w:t>if (line[0] != '\n' &amp;&amp; line[0] != '\0' &amp;&amp; parse_shop(line, &amp;shops[count]))</w:t>
-      </w:r>
-    </w:p>
-    <w:p>
-      <w:pPr>
-        <w:pStyle w:val="Heading1"/>
-        <w:jc w:val="left"/>
-        <w:rPr>
-          <w:rFonts w:ascii="Courier New" w:eastAsiaTheme="minorHAnsi" w:hAnsi="Courier New" w:cs="Courier New"/>
-          <w:b w:val="0"/>
-          <w:caps w:val="0"/>
-          <w:sz w:val="18"/>
-          <w:szCs w:val="22"/>
-        </w:rPr>
-      </w:pPr>
-      <w:r>
-        <w:rPr>
-          <w:rFonts w:ascii="Courier New" w:eastAsiaTheme="minorHAnsi" w:hAnsi="Courier New" w:cs="Courier New"/>
-          <w:b w:val="0"/>
-          <w:caps w:val="0"/>
-          <w:sz w:val="18"/>
-          <w:szCs w:val="22"/>
-        </w:rPr>
-        <w:tab/>
-      </w:r>
-      <w:r>
-        <w:rPr>
-          <w:rFonts w:ascii="Courier New" w:eastAsiaTheme="minorHAnsi" w:hAnsi="Courier New" w:cs="Courier New"/>
-          <w:b w:val="0"/>
-          <w:caps w:val="0"/>
-          <w:sz w:val="18"/>
-          <w:szCs w:val="22"/>
-        </w:rPr>
-        <w:tab/>
-      </w:r>
-      <w:r>
-        <w:rPr>
-          <w:rFonts w:ascii="Courier New" w:eastAsiaTheme="minorHAnsi" w:hAnsi="Courier New" w:cs="Courier New"/>
-          <w:b w:val="0"/>
-          <w:caps w:val="0"/>
-          <w:sz w:val="18"/>
-          <w:szCs w:val="22"/>
-        </w:rPr>
-        <w:tab/>
-        <w:t>count++;</w:t>
-      </w:r>
-    </w:p>
-    <w:p>
-      <w:pPr>
-        <w:pStyle w:val="Heading1"/>
-        <w:jc w:val="left"/>
-        <w:rPr>
-          <w:rFonts w:ascii="Courier New" w:eastAsiaTheme="minorHAnsi" w:hAnsi="Courier New" w:cs="Courier New"/>
-          <w:b w:val="0"/>
-          <w:caps w:val="0"/>
-          <w:sz w:val="18"/>
-          <w:szCs w:val="22"/>
-        </w:rPr>
-      </w:pPr>
-      <w:r>
-        <w:rPr>
-          <w:rFonts w:ascii="Courier New" w:eastAsiaTheme="minorHAnsi" w:hAnsi="Courier New" w:cs="Courier New"/>
-          <w:b w:val="0"/>
-          <w:caps w:val="0"/>
-          <w:sz w:val="18"/>
-          <w:szCs w:val="22"/>
-        </w:rPr>
-        <w:tab/>
-        <w:t>fclose(file);</w:t>
-      </w:r>
-    </w:p>
-    <w:p>
-      <w:pPr>
-        <w:pStyle w:val="Heading1"/>
-        <w:jc w:val="left"/>
-        <w:rPr>
-          <w:rFonts w:ascii="Courier New" w:eastAsiaTheme="minorHAnsi" w:hAnsi="Courier New" w:cs="Courier New"/>
-          <w:b w:val="0"/>
-          <w:caps w:val="0"/>
-          <w:sz w:val="18"/>
-          <w:szCs w:val="22"/>
-        </w:rPr>
-      </w:pPr>
-      <w:r>
-        <w:rPr>
-          <w:rFonts w:ascii="Courier New" w:eastAsiaTheme="minorHAnsi" w:hAnsi="Courier New" w:cs="Courier New"/>
-          <w:b w:val="0"/>
-          <w:caps w:val="0"/>
-          <w:sz w:val="18"/>
-          <w:szCs w:val="22"/>
-        </w:rPr>
-        <w:tab/>
-        <w:t>return (count);</w:t>
-      </w:r>
-    </w:p>
-    <w:p>
-      <w:pPr>
-        <w:pStyle w:val="Heading1"/>
-        <w:jc w:val="left"/>
-        <w:rPr>
-          <w:rFonts w:ascii="Courier New" w:eastAsiaTheme="minorHAnsi" w:hAnsi="Courier New" w:cs="Courier New"/>
-          <w:b w:val="0"/>
-          <w:caps w:val="0"/>
-          <w:sz w:val="18"/>
-          <w:szCs w:val="22"/>
-        </w:rPr>
-      </w:pPr>
-      <w:r>
-        <w:rPr>
-          <w:rFonts w:ascii="Courier New" w:eastAsiaTheme="minorHAnsi" w:hAnsi="Courier New" w:cs="Courier New"/>
-          <w:b w:val="0"/>
-          <w:caps w:val="0"/>
-          <w:sz w:val="18"/>
-          <w:szCs w:val="22"/>
-        </w:rPr>
-        <w:t>}</w:t>
-      </w:r>
-    </w:p>
-    <w:p>
-      <w:pPr>
-        <w:pStyle w:val="Heading1"/>
-        <w:jc w:val="left"/>
-        <w:rPr>
-          <w:rFonts w:ascii="Courier New" w:eastAsiaTheme="minorHAnsi" w:hAnsi="Courier New" w:cs="Courier New"/>
-          <w:b w:val="0"/>
-          <w:caps w:val="0"/>
-          <w:sz w:val="18"/>
-          <w:szCs w:val="22"/>
-        </w:rPr>
-      </w:pPr>
-    </w:p>
-    <w:p>
-      <w:pPr>
-        <w:pStyle w:val="Heading1"/>
-        <w:jc w:val="left"/>
-        <w:rPr>
-          <w:rFonts w:ascii="Courier New" w:eastAsiaTheme="minorHAnsi" w:hAnsi="Courier New" w:cs="Courier New"/>
-          <w:b w:val="0"/>
-          <w:caps w:val="0"/>
-          <w:sz w:val="18"/>
-          <w:szCs w:val="22"/>
-        </w:rPr>
-      </w:pPr>
-      <w:r>
-        <w:rPr>
-          <w:rFonts w:ascii="Courier New" w:eastAsiaTheme="minorHAnsi" w:hAnsi="Courier New" w:cs="Courier New"/>
-          <w:b w:val="0"/>
-          <w:caps w:val="0"/>
-          <w:sz w:val="18"/>
-          <w:szCs w:val="22"/>
-        </w:rPr>
-        <w:t>void</w:t>
-      </w:r>
-      <w:r>
-        <w:rPr>
-          <w:rFonts w:ascii="Courier New" w:eastAsiaTheme="minorHAnsi" w:hAnsi="Courier New" w:cs="Courier New"/>
-          <w:b w:val="0"/>
-          <w:caps w:val="0"/>
-          <w:sz w:val="18"/>
-          <w:szCs w:val="22"/>
-        </w:rPr>
-        <w:tab/>
-        <w:t>view_data(void)</w:t>
-      </w:r>
-    </w:p>
-    <w:p>
-      <w:pPr>
-        <w:pStyle w:val="Heading1"/>
-        <w:jc w:val="left"/>
-        <w:rPr>
-          <w:rFonts w:ascii="Courier New" w:eastAsiaTheme="minorHAnsi" w:hAnsi="Courier New" w:cs="Courier New"/>
-          <w:b w:val="0"/>
-          <w:caps w:val="0"/>
-          <w:sz w:val="18"/>
-          <w:szCs w:val="22"/>
-        </w:rPr>
-      </w:pPr>
-      <w:r>
-        <w:rPr>
-          <w:rFonts w:ascii="Courier New" w:eastAsiaTheme="minorHAnsi" w:hAnsi="Courier New" w:cs="Courier New"/>
-          <w:b w:val="0"/>
-          <w:caps w:val="0"/>
-          <w:sz w:val="18"/>
-          <w:szCs w:val="22"/>
-        </w:rPr>
-        <w:t>{</w:t>
-      </w:r>
-    </w:p>
-    <w:p>
-      <w:pPr>
-        <w:pStyle w:val="Heading1"/>
-        <w:jc w:val="left"/>
-        <w:rPr>
-          <w:rFonts w:ascii="Courier New" w:eastAsiaTheme="minorHAnsi" w:hAnsi="Courier New" w:cs="Courier New"/>
-          <w:b w:val="0"/>
-          <w:caps w:val="0"/>
-          <w:sz w:val="18"/>
-          <w:szCs w:val="22"/>
-        </w:rPr>
-      </w:pPr>
-      <w:r>
-        <w:rPr>
-          <w:rFonts w:ascii="Courier New" w:eastAsiaTheme="minorHAnsi" w:hAnsi="Courier New" w:cs="Courier New"/>
-          <w:b w:val="0"/>
-          <w:caps w:val="0"/>
-          <w:sz w:val="18"/>
-          <w:szCs w:val="22"/>
-        </w:rPr>
-        <w:tab/>
-        <w:t>t_shop</w:t>
-      </w:r>
-      <w:r>
-        <w:rPr>
-          <w:rFonts w:ascii="Courier New" w:eastAsiaTheme="minorHAnsi" w:hAnsi="Courier New" w:cs="Courier New"/>
-          <w:b w:val="0"/>
-          <w:caps w:val="0"/>
-          <w:sz w:val="18"/>
-          <w:szCs w:val="22"/>
-        </w:rPr>
-        <w:tab/>
-        <w:t>shops[MAX_SHOPS];</w:t>
-      </w:r>
-    </w:p>
-    <w:p>
-      <w:pPr>
-        <w:pStyle w:val="Heading1"/>
-        <w:jc w:val="left"/>
-        <w:rPr>
-          <w:rFonts w:ascii="Courier New" w:eastAsiaTheme="minorHAnsi" w:hAnsi="Courier New" w:cs="Courier New"/>
-          <w:b w:val="0"/>
-          <w:caps w:val="0"/>
-          <w:sz w:val="18"/>
-          <w:szCs w:val="22"/>
-        </w:rPr>
-      </w:pPr>
-      <w:r>
-        <w:rPr>
-          <w:rFonts w:ascii="Courier New" w:eastAsiaTheme="minorHAnsi" w:hAnsi="Courier New" w:cs="Courier New"/>
-          <w:b w:val="0"/>
-          <w:caps w:val="0"/>
-          <w:sz w:val="18"/>
-          <w:szCs w:val="22"/>
-        </w:rPr>
-        <w:tab/>
-        <w:t>size_t</w:t>
-      </w:r>
-      <w:r>
-        <w:rPr>
-          <w:rFonts w:ascii="Courier New" w:eastAsiaTheme="minorHAnsi" w:hAnsi="Courier New" w:cs="Courier New"/>
-          <w:b w:val="0"/>
-          <w:caps w:val="0"/>
-          <w:sz w:val="18"/>
-          <w:szCs w:val="22"/>
-        </w:rPr>
-        <w:tab/>
-        <w:t>count;</w:t>
-      </w:r>
-    </w:p>
-    <w:p>
-      <w:pPr>
-        <w:pStyle w:val="Heading1"/>
-        <w:jc w:val="left"/>
-        <w:rPr>
-          <w:rFonts w:ascii="Courier New" w:eastAsiaTheme="minorHAnsi" w:hAnsi="Courier New" w:cs="Courier New"/>
-          <w:b w:val="0"/>
-          <w:caps w:val="0"/>
-          <w:sz w:val="18"/>
-          <w:szCs w:val="22"/>
-        </w:rPr>
-      </w:pPr>
-      <w:r>
-        <w:rPr>
-          <w:rFonts w:ascii="Courier New" w:eastAsiaTheme="minorHAnsi" w:hAnsi="Courier New" w:cs="Courier New"/>
-          <w:b w:val="0"/>
-          <w:caps w:val="0"/>
-          <w:sz w:val="18"/>
-          <w:szCs w:val="22"/>
-        </w:rPr>
-        <w:tab/>
-        <w:t>size_t</w:t>
-      </w:r>
-      <w:r>
-        <w:rPr>
-          <w:rFonts w:ascii="Courier New" w:eastAsiaTheme="minorHAnsi" w:hAnsi="Courier New" w:cs="Courier New"/>
-          <w:b w:val="0"/>
-          <w:caps w:val="0"/>
-          <w:sz w:val="18"/>
-          <w:szCs w:val="22"/>
-        </w:rPr>
-        <w:tab/>
-        <w:t>i;</w:t>
-      </w:r>
-    </w:p>
-    <w:p>
-      <w:pPr>
-        <w:pStyle w:val="Heading1"/>
-        <w:jc w:val="left"/>
-        <w:rPr>
-          <w:rFonts w:ascii="Courier New" w:eastAsiaTheme="minorHAnsi" w:hAnsi="Courier New" w:cs="Courier New"/>
-          <w:b w:val="0"/>
-          <w:caps w:val="0"/>
-          <w:sz w:val="18"/>
-          <w:szCs w:val="22"/>
-        </w:rPr>
-      </w:pPr>
-    </w:p>
-    <w:p>
-      <w:pPr>
-        <w:pStyle w:val="Heading1"/>
-        <w:jc w:val="left"/>
-        <w:rPr>
-          <w:rFonts w:ascii="Courier New" w:eastAsiaTheme="minorHAnsi" w:hAnsi="Courier New" w:cs="Courier New"/>
-          <w:b w:val="0"/>
-          <w:caps w:val="0"/>
-          <w:sz w:val="18"/>
-          <w:szCs w:val="22"/>
-        </w:rPr>
-      </w:pPr>
-      <w:r>
-        <w:rPr>
-          <w:rFonts w:ascii="Courier New" w:eastAsiaTheme="minorHAnsi" w:hAnsi="Courier New" w:cs="Courier New"/>
-          <w:b w:val="0"/>
-          <w:caps w:val="0"/>
-          <w:sz w:val="18"/>
-          <w:szCs w:val="22"/>
-        </w:rPr>
-        <w:tab/>
-        <w:t>count = load_shops(shops);</w:t>
-      </w:r>
-    </w:p>
-    <w:p>
-      <w:pPr>
-        <w:pStyle w:val="Heading1"/>
-        <w:jc w:val="left"/>
-        <w:rPr>
-          <w:rFonts w:ascii="Courier New" w:eastAsiaTheme="minorHAnsi" w:hAnsi="Courier New" w:cs="Courier New"/>
-          <w:b w:val="0"/>
-          <w:caps w:val="0"/>
-          <w:sz w:val="18"/>
-          <w:szCs w:val="22"/>
-        </w:rPr>
-      </w:pPr>
-      <w:r>
-        <w:rPr>
-          <w:rFonts w:ascii="Courier New" w:eastAsiaTheme="minorHAnsi" w:hAnsi="Courier New" w:cs="Courier New"/>
-          <w:b w:val="0"/>
-          <w:caps w:val="0"/>
-          <w:sz w:val="18"/>
-          <w:szCs w:val="22"/>
-        </w:rPr>
-        <w:tab/>
-        <w:t>if (count == 0)</w:t>
-      </w:r>
-    </w:p>
-    <w:p>
-      <w:pPr>
-        <w:pStyle w:val="Heading1"/>
-        <w:jc w:val="left"/>
-        <w:rPr>
-          <w:rFonts w:ascii="Courier New" w:eastAsiaTheme="minorHAnsi" w:hAnsi="Courier New" w:cs="Courier New"/>
-          <w:b w:val="0"/>
-          <w:caps w:val="0"/>
-          <w:sz w:val="18"/>
-          <w:szCs w:val="22"/>
-        </w:rPr>
-      </w:pPr>
-      <w:r>
-        <w:rPr>
-          <w:rFonts w:ascii="Courier New" w:eastAsiaTheme="minorHAnsi" w:hAnsi="Courier New" w:cs="Courier New"/>
-          <w:b w:val="0"/>
-          <w:caps w:val="0"/>
-          <w:sz w:val="18"/>
-          <w:szCs w:val="22"/>
-        </w:rPr>
-        <w:tab/>
-        <w:t>{</w:t>
-      </w:r>
-    </w:p>
-    <w:p>
-      <w:pPr>
-        <w:pStyle w:val="Heading1"/>
-        <w:jc w:val="left"/>
-        <w:rPr>
-          <w:rFonts w:ascii="Courier New" w:eastAsiaTheme="minorHAnsi" w:hAnsi="Courier New" w:cs="Courier New"/>
-          <w:b w:val="0"/>
-          <w:caps w:val="0"/>
-          <w:sz w:val="18"/>
-          <w:szCs w:val="22"/>
-        </w:rPr>
-      </w:pPr>
-      <w:r>
-        <w:rPr>
-          <w:rFonts w:ascii="Courier New" w:eastAsiaTheme="minorHAnsi" w:hAnsi="Courier New" w:cs="Courier New"/>
-          <w:b w:val="0"/>
-          <w:caps w:val="0"/>
-          <w:sz w:val="18"/>
-          <w:szCs w:val="22"/>
-        </w:rPr>
-        <w:tab/>
-      </w:r>
-      <w:r>
-        <w:rPr>
-          <w:rFonts w:ascii="Courier New" w:eastAsiaTheme="minorHAnsi" w:hAnsi="Courier New" w:cs="Courier New"/>
-          <w:b w:val="0"/>
-          <w:caps w:val="0"/>
-          <w:sz w:val="18"/>
-          <w:szCs w:val="22"/>
-        </w:rPr>
-        <w:tab/>
-        <w:t>printf("File is empty or does not exist.\n");</w:t>
-      </w:r>
-    </w:p>
-    <w:p>
-      <w:pPr>
-        <w:pStyle w:val="Heading1"/>
-        <w:jc w:val="left"/>
-        <w:rPr>
-          <w:rFonts w:ascii="Courier New" w:eastAsiaTheme="minorHAnsi" w:hAnsi="Courier New" w:cs="Courier New"/>
-          <w:b w:val="0"/>
-          <w:caps w:val="0"/>
-          <w:sz w:val="18"/>
-          <w:szCs w:val="22"/>
-        </w:rPr>
-      </w:pPr>
-      <w:r>
-        <w:rPr>
-          <w:rFonts w:ascii="Courier New" w:eastAsiaTheme="minorHAnsi" w:hAnsi="Courier New" w:cs="Courier New"/>
-          <w:b w:val="0"/>
-          <w:caps w:val="0"/>
-          <w:sz w:val="18"/>
-          <w:szCs w:val="22"/>
-        </w:rPr>
-        <w:tab/>
-      </w:r>
-      <w:r>
-        <w:rPr>
-          <w:rFonts w:ascii="Courier New" w:eastAsiaTheme="minorHAnsi" w:hAnsi="Courier New" w:cs="Courier New"/>
-          <w:b w:val="0"/>
-          <w:caps w:val="0"/>
-          <w:sz w:val="18"/>
-          <w:szCs w:val="22"/>
-        </w:rPr>
-        <w:tab/>
-        <w:t>return ;</w:t>
-      </w:r>
-    </w:p>
-    <w:p>
-      <w:pPr>
-        <w:pStyle w:val="Heading1"/>
-        <w:jc w:val="left"/>
-        <w:rPr>
-          <w:rFonts w:ascii="Courier New" w:eastAsiaTheme="minorHAnsi" w:hAnsi="Courier New" w:cs="Courier New"/>
-          <w:b w:val="0"/>
-          <w:caps w:val="0"/>
-          <w:sz w:val="18"/>
-          <w:szCs w:val="22"/>
-        </w:rPr>
-      </w:pPr>
-      <w:r>
-        <w:rPr>
-          <w:rFonts w:ascii="Courier New" w:eastAsiaTheme="minorHAnsi" w:hAnsi="Courier New" w:cs="Courier New"/>
-          <w:b w:val="0"/>
-          <w:caps w:val="0"/>
-          <w:sz w:val="18"/>
-          <w:szCs w:val="22"/>
-        </w:rPr>
-        <w:tab/>
-        <w:t>}</w:t>
-      </w:r>
-    </w:p>
-    <w:p>
-      <w:pPr>
-        <w:pStyle w:val="Heading1"/>
-        <w:jc w:val="left"/>
-        <w:rPr>
-          <w:rFonts w:ascii="Courier New" w:eastAsiaTheme="minorHAnsi" w:hAnsi="Courier New" w:cs="Courier New"/>
-          <w:b w:val="0"/>
-          <w:caps w:val="0"/>
-          <w:sz w:val="18"/>
-          <w:szCs w:val="22"/>
-        </w:rPr>
-      </w:pPr>
-      <w:r>
-        <w:rPr>
-          <w:rFonts w:ascii="Courier New" w:eastAsiaTheme="minorHAnsi" w:hAnsi="Courier New" w:cs="Courier New"/>
-          <w:b w:val="0"/>
-          <w:caps w:val="0"/>
-          <w:sz w:val="18"/>
-          <w:szCs w:val="22"/>
-        </w:rPr>
-        <w:tab/>
-        <w:t>printf("Count of shops in file: %zu\n", count);</w:t>
-      </w:r>
-    </w:p>
-    <w:p>
-      <w:pPr>
-        <w:pStyle w:val="Heading1"/>
-        <w:jc w:val="left"/>
-        <w:rPr>
-          <w:rFonts w:ascii="Courier New" w:eastAsiaTheme="minorHAnsi" w:hAnsi="Courier New" w:cs="Courier New"/>
-          <w:b w:val="0"/>
-          <w:caps w:val="0"/>
-          <w:sz w:val="18"/>
-          <w:szCs w:val="22"/>
-        </w:rPr>
-      </w:pPr>
-      <w:r>
-        <w:rPr>
-          <w:rFonts w:ascii="Courier New" w:eastAsiaTheme="minorHAnsi" w:hAnsi="Courier New" w:cs="Courier New"/>
-          <w:b w:val="0"/>
-          <w:caps w:val="0"/>
-          <w:sz w:val="18"/>
-          <w:szCs w:val="22"/>
-        </w:rPr>
-        <w:tab/>
-        <w:t>i = 0;</w:t>
-      </w:r>
-    </w:p>
-    <w:p>
-      <w:pPr>
-        <w:pStyle w:val="Heading1"/>
-        <w:jc w:val="left"/>
-        <w:rPr>
-          <w:rFonts w:ascii="Courier New" w:eastAsiaTheme="minorHAnsi" w:hAnsi="Courier New" w:cs="Courier New"/>
-          <w:b w:val="0"/>
-          <w:caps w:val="0"/>
-          <w:sz w:val="18"/>
-          <w:szCs w:val="22"/>
-        </w:rPr>
-      </w:pPr>
-      <w:r>
-        <w:rPr>
-          <w:rFonts w:ascii="Courier New" w:eastAsiaTheme="minorHAnsi" w:hAnsi="Courier New" w:cs="Courier New"/>
-          <w:b w:val="0"/>
-          <w:caps w:val="0"/>
-          <w:sz w:val="18"/>
-          <w:szCs w:val="22"/>
-        </w:rPr>
-        <w:tab/>
-        <w:t>while (i &lt; count)</w:t>
-      </w:r>
-    </w:p>
-    <w:p>
-      <w:pPr>
-        <w:pStyle w:val="Heading1"/>
-        <w:jc w:val="left"/>
-        <w:rPr>
-          <w:rFonts w:ascii="Courier New" w:eastAsiaTheme="minorHAnsi" w:hAnsi="Courier New" w:cs="Courier New"/>
-          <w:b w:val="0"/>
-          <w:caps w:val="0"/>
-          <w:sz w:val="18"/>
-          <w:szCs w:val="22"/>
-        </w:rPr>
-      </w:pPr>
-      <w:r>
-        <w:rPr>
-          <w:rFonts w:ascii="Courier New" w:eastAsiaTheme="minorHAnsi" w:hAnsi="Courier New" w:cs="Courier New"/>
-          <w:b w:val="0"/>
-          <w:caps w:val="0"/>
-          <w:sz w:val="18"/>
-          <w:szCs w:val="22"/>
-        </w:rPr>
-        <w:tab/>
-        <w:t>{</w:t>
-      </w:r>
-    </w:p>
-    <w:p>
-      <w:pPr>
-        <w:pStyle w:val="Heading1"/>
-        <w:jc w:val="left"/>
-        <w:rPr>
-          <w:rFonts w:ascii="Courier New" w:eastAsiaTheme="minorHAnsi" w:hAnsi="Courier New" w:cs="Courier New"/>
-          <w:b w:val="0"/>
-          <w:caps w:val="0"/>
-          <w:sz w:val="18"/>
-          <w:szCs w:val="22"/>
-        </w:rPr>
-      </w:pPr>
-      <w:r>
-        <w:rPr>
-          <w:rFonts w:ascii="Courier New" w:eastAsiaTheme="minorHAnsi" w:hAnsi="Courier New" w:cs="Courier New"/>
-          <w:b w:val="0"/>
-          <w:caps w:val="0"/>
-          <w:sz w:val="18"/>
-          <w:szCs w:val="22"/>
-        </w:rPr>
-        <w:tab/>
-      </w:r>
-      <w:r>
-        <w:rPr>
-          <w:rFonts w:ascii="Courier New" w:eastAsiaTheme="minorHAnsi" w:hAnsi="Courier New" w:cs="Courier New"/>
-          <w:b w:val="0"/>
-          <w:caps w:val="0"/>
-          <w:sz w:val="18"/>
-          <w:szCs w:val="22"/>
-        </w:rPr>
-        <w:tab/>
-        <w:t>printf("Shop %zu:\n", i + 1);</w:t>
-      </w:r>
-    </w:p>
-    <w:p>
-      <w:pPr>
-        <w:pStyle w:val="Heading1"/>
-        <w:jc w:val="left"/>
-        <w:rPr>
-          <w:rFonts w:ascii="Courier New" w:eastAsiaTheme="minorHAnsi" w:hAnsi="Courier New" w:cs="Courier New"/>
-          <w:b w:val="0"/>
-          <w:caps w:val="0"/>
-          <w:sz w:val="18"/>
-          <w:szCs w:val="22"/>
-        </w:rPr>
-      </w:pPr>
-      <w:r>
-        <w:rPr>
-          <w:rFonts w:ascii="Courier New" w:eastAsiaTheme="minorHAnsi" w:hAnsi="Courier New" w:cs="Courier New"/>
-          <w:b w:val="0"/>
-          <w:caps w:val="0"/>
-          <w:sz w:val="18"/>
-          <w:szCs w:val="22"/>
-        </w:rPr>
-        <w:tab/>
-      </w:r>
-      <w:r>
-        <w:rPr>
-          <w:rFonts w:ascii="Courier New" w:eastAsiaTheme="minorHAnsi" w:hAnsi="Courier New" w:cs="Courier New"/>
-          <w:b w:val="0"/>
-          <w:caps w:val="0"/>
-          <w:sz w:val="18"/>
-          <w:szCs w:val="22"/>
-        </w:rPr>
-        <w:tab/>
-        <w:t>printf("  Title: %s\n", shops[i].title);</w:t>
-      </w:r>
-    </w:p>
-    <w:p>
-      <w:pPr>
-        <w:pStyle w:val="Heading1"/>
-        <w:jc w:val="left"/>
-        <w:rPr>
-          <w:rFonts w:ascii="Courier New" w:eastAsiaTheme="minorHAnsi" w:hAnsi="Courier New" w:cs="Courier New"/>
-          <w:b w:val="0"/>
-          <w:caps w:val="0"/>
-          <w:sz w:val="18"/>
-          <w:szCs w:val="22"/>
-        </w:rPr>
-      </w:pPr>
-      <w:r>
-        <w:rPr>
-          <w:rFonts w:ascii="Courier New" w:eastAsiaTheme="minorHAnsi" w:hAnsi="Courier New" w:cs="Courier New"/>
-          <w:b w:val="0"/>
-          <w:caps w:val="0"/>
-          <w:sz w:val="18"/>
-          <w:szCs w:val="22"/>
-        </w:rPr>
-        <w:tab/>
-      </w:r>
-      <w:r>
-        <w:rPr>
-          <w:rFonts w:ascii="Courier New" w:eastAsiaTheme="minorHAnsi" w:hAnsi="Courier New" w:cs="Courier New"/>
-          <w:b w:val="0"/>
-          <w:caps w:val="0"/>
-          <w:sz w:val="18"/>
-          <w:szCs w:val="22"/>
-        </w:rPr>
-        <w:tab/>
-        <w:t>printf("  Address: %s\n", shops[i].address);</w:t>
-      </w:r>
-    </w:p>
-    <w:p>
-      <w:pPr>
-        <w:pStyle w:val="Heading1"/>
-        <w:jc w:val="left"/>
-        <w:rPr>
-          <w:rFonts w:ascii="Courier New" w:eastAsiaTheme="minorHAnsi" w:hAnsi="Courier New" w:cs="Courier New"/>
-          <w:b w:val="0"/>
-          <w:caps w:val="0"/>
-          <w:sz w:val="18"/>
-          <w:szCs w:val="22"/>
-        </w:rPr>
-      </w:pPr>
-      <w:r>
-        <w:rPr>
-          <w:rFonts w:ascii="Courier New" w:eastAsiaTheme="minorHAnsi" w:hAnsi="Courier New" w:cs="Courier New"/>
-          <w:b w:val="0"/>
-          <w:caps w:val="0"/>
-          <w:sz w:val="18"/>
-          <w:szCs w:val="22"/>
-        </w:rPr>
-        <w:tab/>
-      </w:r>
-      <w:r>
-        <w:rPr>
-          <w:rFonts w:ascii="Courier New" w:eastAsiaTheme="minorHAnsi" w:hAnsi="Courier New" w:cs="Courier New"/>
-          <w:b w:val="0"/>
-          <w:caps w:val="0"/>
-          <w:sz w:val="18"/>
-          <w:szCs w:val="22"/>
-        </w:rPr>
-        <w:tab/>
-        <w:t>printf("  Tel. number: %s\n", shops[i].telephone);</w:t>
-      </w:r>
-    </w:p>
-    <w:p>
-      <w:pPr>
-        <w:pStyle w:val="Heading1"/>
-        <w:jc w:val="left"/>
-        <w:rPr>
-          <w:rFonts w:ascii="Courier New" w:eastAsiaTheme="minorHAnsi" w:hAnsi="Courier New" w:cs="Courier New"/>
-          <w:b w:val="0"/>
-          <w:caps w:val="0"/>
-          <w:sz w:val="18"/>
-          <w:szCs w:val="22"/>
-        </w:rPr>
-      </w:pPr>
-      <w:r>
-        <w:rPr>
-          <w:rFonts w:ascii="Courier New" w:eastAsiaTheme="minorHAnsi" w:hAnsi="Courier New" w:cs="Courier New"/>
-          <w:b w:val="0"/>
-          <w:caps w:val="0"/>
-          <w:sz w:val="18"/>
-          <w:szCs w:val="22"/>
-        </w:rPr>
-        <w:tab/>
-      </w:r>
-      <w:r>
-        <w:rPr>
-          <w:rFonts w:ascii="Courier New" w:eastAsiaTheme="minorHAnsi" w:hAnsi="Courier New" w:cs="Courier New"/>
-          <w:b w:val="0"/>
-          <w:caps w:val="0"/>
-          <w:sz w:val="18"/>
-          <w:szCs w:val="22"/>
-        </w:rPr>
-        <w:tab/>
-        <w:t>i++;</w:t>
-      </w:r>
-    </w:p>
-    <w:p>
-      <w:pPr>
-        <w:pStyle w:val="Heading1"/>
-        <w:jc w:val="left"/>
-        <w:rPr>
-          <w:rFonts w:ascii="Courier New" w:eastAsiaTheme="minorHAnsi" w:hAnsi="Courier New" w:cs="Courier New"/>
-          <w:b w:val="0"/>
-          <w:caps w:val="0"/>
-          <w:sz w:val="18"/>
-          <w:szCs w:val="22"/>
-        </w:rPr>
-      </w:pPr>
-      <w:r>
-        <w:rPr>
-          <w:rFonts w:ascii="Courier New" w:eastAsiaTheme="minorHAnsi" w:hAnsi="Courier New" w:cs="Courier New"/>
-          <w:b w:val="0"/>
-          <w:caps w:val="0"/>
-          <w:sz w:val="18"/>
-          <w:szCs w:val="22"/>
-        </w:rPr>
-        <w:tab/>
-        <w:t>}</w:t>
-      </w:r>
-    </w:p>
-    <w:p>
-      <w:pPr>
-        <w:pStyle w:val="Heading1"/>
-        <w:jc w:val="left"/>
-        <w:rPr>
-          <w:rFonts w:ascii="Courier New" w:eastAsiaTheme="minorHAnsi" w:hAnsi="Courier New" w:cs="Courier New"/>
-          <w:b w:val="0"/>
-          <w:caps w:val="0"/>
-          <w:sz w:val="18"/>
-          <w:szCs w:val="22"/>
-        </w:rPr>
-      </w:pPr>
-      <w:r>
-        <w:rPr>
-          <w:rFonts w:ascii="Courier New" w:eastAsiaTheme="minorHAnsi" w:hAnsi="Courier New" w:cs="Courier New"/>
-          <w:b w:val="0"/>
-          <w:caps w:val="0"/>
-          <w:sz w:val="18"/>
-          <w:szCs w:val="22"/>
-        </w:rPr>
-        <w:t>}</w:t>
-      </w:r>
-    </w:p>
-    <w:p>
-      <w:pPr>
-        <w:pStyle w:val="Heading1"/>
-        <w:jc w:val="left"/>
-        <w:rPr>
-          <w:rFonts w:ascii="Courier New" w:eastAsiaTheme="minorHAnsi" w:hAnsi="Courier New" w:cs="Courier New"/>
-          <w:b w:val="0"/>
-          <w:caps w:val="0"/>
-          <w:sz w:val="18"/>
-          <w:szCs w:val="22"/>
-        </w:rPr>
-      </w:pPr>
-    </w:p>
-    <w:p>
-      <w:pPr>
-        <w:pStyle w:val="Heading1"/>
-        <w:jc w:val="left"/>
-        <w:rPr>
-          <w:rFonts w:ascii="Courier New" w:eastAsiaTheme="minorHAnsi" w:hAnsi="Courier New" w:cs="Courier New"/>
-          <w:b w:val="0"/>
-          <w:caps w:val="0"/>
-          <w:sz w:val="18"/>
-          <w:szCs w:val="22"/>
-        </w:rPr>
-      </w:pPr>
-      <w:r>
-        <w:rPr>
-          <w:rFonts w:ascii="Courier New" w:eastAsiaTheme="minorHAnsi" w:hAnsi="Courier New" w:cs="Courier New"/>
-          <w:b w:val="0"/>
-          <w:caps w:val="0"/>
-          <w:sz w:val="18"/>
-          <w:szCs w:val="22"/>
-        </w:rPr>
-        <w:t>void</w:t>
-      </w:r>
-      <w:r>
-        <w:rPr>
-          <w:rFonts w:ascii="Courier New" w:eastAsiaTheme="minorHAnsi" w:hAnsi="Courier New" w:cs="Courier New"/>
-          <w:b w:val="0"/>
-          <w:caps w:val="0"/>
-          <w:sz w:val="18"/>
-          <w:szCs w:val="22"/>
-        </w:rPr>
-        <w:tab/>
-        <w:t>add_data(void)</w:t>
-      </w:r>
-    </w:p>
-    <w:p>
-      <w:pPr>
-        <w:pStyle w:val="Heading1"/>
-        <w:jc w:val="left"/>
-        <w:rPr>
-          <w:rFonts w:ascii="Courier New" w:eastAsiaTheme="minorHAnsi" w:hAnsi="Courier New" w:cs="Courier New"/>
-          <w:b w:val="0"/>
-          <w:caps w:val="0"/>
-          <w:sz w:val="18"/>
-          <w:szCs w:val="22"/>
-        </w:rPr>
-      </w:pPr>
-      <w:r>
-        <w:rPr>
-          <w:rFonts w:ascii="Courier New" w:eastAsiaTheme="minorHAnsi" w:hAnsi="Courier New" w:cs="Courier New"/>
-          <w:b w:val="0"/>
-          <w:caps w:val="0"/>
-          <w:sz w:val="18"/>
-          <w:szCs w:val="22"/>
-        </w:rPr>
-        <w:t>{</w:t>
-      </w:r>
-    </w:p>
-    <w:p>
-      <w:pPr>
-        <w:pStyle w:val="Heading1"/>
-        <w:jc w:val="left"/>
-        <w:rPr>
-          <w:rFonts w:ascii="Courier New" w:eastAsiaTheme="minorHAnsi" w:hAnsi="Courier New" w:cs="Courier New"/>
-          <w:b w:val="0"/>
-          <w:caps w:val="0"/>
-          <w:sz w:val="18"/>
-          <w:szCs w:val="22"/>
-        </w:rPr>
-      </w:pPr>
-      <w:r>
-        <w:rPr>
-          <w:rFonts w:ascii="Courier New" w:eastAsiaTheme="minorHAnsi" w:hAnsi="Courier New" w:cs="Courier New"/>
-          <w:b w:val="0"/>
-          <w:caps w:val="0"/>
-          <w:sz w:val="18"/>
-          <w:szCs w:val="22"/>
-        </w:rPr>
-        <w:tab/>
-        <w:t>t_shop</w:t>
-      </w:r>
-      <w:r>
-        <w:rPr>
-          <w:rFonts w:ascii="Courier New" w:eastAsiaTheme="minorHAnsi" w:hAnsi="Courier New" w:cs="Courier New"/>
-          <w:b w:val="0"/>
-          <w:caps w:val="0"/>
-          <w:sz w:val="18"/>
-          <w:szCs w:val="22"/>
-        </w:rPr>
-        <w:tab/>
-        <w:t>shop;</w:t>
-      </w:r>
-    </w:p>
-    <w:p>
-      <w:pPr>
-        <w:pStyle w:val="Heading1"/>
-        <w:jc w:val="left"/>
-        <w:rPr>
-          <w:rFonts w:ascii="Courier New" w:eastAsiaTheme="minorHAnsi" w:hAnsi="Courier New" w:cs="Courier New"/>
-          <w:b w:val="0"/>
-          <w:caps w:val="0"/>
-          <w:sz w:val="18"/>
-          <w:szCs w:val="22"/>
-        </w:rPr>
-      </w:pPr>
-    </w:p>
-    <w:p>
-      <w:pPr>
-        <w:pStyle w:val="Heading1"/>
-        <w:jc w:val="left"/>
-        <w:rPr>
-          <w:rFonts w:ascii="Courier New" w:eastAsiaTheme="minorHAnsi" w:hAnsi="Courier New" w:cs="Courier New"/>
-          <w:b w:val="0"/>
-          <w:caps w:val="0"/>
-          <w:sz w:val="18"/>
-          <w:szCs w:val="22"/>
-        </w:rPr>
-      </w:pPr>
-      <w:r>
-        <w:rPr>
-          <w:rFonts w:ascii="Courier New" w:eastAsiaTheme="minorHAnsi" w:hAnsi="Courier New" w:cs="Courier New"/>
-          <w:b w:val="0"/>
-          <w:caps w:val="0"/>
-          <w:sz w:val="18"/>
-          <w:szCs w:val="22"/>
-        </w:rPr>
-        <w:tab/>
-        <w:t>if (!read_field("Enter shop title: ", shop.title, sizeof(shop.title)))</w:t>
-      </w:r>
-    </w:p>
-    <w:p>
-      <w:pPr>
-        <w:pStyle w:val="Heading1"/>
-        <w:jc w:val="left"/>
-        <w:rPr>
-          <w:rFonts w:ascii="Courier New" w:eastAsiaTheme="minorHAnsi" w:hAnsi="Courier New" w:cs="Courier New"/>
-          <w:b w:val="0"/>
-          <w:caps w:val="0"/>
-          <w:sz w:val="18"/>
-          <w:szCs w:val="22"/>
-        </w:rPr>
-      </w:pPr>
-      <w:r>
-        <w:rPr>
-          <w:rFonts w:ascii="Courier New" w:eastAsiaTheme="minorHAnsi" w:hAnsi="Courier New" w:cs="Courier New"/>
-          <w:b w:val="0"/>
-          <w:caps w:val="0"/>
-          <w:sz w:val="18"/>
-          <w:szCs w:val="22"/>
-        </w:rPr>
-        <w:tab/>
-      </w:r>
-      <w:r>
-        <w:rPr>
-          <w:rFonts w:ascii="Courier New" w:eastAsiaTheme="minorHAnsi" w:hAnsi="Courier New" w:cs="Courier New"/>
-          <w:b w:val="0"/>
-          <w:caps w:val="0"/>
-          <w:sz w:val="18"/>
-          <w:szCs w:val="22"/>
-        </w:rPr>
-        <w:tab/>
-        <w:t>return ;</w:t>
-      </w:r>
-    </w:p>
-    <w:p>
-      <w:pPr>
-        <w:pStyle w:val="Heading1"/>
-        <w:jc w:val="left"/>
-        <w:rPr>
-          <w:rFonts w:ascii="Courier New" w:eastAsiaTheme="minorHAnsi" w:hAnsi="Courier New" w:cs="Courier New"/>
-          <w:b w:val="0"/>
-          <w:caps w:val="0"/>
-          <w:sz w:val="18"/>
-          <w:szCs w:val="22"/>
-        </w:rPr>
-      </w:pPr>
-      <w:r>
-        <w:rPr>
-          <w:rFonts w:ascii="Courier New" w:eastAsiaTheme="minorHAnsi" w:hAnsi="Courier New" w:cs="Courier New"/>
-          <w:b w:val="0"/>
-          <w:caps w:val="0"/>
-          <w:sz w:val="18"/>
-          <w:szCs w:val="22"/>
-        </w:rPr>
-        <w:tab/>
-        <w:t>if (!read_field("Enter address: ", shop.address, sizeof(shop.address)))</w:t>
-      </w:r>
-    </w:p>
-    <w:p>
-      <w:pPr>
-        <w:pStyle w:val="Heading1"/>
-        <w:jc w:val="left"/>
-        <w:rPr>
-          <w:rFonts w:ascii="Courier New" w:eastAsiaTheme="minorHAnsi" w:hAnsi="Courier New" w:cs="Courier New"/>
-          <w:b w:val="0"/>
-          <w:caps w:val="0"/>
-          <w:sz w:val="18"/>
-          <w:szCs w:val="22"/>
-        </w:rPr>
-      </w:pPr>
-      <w:r>
-        <w:rPr>
-          <w:rFonts w:ascii="Courier New" w:eastAsiaTheme="minorHAnsi" w:hAnsi="Courier New" w:cs="Courier New"/>
-          <w:b w:val="0"/>
-          <w:caps w:val="0"/>
-          <w:sz w:val="18"/>
-          <w:szCs w:val="22"/>
-        </w:rPr>
-        <w:tab/>
-      </w:r>
-      <w:r>
-        <w:rPr>
-          <w:rFonts w:ascii="Courier New" w:eastAsiaTheme="minorHAnsi" w:hAnsi="Courier New" w:cs="Courier New"/>
-          <w:b w:val="0"/>
-          <w:caps w:val="0"/>
-          <w:sz w:val="18"/>
-          <w:szCs w:val="22"/>
-        </w:rPr>
-        <w:tab/>
-        <w:t>return ;</w:t>
-      </w:r>
-    </w:p>
-    <w:p>
-      <w:pPr>
-        <w:pStyle w:val="Heading1"/>
-        <w:jc w:val="left"/>
-        <w:rPr>
-          <w:rFonts w:ascii="Courier New" w:eastAsiaTheme="minorHAnsi" w:hAnsi="Courier New" w:cs="Courier New"/>
-          <w:b w:val="0"/>
-          <w:caps w:val="0"/>
-          <w:sz w:val="18"/>
-          <w:szCs w:val="22"/>
-        </w:rPr>
-      </w:pPr>
-      <w:r>
-        <w:rPr>
-          <w:rFonts w:ascii="Courier New" w:eastAsiaTheme="minorHAnsi" w:hAnsi="Courier New" w:cs="Courier New"/>
-          <w:b w:val="0"/>
-          <w:caps w:val="0"/>
-          <w:sz w:val="18"/>
-          <w:szCs w:val="22"/>
-        </w:rPr>
-        <w:tab/>
-        <w:t>if (!read_field("Enter tel. number: ", shop.telephone,</w:t>
-      </w:r>
-    </w:p>
-    <w:p>
-      <w:pPr>
-        <w:pStyle w:val="Heading1"/>
-        <w:jc w:val="left"/>
-        <w:rPr>
-          <w:rFonts w:ascii="Courier New" w:eastAsiaTheme="minorHAnsi" w:hAnsi="Courier New" w:cs="Courier New"/>
-          <w:b w:val="0"/>
-          <w:caps w:val="0"/>
-          <w:sz w:val="18"/>
-          <w:szCs w:val="22"/>
-        </w:rPr>
-      </w:pPr>
-      <w:r>
-        <w:rPr>
-          <w:rFonts w:ascii="Courier New" w:eastAsiaTheme="minorHAnsi" w:hAnsi="Courier New" w:cs="Courier New"/>
-          <w:b w:val="0"/>
-          <w:caps w:val="0"/>
-          <w:sz w:val="18"/>
-          <w:szCs w:val="22"/>
-        </w:rPr>
-        <w:tab/>
-      </w:r>
-      <w:r>
-        <w:rPr>
-          <w:rFonts w:ascii="Courier New" w:eastAsiaTheme="minorHAnsi" w:hAnsi="Courier New" w:cs="Courier New"/>
-          <w:b w:val="0"/>
-          <w:caps w:val="0"/>
-          <w:sz w:val="18"/>
-          <w:szCs w:val="22"/>
-        </w:rPr>
-        <w:tab/>
-      </w:r>
-      <w:r>
-        <w:rPr>
-          <w:rFonts w:ascii="Courier New" w:eastAsiaTheme="minorHAnsi" w:hAnsi="Courier New" w:cs="Courier New"/>
-          <w:b w:val="0"/>
-          <w:caps w:val="0"/>
-          <w:sz w:val="18"/>
-          <w:szCs w:val="22"/>
-        </w:rPr>
-        <w:tab/>
-        <w:t>sizeof(shop.telephone)))</w:t>
-      </w:r>
-    </w:p>
-    <w:p>
-      <w:pPr>
-        <w:pStyle w:val="Heading1"/>
-        <w:jc w:val="left"/>
-        <w:rPr>
-          <w:rFonts w:ascii="Courier New" w:eastAsiaTheme="minorHAnsi" w:hAnsi="Courier New" w:cs="Courier New"/>
-          <w:b w:val="0"/>
-          <w:caps w:val="0"/>
-          <w:sz w:val="18"/>
-          <w:szCs w:val="22"/>
-        </w:rPr>
-      </w:pPr>
-      <w:r>
-        <w:rPr>
-          <w:rFonts w:ascii="Courier New" w:eastAsiaTheme="minorHAnsi" w:hAnsi="Courier New" w:cs="Courier New"/>
-          <w:b w:val="0"/>
-          <w:caps w:val="0"/>
-          <w:sz w:val="18"/>
-          <w:szCs w:val="22"/>
-        </w:rPr>
-        <w:tab/>
-      </w:r>
-      <w:r>
-        <w:rPr>
-          <w:rFonts w:ascii="Courier New" w:eastAsiaTheme="minorHAnsi" w:hAnsi="Courier New" w:cs="Courier New"/>
-          <w:b w:val="0"/>
-          <w:caps w:val="0"/>
-          <w:sz w:val="18"/>
-          <w:szCs w:val="22"/>
-        </w:rPr>
-        <w:tab/>
-        <w:t>return ;</w:t>
-      </w:r>
-    </w:p>
-    <w:p>
-      <w:pPr>
-        <w:pStyle w:val="Heading1"/>
-        <w:jc w:val="left"/>
-        <w:rPr>
-          <w:rFonts w:ascii="Courier New" w:eastAsiaTheme="minorHAnsi" w:hAnsi="Courier New" w:cs="Courier New"/>
-          <w:b w:val="0"/>
-          <w:caps w:val="0"/>
-          <w:sz w:val="18"/>
-          <w:szCs w:val="22"/>
-        </w:rPr>
-      </w:pPr>
-      <w:r>
-        <w:rPr>
-          <w:rFonts w:ascii="Courier New" w:eastAsiaTheme="minorHAnsi" w:hAnsi="Courier New" w:cs="Courier New"/>
-          <w:b w:val="0"/>
-          <w:caps w:val="0"/>
-          <w:sz w:val="18"/>
-          <w:szCs w:val="22"/>
-        </w:rPr>
-        <w:tab/>
-        <w:t>if (!append_shop(&amp;shop))</w:t>
-      </w:r>
-    </w:p>
-    <w:p>
-      <w:pPr>
-        <w:pStyle w:val="Heading1"/>
-        <w:jc w:val="left"/>
-        <w:rPr>
-          <w:rFonts w:ascii="Courier New" w:eastAsiaTheme="minorHAnsi" w:hAnsi="Courier New" w:cs="Courier New"/>
-          <w:b w:val="0"/>
-          <w:caps w:val="0"/>
-          <w:sz w:val="18"/>
-          <w:szCs w:val="22"/>
-        </w:rPr>
-      </w:pPr>
-      <w:r>
-        <w:rPr>
-          <w:rFonts w:ascii="Courier New" w:eastAsiaTheme="minorHAnsi" w:hAnsi="Courier New" w:cs="Courier New"/>
-          <w:b w:val="0"/>
-          <w:caps w:val="0"/>
-          <w:sz w:val="18"/>
-          <w:szCs w:val="22"/>
-        </w:rPr>
-        <w:tab/>
-      </w:r>
-      <w:r>
-        <w:rPr>
-          <w:rFonts w:ascii="Courier New" w:eastAsiaTheme="minorHAnsi" w:hAnsi="Courier New" w:cs="Courier New"/>
-          <w:b w:val="0"/>
-          <w:caps w:val="0"/>
-          <w:sz w:val="18"/>
-          <w:szCs w:val="22"/>
-        </w:rPr>
-        <w:tab/>
-        <w:t>return ((void)printf("Cannot open file for writing.\n"));</w:t>
-      </w:r>
-    </w:p>
-    <w:p>
-      <w:pPr>
-        <w:pStyle w:val="Heading1"/>
-        <w:jc w:val="left"/>
-        <w:rPr>
-          <w:rFonts w:ascii="Courier New" w:eastAsiaTheme="minorHAnsi" w:hAnsi="Courier New" w:cs="Courier New"/>
-          <w:b w:val="0"/>
-          <w:caps w:val="0"/>
-          <w:sz w:val="18"/>
-          <w:szCs w:val="22"/>
-        </w:rPr>
-      </w:pPr>
-      <w:r>
-        <w:rPr>
-          <w:rFonts w:ascii="Courier New" w:eastAsiaTheme="minorHAnsi" w:hAnsi="Courier New" w:cs="Courier New"/>
-          <w:b w:val="0"/>
-          <w:caps w:val="0"/>
-          <w:sz w:val="18"/>
-          <w:szCs w:val="22"/>
-        </w:rPr>
-        <w:tab/>
-        <w:t>printf("Data saved.\n");</w:t>
-      </w:r>
-    </w:p>
-    <w:p>
-      <w:pPr>
-        <w:pStyle w:val="Heading1"/>
-        <w:jc w:val="left"/>
-        <w:rPr>
-          <w:rFonts w:ascii="Courier New" w:eastAsiaTheme="minorHAnsi" w:hAnsi="Courier New" w:cs="Courier New"/>
-          <w:b w:val="0"/>
-          <w:caps w:val="0"/>
-          <w:sz w:val="18"/>
-          <w:szCs w:val="22"/>
-        </w:rPr>
-      </w:pPr>
-      <w:r>
-        <w:rPr>
-          <w:rFonts w:ascii="Courier New" w:eastAsiaTheme="minorHAnsi" w:hAnsi="Courier New" w:cs="Courier New"/>
-          <w:b w:val="0"/>
-          <w:caps w:val="0"/>
-          <w:sz w:val="18"/>
-          <w:szCs w:val="22"/>
-        </w:rPr>
-        <w:t>}</w:t>
-      </w:r>
-    </w:p>
-    <w:p>
-      <w:pPr>
-        <w:pStyle w:val="Heading1"/>
-        <w:jc w:val="left"/>
-        <w:rPr>
-          <w:rFonts w:ascii="Courier New" w:eastAsiaTheme="minorHAnsi" w:hAnsi="Courier New" w:cs="Courier New"/>
-          <w:b w:val="0"/>
-          <w:caps w:val="0"/>
-          <w:sz w:val="18"/>
-          <w:szCs w:val="22"/>
-        </w:rPr>
-      </w:pPr>
-    </w:p>
-    <w:p>
-      <w:pPr>
-        <w:pStyle w:val="Heading1"/>
-        <w:jc w:val="left"/>
-        <w:rPr>
-          <w:rFonts w:ascii="Courier New" w:eastAsiaTheme="minorHAnsi" w:hAnsi="Courier New" w:cs="Courier New"/>
-          <w:b w:val="0"/>
-          <w:caps w:val="0"/>
-          <w:sz w:val="18"/>
-          <w:szCs w:val="22"/>
-        </w:rPr>
-      </w:pPr>
-      <w:r>
-        <w:rPr>
-          <w:rFonts w:ascii="Courier New" w:eastAsiaTheme="minorHAnsi" w:hAnsi="Courier New" w:cs="Courier New"/>
-          <w:b w:val="0"/>
-          <w:caps w:val="0"/>
-          <w:sz w:val="18"/>
-          <w:szCs w:val="22"/>
-        </w:rPr>
-        <w:t>const char</w:t>
-      </w:r>
-      <w:r>
-        <w:rPr>
-          <w:rFonts w:ascii="Courier New" w:eastAsiaTheme="minorHAnsi" w:hAnsi="Courier New" w:cs="Courier New"/>
-          <w:b w:val="0"/>
-          <w:caps w:val="0"/>
-          <w:sz w:val="18"/>
-          <w:szCs w:val="22"/>
-        </w:rPr>
-        <w:tab/>
-        <w:t>*find_phone(const t_shop shops[], size_t count, const char *address)</w:t>
-      </w:r>
-    </w:p>
-    <w:p>
-      <w:pPr>
-        <w:pStyle w:val="Heading1"/>
-        <w:jc w:val="left"/>
-        <w:rPr>
-          <w:rFonts w:ascii="Courier New" w:eastAsiaTheme="minorHAnsi" w:hAnsi="Courier New" w:cs="Courier New"/>
-          <w:b w:val="0"/>
-          <w:caps w:val="0"/>
-          <w:sz w:val="18"/>
-          <w:szCs w:val="22"/>
-        </w:rPr>
-      </w:pPr>
-      <w:r>
-        <w:rPr>
-          <w:rFonts w:ascii="Courier New" w:eastAsiaTheme="minorHAnsi" w:hAnsi="Courier New" w:cs="Courier New"/>
-          <w:b w:val="0"/>
-          <w:caps w:val="0"/>
-          <w:sz w:val="18"/>
-          <w:szCs w:val="22"/>
-        </w:rPr>
-        <w:t>{</w:t>
-      </w:r>
-    </w:p>
-    <w:p>
-      <w:pPr>
-        <w:pStyle w:val="Heading1"/>
-        <w:jc w:val="left"/>
-        <w:rPr>
-          <w:rFonts w:ascii="Courier New" w:eastAsiaTheme="minorHAnsi" w:hAnsi="Courier New" w:cs="Courier New"/>
-          <w:b w:val="0"/>
-          <w:caps w:val="0"/>
-          <w:sz w:val="18"/>
-          <w:szCs w:val="22"/>
-        </w:rPr>
-      </w:pPr>
-      <w:r>
-        <w:rPr>
-          <w:rFonts w:ascii="Courier New" w:eastAsiaTheme="minorHAnsi" w:hAnsi="Courier New" w:cs="Courier New"/>
-          <w:b w:val="0"/>
-          <w:caps w:val="0"/>
-          <w:sz w:val="18"/>
-          <w:szCs w:val="22"/>
-        </w:rPr>
-        <w:tab/>
-        <w:t>size_t</w:t>
-      </w:r>
-      <w:r>
-        <w:rPr>
-          <w:rFonts w:ascii="Courier New" w:eastAsiaTheme="minorHAnsi" w:hAnsi="Courier New" w:cs="Courier New"/>
-          <w:b w:val="0"/>
-          <w:caps w:val="0"/>
-          <w:sz w:val="18"/>
-          <w:szCs w:val="22"/>
-        </w:rPr>
-        <w:tab/>
-        <w:t>index;</w:t>
-      </w:r>
-    </w:p>
-    <w:p>
-      <w:pPr>
-        <w:pStyle w:val="Heading1"/>
-        <w:jc w:val="left"/>
-        <w:rPr>
-          <w:rFonts w:ascii="Courier New" w:eastAsiaTheme="minorHAnsi" w:hAnsi="Courier New" w:cs="Courier New"/>
-          <w:b w:val="0"/>
-          <w:caps w:val="0"/>
-          <w:sz w:val="18"/>
-          <w:szCs w:val="22"/>
-        </w:rPr>
-      </w:pPr>
-    </w:p>
-    <w:p>
-      <w:pPr>
-        <w:pStyle w:val="Heading1"/>
-        <w:jc w:val="left"/>
-        <w:rPr>
-          <w:rFonts w:ascii="Courier New" w:eastAsiaTheme="minorHAnsi" w:hAnsi="Courier New" w:cs="Courier New"/>
-          <w:b w:val="0"/>
-          <w:caps w:val="0"/>
-          <w:sz w:val="18"/>
-          <w:szCs w:val="22"/>
-        </w:rPr>
-      </w:pPr>
-      <w:r>
-        <w:rPr>
-          <w:rFonts w:ascii="Courier New" w:eastAsiaTheme="minorHAnsi" w:hAnsi="Courier New" w:cs="Courier New"/>
-          <w:b w:val="0"/>
-          <w:caps w:val="0"/>
-          <w:sz w:val="18"/>
-          <w:szCs w:val="22"/>
-        </w:rPr>
-        <w:tab/>
-        <w:t>index = 0;</w:t>
-      </w:r>
-    </w:p>
-    <w:p>
-      <w:pPr>
-        <w:pStyle w:val="Heading1"/>
-        <w:jc w:val="left"/>
-        <w:rPr>
-          <w:rFonts w:ascii="Courier New" w:eastAsiaTheme="minorHAnsi" w:hAnsi="Courier New" w:cs="Courier New"/>
-          <w:b w:val="0"/>
-          <w:caps w:val="0"/>
-          <w:sz w:val="18"/>
-          <w:szCs w:val="22"/>
-        </w:rPr>
-      </w:pPr>
-      <w:r>
-        <w:rPr>
-          <w:rFonts w:ascii="Courier New" w:eastAsiaTheme="minorHAnsi" w:hAnsi="Courier New" w:cs="Courier New"/>
-          <w:b w:val="0"/>
-          <w:caps w:val="0"/>
-          <w:sz w:val="18"/>
-          <w:szCs w:val="22"/>
-        </w:rPr>
-        <w:tab/>
-        <w:t>while (index &lt; count)</w:t>
-      </w:r>
-    </w:p>
-    <w:p>
-      <w:pPr>
-        <w:pStyle w:val="Heading1"/>
-        <w:jc w:val="left"/>
-        <w:rPr>
-          <w:rFonts w:ascii="Courier New" w:eastAsiaTheme="minorHAnsi" w:hAnsi="Courier New" w:cs="Courier New"/>
-          <w:b w:val="0"/>
-          <w:caps w:val="0"/>
-          <w:sz w:val="18"/>
-          <w:szCs w:val="22"/>
-        </w:rPr>
-      </w:pPr>
-      <w:r>
-        <w:rPr>
-          <w:rFonts w:ascii="Courier New" w:eastAsiaTheme="minorHAnsi" w:hAnsi="Courier New" w:cs="Courier New"/>
-          <w:b w:val="0"/>
-          <w:caps w:val="0"/>
-          <w:sz w:val="18"/>
-          <w:szCs w:val="22"/>
-        </w:rPr>
-        <w:tab/>
-        <w:t>{</w:t>
-      </w:r>
-    </w:p>
-    <w:p>
-      <w:pPr>
-        <w:pStyle w:val="Heading1"/>
-        <w:jc w:val="left"/>
-        <w:rPr>
-          <w:rFonts w:ascii="Courier New" w:eastAsiaTheme="minorHAnsi" w:hAnsi="Courier New" w:cs="Courier New"/>
-          <w:b w:val="0"/>
-          <w:caps w:val="0"/>
-          <w:sz w:val="18"/>
-          <w:szCs w:val="22"/>
-        </w:rPr>
-      </w:pPr>
-      <w:r>
-        <w:rPr>
-          <w:rFonts w:ascii="Courier New" w:eastAsiaTheme="minorHAnsi" w:hAnsi="Courier New" w:cs="Courier New"/>
-          <w:b w:val="0"/>
-          <w:caps w:val="0"/>
-          <w:sz w:val="18"/>
-          <w:szCs w:val="22"/>
-        </w:rPr>
-        <w:tab/>
-      </w:r>
-      <w:r>
-        <w:rPr>
-          <w:rFonts w:ascii="Courier New" w:eastAsiaTheme="minorHAnsi" w:hAnsi="Courier New" w:cs="Courier New"/>
-          <w:b w:val="0"/>
-          <w:caps w:val="0"/>
-          <w:sz w:val="18"/>
-          <w:szCs w:val="22"/>
-        </w:rPr>
-        <w:tab/>
-        <w:t>if (strcmp(shops[index].address, address) == 0)</w:t>
-      </w:r>
-    </w:p>
-    <w:p>
-      <w:pPr>
-        <w:pStyle w:val="Heading1"/>
-        <w:jc w:val="left"/>
-        <w:rPr>
-          <w:rFonts w:ascii="Courier New" w:eastAsiaTheme="minorHAnsi" w:hAnsi="Courier New" w:cs="Courier New"/>
-          <w:b w:val="0"/>
-          <w:caps w:val="0"/>
-          <w:sz w:val="18"/>
-          <w:szCs w:val="22"/>
-        </w:rPr>
-      </w:pPr>
-      <w:r>
-        <w:rPr>
-          <w:rFonts w:ascii="Courier New" w:eastAsiaTheme="minorHAnsi" w:hAnsi="Courier New" w:cs="Courier New"/>
-          <w:b w:val="0"/>
-          <w:caps w:val="0"/>
-          <w:sz w:val="18"/>
-          <w:szCs w:val="22"/>
-        </w:rPr>
-        <w:tab/>
-      </w:r>
-      <w:r>
-        <w:rPr>
-          <w:rFonts w:ascii="Courier New" w:eastAsiaTheme="minorHAnsi" w:hAnsi="Courier New" w:cs="Courier New"/>
-          <w:b w:val="0"/>
-          <w:caps w:val="0"/>
-          <w:sz w:val="18"/>
-          <w:szCs w:val="22"/>
-        </w:rPr>
-        <w:tab/>
-      </w:r>
-      <w:r>
-        <w:rPr>
-          <w:rFonts w:ascii="Courier New" w:eastAsiaTheme="minorHAnsi" w:hAnsi="Courier New" w:cs="Courier New"/>
-          <w:b w:val="0"/>
-          <w:caps w:val="0"/>
-          <w:sz w:val="18"/>
-          <w:szCs w:val="22"/>
-        </w:rPr>
-        <w:tab/>
-        <w:t>return (shops[index].telephone);</w:t>
-      </w:r>
-    </w:p>
-    <w:p>
-      <w:pPr>
-        <w:pStyle w:val="Heading1"/>
-        <w:jc w:val="left"/>
-        <w:rPr>
-          <w:rFonts w:ascii="Courier New" w:eastAsiaTheme="minorHAnsi" w:hAnsi="Courier New" w:cs="Courier New"/>
-          <w:b w:val="0"/>
-          <w:caps w:val="0"/>
-          <w:sz w:val="18"/>
-          <w:szCs w:val="22"/>
-        </w:rPr>
-      </w:pPr>
-      <w:r>
-        <w:rPr>
-          <w:rFonts w:ascii="Courier New" w:eastAsiaTheme="minorHAnsi" w:hAnsi="Courier New" w:cs="Courier New"/>
-          <w:b w:val="0"/>
-          <w:caps w:val="0"/>
-          <w:sz w:val="18"/>
-          <w:szCs w:val="22"/>
-        </w:rPr>
-        <w:tab/>
-      </w:r>
-      <w:r>
-        <w:rPr>
-          <w:rFonts w:ascii="Courier New" w:eastAsiaTheme="minorHAnsi" w:hAnsi="Courier New" w:cs="Courier New"/>
-          <w:b w:val="0"/>
-          <w:caps w:val="0"/>
-          <w:sz w:val="18"/>
-          <w:szCs w:val="22"/>
-        </w:rPr>
-        <w:tab/>
-        <w:t>index++;</w:t>
-      </w:r>
-    </w:p>
-    <w:p>
-      <w:pPr>
-        <w:pStyle w:val="Heading1"/>
-        <w:jc w:val="left"/>
-        <w:rPr>
-          <w:rFonts w:ascii="Courier New" w:eastAsiaTheme="minorHAnsi" w:hAnsi="Courier New" w:cs="Courier New"/>
-          <w:b w:val="0"/>
-          <w:caps w:val="0"/>
-          <w:sz w:val="18"/>
-          <w:szCs w:val="22"/>
-        </w:rPr>
-      </w:pPr>
-      <w:r>
-        <w:rPr>
-          <w:rFonts w:ascii="Courier New" w:eastAsiaTheme="minorHAnsi" w:hAnsi="Courier New" w:cs="Courier New"/>
-          <w:b w:val="0"/>
-          <w:caps w:val="0"/>
-          <w:sz w:val="18"/>
-          <w:szCs w:val="22"/>
-        </w:rPr>
-        <w:tab/>
-        <w:t>}</w:t>
-      </w:r>
-    </w:p>
-    <w:p>
-      <w:pPr>
-        <w:pStyle w:val="Heading1"/>
-        <w:jc w:val="left"/>
-        <w:rPr>
-          <w:rFonts w:ascii="Courier New" w:eastAsiaTheme="minorHAnsi" w:hAnsi="Courier New" w:cs="Courier New"/>
-          <w:b w:val="0"/>
-          <w:caps w:val="0"/>
-          <w:sz w:val="18"/>
-          <w:szCs w:val="22"/>
-        </w:rPr>
-      </w:pPr>
-      <w:r>
-        <w:rPr>
-          <w:rFonts w:ascii="Courier New" w:eastAsiaTheme="minorHAnsi" w:hAnsi="Courier New" w:cs="Courier New"/>
-          <w:b w:val="0"/>
-          <w:caps w:val="0"/>
-          <w:sz w:val="18"/>
-          <w:szCs w:val="22"/>
-        </w:rPr>
-        <w:tab/>
-        <w:t>return (NULL);</w:t>
-      </w:r>
-    </w:p>
-    <w:p>
-      <w:pPr>
-        <w:pStyle w:val="Heading1"/>
-        <w:jc w:val="left"/>
-        <w:rPr>
-          <w:rFonts w:ascii="Courier New" w:eastAsiaTheme="minorHAnsi" w:hAnsi="Courier New" w:cs="Courier New"/>
-          <w:b w:val="0"/>
-          <w:caps w:val="0"/>
-          <w:sz w:val="18"/>
-          <w:szCs w:val="22"/>
-        </w:rPr>
-      </w:pPr>
-      <w:r>
-        <w:rPr>
-          <w:rFonts w:ascii="Courier New" w:eastAsiaTheme="minorHAnsi" w:hAnsi="Courier New" w:cs="Courier New"/>
-          <w:b w:val="0"/>
-          <w:caps w:val="0"/>
-          <w:sz w:val="18"/>
-          <w:szCs w:val="22"/>
-        </w:rPr>
-        <w:t>}</w:t>
-      </w:r>
-    </w:p>
-    <w:p>
-      <w:pPr>
-        <w:pStyle w:val="Heading1"/>
-        <w:jc w:val="left"/>
-        <w:rPr>
-          <w:rFonts w:ascii="Courier New" w:eastAsiaTheme="minorHAnsi" w:hAnsi="Courier New" w:cs="Courier New"/>
-          <w:b w:val="0"/>
-          <w:caps w:val="0"/>
-          <w:sz w:val="18"/>
-          <w:szCs w:val="22"/>
-        </w:rPr>
-      </w:pPr>
-    </w:p>
-    <w:p>
-      <w:pPr>
-        <w:pStyle w:val="Heading1"/>
-        <w:jc w:val="left"/>
-        <w:rPr>
-          <w:rFonts w:ascii="Courier New" w:eastAsiaTheme="minorHAnsi" w:hAnsi="Courier New" w:cs="Courier New"/>
-          <w:b w:val="0"/>
-          <w:caps w:val="0"/>
-          <w:sz w:val="18"/>
-          <w:szCs w:val="22"/>
-        </w:rPr>
-      </w:pPr>
-      <w:r>
-        <w:rPr>
-          <w:rFonts w:ascii="Courier New" w:eastAsiaTheme="minorHAnsi" w:hAnsi="Courier New" w:cs="Courier New"/>
-          <w:b w:val="0"/>
-          <w:caps w:val="0"/>
-          <w:sz w:val="18"/>
-          <w:szCs w:val="22"/>
-        </w:rPr>
-        <w:t>void</w:t>
-      </w:r>
-      <w:r>
-        <w:rPr>
-          <w:rFonts w:ascii="Courier New" w:eastAsiaTheme="minorHAnsi" w:hAnsi="Courier New" w:cs="Courier New"/>
-          <w:b w:val="0"/>
-          <w:caps w:val="0"/>
-          <w:sz w:val="18"/>
-          <w:szCs w:val="22"/>
-        </w:rPr>
-        <w:tab/>
-        <w:t>individual_task(void)</w:t>
-      </w:r>
-    </w:p>
-    <w:p>
-      <w:pPr>
-        <w:pStyle w:val="Heading1"/>
-        <w:jc w:val="left"/>
-        <w:rPr>
-          <w:rFonts w:ascii="Courier New" w:eastAsiaTheme="minorHAnsi" w:hAnsi="Courier New" w:cs="Courier New"/>
-          <w:b w:val="0"/>
-          <w:caps w:val="0"/>
-          <w:sz w:val="18"/>
-          <w:szCs w:val="22"/>
-        </w:rPr>
-      </w:pPr>
-      <w:r>
-        <w:rPr>
-          <w:rFonts w:ascii="Courier New" w:eastAsiaTheme="minorHAnsi" w:hAnsi="Courier New" w:cs="Courier New"/>
-          <w:b w:val="0"/>
-          <w:caps w:val="0"/>
-          <w:sz w:val="18"/>
-          <w:szCs w:val="22"/>
-        </w:rPr>
-        <w:t>{</w:t>
-      </w:r>
-    </w:p>
-    <w:p>
-      <w:pPr>
-        <w:pStyle w:val="Heading1"/>
-        <w:jc w:val="left"/>
-        <w:rPr>
-          <w:rFonts w:ascii="Courier New" w:eastAsiaTheme="minorHAnsi" w:hAnsi="Courier New" w:cs="Courier New"/>
-          <w:b w:val="0"/>
-          <w:caps w:val="0"/>
-          <w:sz w:val="18"/>
-          <w:szCs w:val="22"/>
-        </w:rPr>
-      </w:pPr>
-      <w:r>
-        <w:rPr>
-          <w:rFonts w:ascii="Courier New" w:eastAsiaTheme="minorHAnsi" w:hAnsi="Courier New" w:cs="Courier New"/>
-          <w:b w:val="0"/>
-          <w:caps w:val="0"/>
-          <w:sz w:val="18"/>
-          <w:szCs w:val="22"/>
-        </w:rPr>
-        <w:tab/>
-        <w:t>t_shop</w:t>
-      </w:r>
-      <w:r>
-        <w:rPr>
-          <w:rFonts w:ascii="Courier New" w:eastAsiaTheme="minorHAnsi" w:hAnsi="Courier New" w:cs="Courier New"/>
-          <w:b w:val="0"/>
-          <w:caps w:val="0"/>
-          <w:sz w:val="18"/>
-          <w:szCs w:val="22"/>
-        </w:rPr>
-        <w:tab/>
-        <w:t>shops[MAX_SHOPS];</w:t>
-      </w:r>
-    </w:p>
-    <w:p>
-      <w:pPr>
-        <w:pStyle w:val="Heading1"/>
-        <w:jc w:val="left"/>
-        <w:rPr>
-          <w:rFonts w:ascii="Courier New" w:eastAsiaTheme="minorHAnsi" w:hAnsi="Courier New" w:cs="Courier New"/>
-          <w:b w:val="0"/>
-          <w:caps w:val="0"/>
-          <w:sz w:val="18"/>
-          <w:szCs w:val="22"/>
-        </w:rPr>
-      </w:pPr>
-      <w:r>
-        <w:rPr>
-          <w:rFonts w:ascii="Courier New" w:eastAsiaTheme="minorHAnsi" w:hAnsi="Courier New" w:cs="Courier New"/>
-          <w:b w:val="0"/>
-          <w:caps w:val="0"/>
-          <w:sz w:val="18"/>
-          <w:szCs w:val="22"/>
-        </w:rPr>
-        <w:tab/>
-        <w:t>char</w:t>
-      </w:r>
-      <w:r>
-        <w:rPr>
-          <w:rFonts w:ascii="Courier New" w:eastAsiaTheme="minorHAnsi" w:hAnsi="Courier New" w:cs="Courier New"/>
-          <w:b w:val="0"/>
-          <w:caps w:val="0"/>
-          <w:sz w:val="18"/>
-          <w:szCs w:val="22"/>
-        </w:rPr>
-        <w:tab/>
-        <w:t>address[128];</w:t>
-      </w:r>
-    </w:p>
-    <w:p>
-      <w:pPr>
-        <w:pStyle w:val="Heading1"/>
-        <w:jc w:val="left"/>
-        <w:rPr>
-          <w:rFonts w:ascii="Courier New" w:eastAsiaTheme="minorHAnsi" w:hAnsi="Courier New" w:cs="Courier New"/>
-          <w:b w:val="0"/>
-          <w:caps w:val="0"/>
-          <w:sz w:val="18"/>
-          <w:szCs w:val="22"/>
-        </w:rPr>
-      </w:pPr>
-      <w:r>
-        <w:rPr>
-          <w:rFonts w:ascii="Courier New" w:eastAsiaTheme="minorHAnsi" w:hAnsi="Courier New" w:cs="Courier New"/>
-          <w:b w:val="0"/>
-          <w:caps w:val="0"/>
-          <w:sz w:val="18"/>
-          <w:szCs w:val="22"/>
-        </w:rPr>
-        <w:tab/>
-        <w:t>const char</w:t>
-      </w:r>
-      <w:r>
-        <w:rPr>
-          <w:rFonts w:ascii="Courier New" w:eastAsiaTheme="minorHAnsi" w:hAnsi="Courier New" w:cs="Courier New"/>
-          <w:b w:val="0"/>
-          <w:caps w:val="0"/>
-          <w:sz w:val="18"/>
-          <w:szCs w:val="22"/>
-        </w:rPr>
-        <w:tab/>
-        <w:t>*telephone;</w:t>
-      </w:r>
-    </w:p>
-    <w:p>
-      <w:pPr>
-        <w:pStyle w:val="Heading1"/>
-        <w:jc w:val="left"/>
-        <w:rPr>
-          <w:rFonts w:ascii="Courier New" w:eastAsiaTheme="minorHAnsi" w:hAnsi="Courier New" w:cs="Courier New"/>
-          <w:b w:val="0"/>
-          <w:caps w:val="0"/>
-          <w:sz w:val="18"/>
-          <w:szCs w:val="22"/>
-        </w:rPr>
-      </w:pPr>
-      <w:r>
-        <w:rPr>
-          <w:rFonts w:ascii="Courier New" w:eastAsiaTheme="minorHAnsi" w:hAnsi="Courier New" w:cs="Courier New"/>
-          <w:b w:val="0"/>
-          <w:caps w:val="0"/>
-          <w:sz w:val="18"/>
-          <w:szCs w:val="22"/>
-        </w:rPr>
-        <w:tab/>
-        <w:t>size_t</w:t>
-      </w:r>
-      <w:r>
-        <w:rPr>
-          <w:rFonts w:ascii="Courier New" w:eastAsiaTheme="minorHAnsi" w:hAnsi="Courier New" w:cs="Courier New"/>
-          <w:b w:val="0"/>
-          <w:caps w:val="0"/>
-          <w:sz w:val="18"/>
-          <w:szCs w:val="22"/>
-        </w:rPr>
-        <w:tab/>
-      </w:r>
-      <w:r>
-        <w:rPr>
-          <w:rFonts w:ascii="Courier New" w:eastAsiaTheme="minorHAnsi" w:hAnsi="Courier New" w:cs="Courier New"/>
-          <w:b w:val="0"/>
-          <w:caps w:val="0"/>
-          <w:sz w:val="18"/>
-          <w:szCs w:val="22"/>
-        </w:rPr>
-        <w:tab/>
-        <w:t>count;</w:t>
-      </w:r>
-    </w:p>
-    <w:p>
-      <w:pPr>
-        <w:pStyle w:val="Heading1"/>
-        <w:jc w:val="left"/>
-        <w:rPr>
-          <w:rFonts w:ascii="Courier New" w:eastAsiaTheme="minorHAnsi" w:hAnsi="Courier New" w:cs="Courier New"/>
-          <w:b w:val="0"/>
-          <w:caps w:val="0"/>
-          <w:sz w:val="18"/>
-          <w:szCs w:val="22"/>
-        </w:rPr>
-      </w:pPr>
-    </w:p>
-    <w:p>
-      <w:pPr>
-        <w:pStyle w:val="Heading1"/>
-        <w:jc w:val="left"/>
-        <w:rPr>
-          <w:rFonts w:ascii="Courier New" w:eastAsiaTheme="minorHAnsi" w:hAnsi="Courier New" w:cs="Courier New"/>
-          <w:b w:val="0"/>
-          <w:caps w:val="0"/>
-          <w:sz w:val="18"/>
-          <w:szCs w:val="22"/>
-        </w:rPr>
-      </w:pPr>
-      <w:r>
-        <w:rPr>
-          <w:rFonts w:ascii="Courier New" w:eastAsiaTheme="minorHAnsi" w:hAnsi="Courier New" w:cs="Courier New"/>
-          <w:b w:val="0"/>
-          <w:caps w:val="0"/>
-          <w:sz w:val="18"/>
-          <w:szCs w:val="22"/>
-        </w:rPr>
-        <w:tab/>
-        <w:t>count = load_shops(shops);</w:t>
-      </w:r>
-    </w:p>
-    <w:p>
-      <w:pPr>
-        <w:pStyle w:val="Heading1"/>
-        <w:jc w:val="left"/>
-        <w:rPr>
-          <w:rFonts w:ascii="Courier New" w:eastAsiaTheme="minorHAnsi" w:hAnsi="Courier New" w:cs="Courier New"/>
-          <w:b w:val="0"/>
-          <w:caps w:val="0"/>
-          <w:sz w:val="18"/>
-          <w:szCs w:val="22"/>
-        </w:rPr>
-      </w:pPr>
-      <w:r>
-        <w:rPr>
-          <w:rFonts w:ascii="Courier New" w:eastAsiaTheme="minorHAnsi" w:hAnsi="Courier New" w:cs="Courier New"/>
-          <w:b w:val="0"/>
-          <w:caps w:val="0"/>
-          <w:sz w:val="18"/>
-          <w:szCs w:val="22"/>
-        </w:rPr>
-        <w:tab/>
-        <w:t>if (count == 0)</w:t>
-      </w:r>
-    </w:p>
-    <w:p>
-      <w:pPr>
-        <w:pStyle w:val="Heading1"/>
-        <w:jc w:val="left"/>
-        <w:rPr>
-          <w:rFonts w:ascii="Courier New" w:eastAsiaTheme="minorHAnsi" w:hAnsi="Courier New" w:cs="Courier New"/>
-          <w:b w:val="0"/>
-          <w:caps w:val="0"/>
-          <w:sz w:val="18"/>
-          <w:szCs w:val="22"/>
-        </w:rPr>
-      </w:pPr>
-      <w:r>
-        <w:rPr>
-          <w:rFonts w:ascii="Courier New" w:eastAsiaTheme="minorHAnsi" w:hAnsi="Courier New" w:cs="Courier New"/>
-          <w:b w:val="0"/>
-          <w:caps w:val="0"/>
-          <w:sz w:val="18"/>
-          <w:szCs w:val="22"/>
-        </w:rPr>
-        <w:tab/>
-        <w:t>{</w:t>
-      </w:r>
-    </w:p>
-    <w:p>
-      <w:pPr>
-        <w:pStyle w:val="Heading1"/>
-        <w:jc w:val="left"/>
-        <w:rPr>
-          <w:rFonts w:ascii="Courier New" w:eastAsiaTheme="minorHAnsi" w:hAnsi="Courier New" w:cs="Courier New"/>
-          <w:b w:val="0"/>
-          <w:caps w:val="0"/>
-          <w:sz w:val="18"/>
-          <w:szCs w:val="22"/>
-        </w:rPr>
-      </w:pPr>
-      <w:r>
-        <w:rPr>
-          <w:rFonts w:ascii="Courier New" w:eastAsiaTheme="minorHAnsi" w:hAnsi="Courier New" w:cs="Courier New"/>
-          <w:b w:val="0"/>
-          <w:caps w:val="0"/>
-          <w:sz w:val="18"/>
-          <w:szCs w:val="22"/>
-        </w:rPr>
-        <w:tab/>
-      </w:r>
-      <w:r>
-        <w:rPr>
-          <w:rFonts w:ascii="Courier New" w:eastAsiaTheme="minorHAnsi" w:hAnsi="Courier New" w:cs="Courier New"/>
-          <w:b w:val="0"/>
-          <w:caps w:val="0"/>
-          <w:sz w:val="18"/>
-          <w:szCs w:val="22"/>
-        </w:rPr>
-        <w:tab/>
-        <w:t>printf("File is empty or does not exist.\n");</w:t>
-      </w:r>
-    </w:p>
-    <w:p>
-      <w:pPr>
-        <w:pStyle w:val="Heading1"/>
-        <w:jc w:val="left"/>
-        <w:rPr>
-          <w:rFonts w:ascii="Courier New" w:eastAsiaTheme="minorHAnsi" w:hAnsi="Courier New" w:cs="Courier New"/>
-          <w:b w:val="0"/>
-          <w:caps w:val="0"/>
-          <w:sz w:val="18"/>
-          <w:szCs w:val="22"/>
-        </w:rPr>
-      </w:pPr>
-      <w:r>
-        <w:rPr>
-          <w:rFonts w:ascii="Courier New" w:eastAsiaTheme="minorHAnsi" w:hAnsi="Courier New" w:cs="Courier New"/>
-          <w:b w:val="0"/>
-          <w:caps w:val="0"/>
-          <w:sz w:val="18"/>
-          <w:szCs w:val="22"/>
-        </w:rPr>
-        <w:tab/>
-      </w:r>
-      <w:r>
-        <w:rPr>
-          <w:rFonts w:ascii="Courier New" w:eastAsiaTheme="minorHAnsi" w:hAnsi="Courier New" w:cs="Courier New"/>
-          <w:b w:val="0"/>
-          <w:caps w:val="0"/>
-          <w:sz w:val="18"/>
-          <w:szCs w:val="22"/>
-        </w:rPr>
-        <w:tab/>
-        <w:t>return ;</w:t>
-      </w:r>
-    </w:p>
-    <w:p>
-      <w:pPr>
-        <w:pStyle w:val="Heading1"/>
-        <w:jc w:val="left"/>
-        <w:rPr>
-          <w:rFonts w:ascii="Courier New" w:eastAsiaTheme="minorHAnsi" w:hAnsi="Courier New" w:cs="Courier New"/>
-          <w:b w:val="0"/>
-          <w:caps w:val="0"/>
-          <w:sz w:val="18"/>
-          <w:szCs w:val="22"/>
-        </w:rPr>
-      </w:pPr>
-      <w:r>
-        <w:rPr>
-          <w:rFonts w:ascii="Courier New" w:eastAsiaTheme="minorHAnsi" w:hAnsi="Courier New" w:cs="Courier New"/>
-          <w:b w:val="0"/>
-          <w:caps w:val="0"/>
-          <w:sz w:val="18"/>
-          <w:szCs w:val="22"/>
-        </w:rPr>
-        <w:tab/>
-        <w:t>}</w:t>
-      </w:r>
-    </w:p>
-    <w:p>
-      <w:pPr>
-        <w:pStyle w:val="Heading1"/>
-        <w:jc w:val="left"/>
-        <w:rPr>
-          <w:rFonts w:ascii="Courier New" w:eastAsiaTheme="minorHAnsi" w:hAnsi="Courier New" w:cs="Courier New"/>
-          <w:b w:val="0"/>
-          <w:caps w:val="0"/>
-          <w:sz w:val="18"/>
-          <w:szCs w:val="22"/>
-        </w:rPr>
-      </w:pPr>
-      <w:r>
-        <w:rPr>
-          <w:rFonts w:ascii="Courier New" w:eastAsiaTheme="minorHAnsi" w:hAnsi="Courier New" w:cs="Courier New"/>
-          <w:b w:val="0"/>
-          <w:caps w:val="0"/>
-          <w:sz w:val="18"/>
-          <w:szCs w:val="22"/>
-        </w:rPr>
-        <w:tab/>
-        <w:t>if (!read_field("Enter address to find tel. number: ", address,</w:t>
-      </w:r>
-    </w:p>
-    <w:p>
-      <w:pPr>
-        <w:pStyle w:val="Heading1"/>
-        <w:jc w:val="left"/>
-        <w:rPr>
-          <w:rFonts w:ascii="Courier New" w:eastAsiaTheme="minorHAnsi" w:hAnsi="Courier New" w:cs="Courier New"/>
-          <w:b w:val="0"/>
-          <w:caps w:val="0"/>
-          <w:sz w:val="18"/>
-          <w:szCs w:val="22"/>
-        </w:rPr>
-      </w:pPr>
-      <w:r>
-        <w:rPr>
-          <w:rFonts w:ascii="Courier New" w:eastAsiaTheme="minorHAnsi" w:hAnsi="Courier New" w:cs="Courier New"/>
-          <w:b w:val="0"/>
-          <w:caps w:val="0"/>
-          <w:sz w:val="18"/>
-          <w:szCs w:val="22"/>
-        </w:rPr>
-        <w:tab/>
-      </w:r>
-      <w:r>
-        <w:rPr>
-          <w:rFonts w:ascii="Courier New" w:eastAsiaTheme="minorHAnsi" w:hAnsi="Courier New" w:cs="Courier New"/>
-          <w:b w:val="0"/>
-          <w:caps w:val="0"/>
-          <w:sz w:val="18"/>
-          <w:szCs w:val="22"/>
-        </w:rPr>
-        <w:tab/>
-      </w:r>
-      <w:r>
-        <w:rPr>
-          <w:rFonts w:ascii="Courier New" w:eastAsiaTheme="minorHAnsi" w:hAnsi="Courier New" w:cs="Courier New"/>
-          <w:b w:val="0"/>
-          <w:caps w:val="0"/>
-          <w:sz w:val="18"/>
-          <w:szCs w:val="22"/>
-        </w:rPr>
-        <w:tab/>
-        <w:t>sizeof(address)))</w:t>
-      </w:r>
-    </w:p>
-    <w:p>
-      <w:pPr>
-        <w:pStyle w:val="Heading1"/>
-        <w:jc w:val="left"/>
-        <w:rPr>
-          <w:rFonts w:ascii="Courier New" w:eastAsiaTheme="minorHAnsi" w:hAnsi="Courier New" w:cs="Courier New"/>
-          <w:b w:val="0"/>
-          <w:caps w:val="0"/>
-          <w:sz w:val="18"/>
-          <w:szCs w:val="22"/>
-        </w:rPr>
-      </w:pPr>
-      <w:r>
-        <w:rPr>
-          <w:rFonts w:ascii="Courier New" w:eastAsiaTheme="minorHAnsi" w:hAnsi="Courier New" w:cs="Courier New"/>
-          <w:b w:val="0"/>
-          <w:caps w:val="0"/>
-          <w:sz w:val="18"/>
-          <w:szCs w:val="22"/>
-        </w:rPr>
-        <w:tab/>
-      </w:r>
-      <w:r>
-        <w:rPr>
-          <w:rFonts w:ascii="Courier New" w:eastAsiaTheme="minorHAnsi" w:hAnsi="Courier New" w:cs="Courier New"/>
-          <w:b w:val="0"/>
-          <w:caps w:val="0"/>
-          <w:sz w:val="18"/>
-          <w:szCs w:val="22"/>
-        </w:rPr>
-        <w:tab/>
-        <w:t>return ;</w:t>
-      </w:r>
-    </w:p>
-    <w:p>
-      <w:pPr>
-        <w:pStyle w:val="Heading1"/>
-        <w:jc w:val="left"/>
-        <w:rPr>
-          <w:rFonts w:ascii="Courier New" w:eastAsiaTheme="minorHAnsi" w:hAnsi="Courier New" w:cs="Courier New"/>
-          <w:b w:val="0"/>
-          <w:caps w:val="0"/>
-          <w:sz w:val="18"/>
-          <w:szCs w:val="22"/>
-        </w:rPr>
-      </w:pPr>
-      <w:r>
-        <w:rPr>
-          <w:rFonts w:ascii="Courier New" w:eastAsiaTheme="minorHAnsi" w:hAnsi="Courier New" w:cs="Courier New"/>
-          <w:b w:val="0"/>
-          <w:caps w:val="0"/>
-          <w:sz w:val="18"/>
-          <w:szCs w:val="22"/>
-        </w:rPr>
-        <w:tab/>
-        <w:t>telephone = find_phone(shops, count, address);</w:t>
-      </w:r>
-    </w:p>
-    <w:p>
-      <w:pPr>
-        <w:pStyle w:val="Heading1"/>
-        <w:jc w:val="left"/>
-        <w:rPr>
-          <w:rFonts w:ascii="Courier New" w:eastAsiaTheme="minorHAnsi" w:hAnsi="Courier New" w:cs="Courier New"/>
-          <w:b w:val="0"/>
-          <w:caps w:val="0"/>
-          <w:sz w:val="18"/>
-          <w:szCs w:val="22"/>
-        </w:rPr>
-      </w:pPr>
-      <w:r>
-        <w:rPr>
-          <w:rFonts w:ascii="Courier New" w:eastAsiaTheme="minorHAnsi" w:hAnsi="Courier New" w:cs="Courier New"/>
-          <w:b w:val="0"/>
-          <w:caps w:val="0"/>
-          <w:sz w:val="18"/>
-          <w:szCs w:val="22"/>
-        </w:rPr>
-        <w:tab/>
-        <w:t>if (telephone != NULL)</w:t>
-      </w:r>
-    </w:p>
-    <w:p>
-      <w:pPr>
-        <w:pStyle w:val="Heading1"/>
-        <w:jc w:val="left"/>
-        <w:rPr>
-          <w:rFonts w:ascii="Courier New" w:eastAsiaTheme="minorHAnsi" w:hAnsi="Courier New" w:cs="Courier New"/>
-          <w:b w:val="0"/>
-          <w:caps w:val="0"/>
-          <w:sz w:val="18"/>
-          <w:szCs w:val="22"/>
-        </w:rPr>
-      </w:pPr>
-      <w:r>
-        <w:rPr>
-          <w:rFonts w:ascii="Courier New" w:eastAsiaTheme="minorHAnsi" w:hAnsi="Courier New" w:cs="Courier New"/>
-          <w:b w:val="0"/>
-          <w:caps w:val="0"/>
-          <w:sz w:val="18"/>
-          <w:szCs w:val="22"/>
-        </w:rPr>
-        <w:tab/>
-      </w:r>
-      <w:r>
-        <w:rPr>
-          <w:rFonts w:ascii="Courier New" w:eastAsiaTheme="minorHAnsi" w:hAnsi="Courier New" w:cs="Courier New"/>
-          <w:b w:val="0"/>
-          <w:caps w:val="0"/>
-          <w:sz w:val="18"/>
-          <w:szCs w:val="22"/>
-        </w:rPr>
-        <w:tab/>
-        <w:t>printf("Tel. number: %s\n", telephone);</w:t>
-      </w:r>
-    </w:p>
-    <w:p>
-      <w:pPr>
-        <w:pStyle w:val="Heading1"/>
-        <w:jc w:val="left"/>
-        <w:rPr>
-          <w:rFonts w:ascii="Courier New" w:eastAsiaTheme="minorHAnsi" w:hAnsi="Courier New" w:cs="Courier New"/>
-          <w:b w:val="0"/>
-          <w:caps w:val="0"/>
-          <w:sz w:val="18"/>
-          <w:szCs w:val="22"/>
-        </w:rPr>
-      </w:pPr>
-      <w:r>
-        <w:rPr>
-          <w:rFonts w:ascii="Courier New" w:eastAsiaTheme="minorHAnsi" w:hAnsi="Courier New" w:cs="Courier New"/>
-          <w:b w:val="0"/>
-          <w:caps w:val="0"/>
-          <w:sz w:val="18"/>
-          <w:szCs w:val="22"/>
-        </w:rPr>
-        <w:tab/>
-        <w:t>else</w:t>
-      </w:r>
-    </w:p>
-    <w:p>
-      <w:pPr>
-        <w:pStyle w:val="Heading1"/>
-        <w:jc w:val="left"/>
-        <w:rPr>
-          <w:rFonts w:ascii="Courier New" w:eastAsiaTheme="minorHAnsi" w:hAnsi="Courier New" w:cs="Courier New"/>
-          <w:b w:val="0"/>
-          <w:caps w:val="0"/>
-          <w:sz w:val="18"/>
-          <w:szCs w:val="22"/>
-        </w:rPr>
-      </w:pPr>
-      <w:r>
-        <w:rPr>
-          <w:rFonts w:ascii="Courier New" w:eastAsiaTheme="minorHAnsi" w:hAnsi="Courier New" w:cs="Courier New"/>
-          <w:b w:val="0"/>
-          <w:caps w:val="0"/>
-          <w:sz w:val="18"/>
-          <w:szCs w:val="22"/>
-        </w:rPr>
-        <w:tab/>
-      </w:r>
-      <w:r>
-        <w:rPr>
-          <w:rFonts w:ascii="Courier New" w:eastAsiaTheme="minorHAnsi" w:hAnsi="Courier New" w:cs="Courier New"/>
-          <w:b w:val="0"/>
-          <w:caps w:val="0"/>
-          <w:sz w:val="18"/>
-          <w:szCs w:val="22"/>
-        </w:rPr>
-        <w:tab/>
-        <w:t>printf("Shop with this address was not found.\n");</w:t>
-      </w:r>
-    </w:p>
-    <w:p>
-      <w:pPr>
-        <w:pStyle w:val="Heading1"/>
-        <w:jc w:val="left"/>
-        <w:rPr>
-          <w:rFonts w:ascii="Courier New" w:eastAsiaTheme="minorHAnsi" w:hAnsi="Courier New" w:cs="Courier New"/>
-          <w:b w:val="0"/>
-          <w:caps w:val="0"/>
-          <w:sz w:val="18"/>
-          <w:szCs w:val="22"/>
-        </w:rPr>
-      </w:pPr>
-      <w:r>
-        <w:rPr>
-          <w:rFonts w:ascii="Courier New" w:eastAsiaTheme="minorHAnsi" w:hAnsi="Courier New" w:cs="Courier New"/>
-          <w:b w:val="0"/>
-          <w:caps w:val="0"/>
-          <w:sz w:val="18"/>
-          <w:szCs w:val="22"/>
-        </w:rPr>
-        <w:t>}</w:t>
-      </w:r>
-    </w:p>
-    <w:p>
-      <w:pPr>
-        <w:pStyle w:val="Heading1"/>
-        <w:jc w:val="left"/>
-        <w:rPr>
-          <w:rFonts w:ascii="Courier New" w:eastAsiaTheme="minorHAnsi" w:hAnsi="Courier New" w:cs="Courier New"/>
-          <w:b w:val="0"/>
-          <w:caps w:val="0"/>
-          <w:sz w:val="18"/>
-          <w:szCs w:val="22"/>
-        </w:rPr>
-      </w:pPr>
-    </w:p>
-    <w:p>
-      <w:pPr>
-        <w:pStyle w:val="Heading1"/>
-        <w:jc w:val="left"/>
-        <w:rPr>
-          <w:rFonts w:ascii="Courier New" w:eastAsiaTheme="minorHAnsi" w:hAnsi="Courier New" w:cs="Courier New"/>
-          <w:b w:val="0"/>
-          <w:caps w:val="0"/>
-          <w:sz w:val="18"/>
-          <w:szCs w:val="22"/>
-        </w:rPr>
-      </w:pPr>
-      <w:r>
-        <w:rPr>
-          <w:rFonts w:ascii="Courier New" w:eastAsiaTheme="minorHAnsi" w:hAnsi="Courier New" w:cs="Courier New"/>
-          <w:b w:val="0"/>
-          <w:caps w:val="0"/>
-          <w:sz w:val="18"/>
-          <w:szCs w:val="22"/>
-        </w:rPr>
-        <w:t>void</w:t>
-      </w:r>
-      <w:r>
-        <w:rPr>
-          <w:rFonts w:ascii="Courier New" w:eastAsiaTheme="minorHAnsi" w:hAnsi="Courier New" w:cs="Courier New"/>
-          <w:b w:val="0"/>
-          <w:caps w:val="0"/>
-          <w:sz w:val="18"/>
-          <w:szCs w:val="22"/>
-        </w:rPr>
-        <w:tab/>
-        <w:t>print_menu(void)</w:t>
-      </w:r>
-    </w:p>
-    <w:p>
-      <w:pPr>
-        <w:pStyle w:val="Heading1"/>
-        <w:jc w:val="left"/>
-        <w:rPr>
-          <w:rFonts w:ascii="Courier New" w:eastAsiaTheme="minorHAnsi" w:hAnsi="Courier New" w:cs="Courier New"/>
-          <w:b w:val="0"/>
-          <w:caps w:val="0"/>
-          <w:sz w:val="18"/>
-          <w:szCs w:val="22"/>
-        </w:rPr>
-      </w:pPr>
-      <w:r>
-        <w:rPr>
-          <w:rFonts w:ascii="Courier New" w:eastAsiaTheme="minorHAnsi" w:hAnsi="Courier New" w:cs="Courier New"/>
-          <w:b w:val="0"/>
-          <w:caps w:val="0"/>
-          <w:sz w:val="18"/>
-          <w:szCs w:val="22"/>
-        </w:rPr>
-        <w:t>{</w:t>
-      </w:r>
-    </w:p>
-    <w:p>
-      <w:pPr>
-        <w:pStyle w:val="Heading1"/>
-        <w:jc w:val="left"/>
-        <w:rPr>
-          <w:rFonts w:ascii="Courier New" w:eastAsiaTheme="minorHAnsi" w:hAnsi="Courier New" w:cs="Courier New"/>
-          <w:b w:val="0"/>
-          <w:caps w:val="0"/>
-          <w:sz w:val="18"/>
-          <w:szCs w:val="22"/>
-        </w:rPr>
-      </w:pPr>
-      <w:r>
-        <w:rPr>
-          <w:rFonts w:ascii="Courier New" w:eastAsiaTheme="minorHAnsi" w:hAnsi="Courier New" w:cs="Courier New"/>
-          <w:b w:val="0"/>
-          <w:caps w:val="0"/>
-          <w:sz w:val="18"/>
-          <w:szCs w:val="22"/>
-        </w:rPr>
-        <w:tab/>
-        <w:t>printf("\nMenu:\n");</w:t>
-      </w:r>
-    </w:p>
-    <w:p>
-      <w:pPr>
-        <w:pStyle w:val="Heading1"/>
-        <w:jc w:val="left"/>
-        <w:rPr>
-          <w:rFonts w:ascii="Courier New" w:eastAsiaTheme="minorHAnsi" w:hAnsi="Courier New" w:cs="Courier New"/>
-          <w:b w:val="0"/>
-          <w:caps w:val="0"/>
-          <w:sz w:val="18"/>
-          <w:szCs w:val="22"/>
-        </w:rPr>
-      </w:pPr>
-      <w:r>
-        <w:rPr>
-          <w:rFonts w:ascii="Courier New" w:eastAsiaTheme="minorHAnsi" w:hAnsi="Courier New" w:cs="Courier New"/>
-          <w:b w:val="0"/>
-          <w:caps w:val="0"/>
-          <w:sz w:val="18"/>
-          <w:szCs w:val="22"/>
-        </w:rPr>
-        <w:tab/>
-        <w:t>printf("1. View data\n");</w:t>
-      </w:r>
-    </w:p>
-    <w:p>
-      <w:pPr>
-        <w:pStyle w:val="Heading1"/>
-        <w:jc w:val="left"/>
-        <w:rPr>
-          <w:rFonts w:ascii="Courier New" w:eastAsiaTheme="minorHAnsi" w:hAnsi="Courier New" w:cs="Courier New"/>
-          <w:b w:val="0"/>
-          <w:caps w:val="0"/>
-          <w:sz w:val="18"/>
-          <w:szCs w:val="22"/>
-        </w:rPr>
-      </w:pPr>
-      <w:r>
-        <w:rPr>
-          <w:rFonts w:ascii="Courier New" w:eastAsiaTheme="minorHAnsi" w:hAnsi="Courier New" w:cs="Courier New"/>
-          <w:b w:val="0"/>
-          <w:caps w:val="0"/>
-          <w:sz w:val="18"/>
-          <w:szCs w:val="22"/>
-        </w:rPr>
-        <w:tab/>
-        <w:t>printf("2. Add data\n");</w:t>
-      </w:r>
-    </w:p>
-    <w:p>
-      <w:pPr>
-        <w:pStyle w:val="Heading1"/>
-        <w:jc w:val="left"/>
-        <w:rPr>
-          <w:rFonts w:ascii="Courier New" w:eastAsiaTheme="minorHAnsi" w:hAnsi="Courier New" w:cs="Courier New"/>
-          <w:b w:val="0"/>
-          <w:caps w:val="0"/>
-          <w:sz w:val="18"/>
-          <w:szCs w:val="22"/>
-        </w:rPr>
-      </w:pPr>
-      <w:r>
-        <w:rPr>
-          <w:rFonts w:ascii="Courier New" w:eastAsiaTheme="minorHAnsi" w:hAnsi="Courier New" w:cs="Courier New"/>
-          <w:b w:val="0"/>
-          <w:caps w:val="0"/>
-          <w:sz w:val="18"/>
-          <w:szCs w:val="22"/>
-        </w:rPr>
-        <w:tab/>
-        <w:t>printf("3. Define tel. number by address\n");</w:t>
-      </w:r>
-    </w:p>
-    <w:p>
-      <w:pPr>
-        <w:pStyle w:val="Heading1"/>
-        <w:jc w:val="left"/>
-        <w:rPr>
-          <w:rFonts w:ascii="Courier New" w:eastAsiaTheme="minorHAnsi" w:hAnsi="Courier New" w:cs="Courier New"/>
-          <w:b w:val="0"/>
-          <w:caps w:val="0"/>
-          <w:sz w:val="18"/>
-          <w:szCs w:val="22"/>
-        </w:rPr>
-      </w:pPr>
-      <w:r>
-        <w:rPr>
-          <w:rFonts w:ascii="Courier New" w:eastAsiaTheme="minorHAnsi" w:hAnsi="Courier New" w:cs="Courier New"/>
-          <w:b w:val="0"/>
-          <w:caps w:val="0"/>
-          <w:sz w:val="18"/>
-          <w:szCs w:val="22"/>
-        </w:rPr>
-        <w:tab/>
-        <w:t>printf("4. Exit\n");</w:t>
-      </w:r>
-    </w:p>
-    <w:p>
-      <w:pPr>
-        <w:pStyle w:val="Heading1"/>
-        <w:jc w:val="left"/>
-        <w:rPr>
-          <w:rFonts w:ascii="Courier New" w:eastAsiaTheme="minorHAnsi" w:hAnsi="Courier New" w:cs="Courier New"/>
-          <w:b w:val="0"/>
-          <w:caps w:val="0"/>
-          <w:sz w:val="18"/>
-          <w:szCs w:val="22"/>
-        </w:rPr>
-      </w:pPr>
-      <w:r>
-        <w:rPr>
-          <w:rFonts w:ascii="Courier New" w:eastAsiaTheme="minorHAnsi" w:hAnsi="Courier New" w:cs="Courier New"/>
-          <w:b w:val="0"/>
-          <w:caps w:val="0"/>
-          <w:sz w:val="18"/>
-          <w:szCs w:val="22"/>
-        </w:rPr>
-        <w:tab/>
-        <w:t>printf("Enter number of menu&gt; ");</w:t>
-      </w:r>
-    </w:p>
-    <w:p>
-      <w:pPr>
-        <w:pStyle w:val="Heading1"/>
-        <w:jc w:val="left"/>
-        <w:rPr>
-          <w:rFonts w:ascii="Courier New" w:eastAsiaTheme="minorHAnsi" w:hAnsi="Courier New" w:cs="Courier New"/>
-          <w:b w:val="0"/>
-          <w:caps w:val="0"/>
-          <w:sz w:val="18"/>
-          <w:szCs w:val="22"/>
-        </w:rPr>
-      </w:pPr>
-      <w:r>
-        <w:rPr>
-          <w:rFonts w:ascii="Courier New" w:eastAsiaTheme="minorHAnsi" w:hAnsi="Courier New" w:cs="Courier New"/>
-          <w:b w:val="0"/>
-          <w:caps w:val="0"/>
-          <w:sz w:val="18"/>
-          <w:szCs w:val="22"/>
-        </w:rPr>
-        <w:t>}</w:t>
-      </w:r>
-    </w:p>
-    <w:p>
-      <w:pPr>
-        <w:pStyle w:val="Heading1"/>
-        <w:jc w:val="left"/>
-        <w:rPr>
-          <w:rFonts w:ascii="Courier New" w:eastAsiaTheme="minorHAnsi" w:hAnsi="Courier New" w:cs="Courier New"/>
-          <w:b w:val="0"/>
-          <w:caps w:val="0"/>
-          <w:sz w:val="18"/>
-          <w:szCs w:val="22"/>
-        </w:rPr>
-      </w:pPr>
-    </w:p>
-    <w:p>
-      <w:pPr>
-        <w:pStyle w:val="Heading1"/>
-        <w:jc w:val="left"/>
-        <w:rPr>
-          <w:rFonts w:ascii="Courier New" w:eastAsiaTheme="minorHAnsi" w:hAnsi="Courier New" w:cs="Courier New"/>
-          <w:b w:val="0"/>
-          <w:caps w:val="0"/>
-          <w:sz w:val="18"/>
-          <w:szCs w:val="22"/>
-        </w:rPr>
-      </w:pPr>
-      <w:r>
-        <w:rPr>
-          <w:rFonts w:ascii="Courier New" w:eastAsiaTheme="minorHAnsi" w:hAnsi="Courier New" w:cs="Courier New"/>
-          <w:b w:val="0"/>
-          <w:caps w:val="0"/>
-          <w:sz w:val="18"/>
-          <w:szCs w:val="22"/>
-        </w:rPr>
-        <w:t>int</w:t>
-      </w:r>
-      <w:r>
-        <w:rPr>
-          <w:rFonts w:ascii="Courier New" w:eastAsiaTheme="minorHAnsi" w:hAnsi="Courier New" w:cs="Courier New"/>
-          <w:b w:val="0"/>
-          <w:caps w:val="0"/>
-          <w:sz w:val="18"/>
-          <w:szCs w:val="22"/>
-        </w:rPr>
-        <w:tab/>
-      </w:r>
-      <w:r>
-        <w:rPr>
-          <w:rFonts w:ascii="Courier New" w:eastAsiaTheme="minorHAnsi" w:hAnsi="Courier New" w:cs="Courier New"/>
-          <w:b w:val="0"/>
-          <w:caps w:val="0"/>
-          <w:sz w:val="18"/>
-          <w:szCs w:val="22"/>
-        </w:rPr>
-        <w:tab/>
-        <w:t>main(void)</w:t>
-      </w:r>
-    </w:p>
-    <w:p>
-      <w:pPr>
-        <w:pStyle w:val="Heading1"/>
-        <w:jc w:val="left"/>
-        <w:rPr>
-          <w:rFonts w:ascii="Courier New" w:eastAsiaTheme="minorHAnsi" w:hAnsi="Courier New" w:cs="Courier New"/>
-          <w:b w:val="0"/>
-          <w:caps w:val="0"/>
-          <w:sz w:val="18"/>
-          <w:szCs w:val="22"/>
-        </w:rPr>
-      </w:pPr>
-      <w:r>
-        <w:rPr>
-          <w:rFonts w:ascii="Courier New" w:eastAsiaTheme="minorHAnsi" w:hAnsi="Courier New" w:cs="Courier New"/>
-          <w:b w:val="0"/>
-          <w:caps w:val="0"/>
-          <w:sz w:val="18"/>
-          <w:szCs w:val="22"/>
-        </w:rPr>
-        <w:t>{</w:t>
-      </w:r>
-    </w:p>
-    <w:p>
-      <w:pPr>
-        <w:pStyle w:val="Heading1"/>
-        <w:jc w:val="left"/>
-        <w:rPr>
-          <w:rFonts w:ascii="Courier New" w:eastAsiaTheme="minorHAnsi" w:hAnsi="Courier New" w:cs="Courier New"/>
-          <w:b w:val="0"/>
-          <w:caps w:val="0"/>
-          <w:sz w:val="18"/>
-          <w:szCs w:val="22"/>
-        </w:rPr>
-      </w:pPr>
-      <w:r>
-        <w:rPr>
-          <w:rFonts w:ascii="Courier New" w:eastAsiaTheme="minorHAnsi" w:hAnsi="Courier New" w:cs="Courier New"/>
-          <w:b w:val="0"/>
-          <w:caps w:val="0"/>
-          <w:sz w:val="18"/>
-          <w:szCs w:val="22"/>
-        </w:rPr>
-        <w:tab/>
-        <w:t>char</w:t>
-      </w:r>
-      <w:r>
-        <w:rPr>
-          <w:rFonts w:ascii="Courier New" w:eastAsiaTheme="minorHAnsi" w:hAnsi="Courier New" w:cs="Courier New"/>
-          <w:b w:val="0"/>
-          <w:caps w:val="0"/>
-          <w:sz w:val="18"/>
-          <w:szCs w:val="22"/>
-        </w:rPr>
-        <w:tab/>
-        <w:t>line[32];</w:t>
-      </w:r>
-    </w:p>
-    <w:p>
-      <w:pPr>
-        <w:pStyle w:val="Heading1"/>
-        <w:jc w:val="left"/>
-        <w:rPr>
-          <w:rFonts w:ascii="Courier New" w:eastAsiaTheme="minorHAnsi" w:hAnsi="Courier New" w:cs="Courier New"/>
-          <w:b w:val="0"/>
-          <w:caps w:val="0"/>
-          <w:sz w:val="18"/>
-          <w:szCs w:val="22"/>
-        </w:rPr>
-      </w:pPr>
-      <w:r>
-        <w:rPr>
-          <w:rFonts w:ascii="Courier New" w:eastAsiaTheme="minorHAnsi" w:hAnsi="Courier New" w:cs="Courier New"/>
-          <w:b w:val="0"/>
-          <w:caps w:val="0"/>
-          <w:sz w:val="18"/>
-          <w:szCs w:val="22"/>
-        </w:rPr>
-        <w:tab/>
-        <w:t>int</w:t>
-      </w:r>
-      <w:r>
-        <w:rPr>
-          <w:rFonts w:ascii="Courier New" w:eastAsiaTheme="minorHAnsi" w:hAnsi="Courier New" w:cs="Courier New"/>
-          <w:b w:val="0"/>
-          <w:caps w:val="0"/>
-          <w:sz w:val="18"/>
-          <w:szCs w:val="22"/>
-        </w:rPr>
-        <w:tab/>
-        <w:t>choice;</w:t>
-      </w:r>
-    </w:p>
-    <w:p>
-      <w:pPr>
-        <w:pStyle w:val="Heading1"/>
-        <w:jc w:val="left"/>
-        <w:rPr>
-          <w:rFonts w:ascii="Courier New" w:eastAsiaTheme="minorHAnsi" w:hAnsi="Courier New" w:cs="Courier New"/>
-          <w:b w:val="0"/>
-          <w:caps w:val="0"/>
-          <w:sz w:val="18"/>
-          <w:szCs w:val="22"/>
-        </w:rPr>
-      </w:pPr>
-    </w:p>
-    <w:p>
-      <w:pPr>
-        <w:pStyle w:val="Heading1"/>
-        <w:jc w:val="left"/>
-        <w:rPr>
-          <w:rFonts w:ascii="Courier New" w:eastAsiaTheme="minorHAnsi" w:hAnsi="Courier New" w:cs="Courier New"/>
-          <w:b w:val="0"/>
-          <w:caps w:val="0"/>
-          <w:sz w:val="18"/>
-          <w:szCs w:val="22"/>
-        </w:rPr>
-      </w:pPr>
-      <w:r>
-        <w:rPr>
-          <w:rFonts w:ascii="Courier New" w:eastAsiaTheme="minorHAnsi" w:hAnsi="Courier New" w:cs="Courier New"/>
-          <w:b w:val="0"/>
-          <w:caps w:val="0"/>
-          <w:sz w:val="18"/>
-          <w:szCs w:val="22"/>
-        </w:rPr>
-        <w:tab/>
-        <w:t>printf("Task Nr %d\n", 93642 % 20);</w:t>
-      </w:r>
-    </w:p>
-    <w:p>
-      <w:pPr>
-        <w:pStyle w:val="Heading1"/>
-        <w:jc w:val="left"/>
-        <w:rPr>
-          <w:rFonts w:ascii="Courier New" w:eastAsiaTheme="minorHAnsi" w:hAnsi="Courier New" w:cs="Courier New"/>
-          <w:b w:val="0"/>
-          <w:caps w:val="0"/>
-          <w:sz w:val="18"/>
-          <w:szCs w:val="22"/>
-        </w:rPr>
-      </w:pPr>
-      <w:r>
-        <w:rPr>
-          <w:rFonts w:ascii="Courier New" w:eastAsiaTheme="minorHAnsi" w:hAnsi="Courier New" w:cs="Courier New"/>
-          <w:b w:val="0"/>
-          <w:caps w:val="0"/>
-          <w:sz w:val="18"/>
-          <w:szCs w:val="22"/>
-        </w:rPr>
-        <w:tab/>
-        <w:t>while (1)</w:t>
-      </w:r>
-    </w:p>
-    <w:p>
-      <w:pPr>
-        <w:pStyle w:val="Heading1"/>
-        <w:jc w:val="left"/>
-        <w:rPr>
-          <w:rFonts w:ascii="Courier New" w:eastAsiaTheme="minorHAnsi" w:hAnsi="Courier New" w:cs="Courier New"/>
-          <w:b w:val="0"/>
-          <w:caps w:val="0"/>
-          <w:sz w:val="18"/>
-          <w:szCs w:val="22"/>
-        </w:rPr>
-      </w:pPr>
-      <w:r>
-        <w:rPr>
-          <w:rFonts w:ascii="Courier New" w:eastAsiaTheme="minorHAnsi" w:hAnsi="Courier New" w:cs="Courier New"/>
-          <w:b w:val="0"/>
-          <w:caps w:val="0"/>
-          <w:sz w:val="18"/>
-          <w:szCs w:val="22"/>
-        </w:rPr>
-        <w:tab/>
-        <w:t>{</w:t>
-      </w:r>
-    </w:p>
-    <w:p>
-      <w:pPr>
-        <w:pStyle w:val="Heading1"/>
-        <w:jc w:val="left"/>
-        <w:rPr>
-          <w:rFonts w:ascii="Courier New" w:eastAsiaTheme="minorHAnsi" w:hAnsi="Courier New" w:cs="Courier New"/>
-          <w:b w:val="0"/>
-          <w:caps w:val="0"/>
-          <w:sz w:val="18"/>
-          <w:szCs w:val="22"/>
-        </w:rPr>
-      </w:pPr>
-      <w:r>
-        <w:rPr>
-          <w:rFonts w:ascii="Courier New" w:eastAsiaTheme="minorHAnsi" w:hAnsi="Courier New" w:cs="Courier New"/>
-          <w:b w:val="0"/>
-          <w:caps w:val="0"/>
-          <w:sz w:val="18"/>
-          <w:szCs w:val="22"/>
-        </w:rPr>
-        <w:tab/>
-      </w:r>
-      <w:r>
-        <w:rPr>
-          <w:rFonts w:ascii="Courier New" w:eastAsiaTheme="minorHAnsi" w:hAnsi="Courier New" w:cs="Courier New"/>
-          <w:b w:val="0"/>
-          <w:caps w:val="0"/>
-          <w:sz w:val="18"/>
-          <w:szCs w:val="22"/>
-        </w:rPr>
-        <w:tab/>
-        <w:t>print_menu();</w:t>
-      </w:r>
-    </w:p>
-    <w:p>
-      <w:pPr>
-        <w:pStyle w:val="Heading1"/>
-        <w:jc w:val="left"/>
-        <w:rPr>
-          <w:rFonts w:ascii="Courier New" w:eastAsiaTheme="minorHAnsi" w:hAnsi="Courier New" w:cs="Courier New"/>
-          <w:b w:val="0"/>
-          <w:caps w:val="0"/>
-          <w:sz w:val="18"/>
-          <w:szCs w:val="22"/>
-        </w:rPr>
-      </w:pPr>
-      <w:r>
-        <w:rPr>
-          <w:rFonts w:ascii="Courier New" w:eastAsiaTheme="minorHAnsi" w:hAnsi="Courier New" w:cs="Courier New"/>
-          <w:b w:val="0"/>
-          <w:caps w:val="0"/>
-          <w:sz w:val="18"/>
-          <w:szCs w:val="22"/>
-        </w:rPr>
-        <w:tab/>
-      </w:r>
-      <w:r>
-        <w:rPr>
-          <w:rFonts w:ascii="Courier New" w:eastAsiaTheme="minorHAnsi" w:hAnsi="Courier New" w:cs="Courier New"/>
-          <w:b w:val="0"/>
-          <w:caps w:val="0"/>
-          <w:sz w:val="18"/>
-          <w:szCs w:val="22"/>
-        </w:rPr>
-        <w:tab/>
-        <w:t>if (fgets(line, sizeof(line), stdin) == NULL</w:t>
-      </w:r>
-    </w:p>
-    <w:p>
-      <w:pPr>
-        <w:pStyle w:val="Heading1"/>
-        <w:jc w:val="left"/>
-        <w:rPr>
-          <w:rFonts w:ascii="Courier New" w:eastAsiaTheme="minorHAnsi" w:hAnsi="Courier New" w:cs="Courier New"/>
-          <w:b w:val="0"/>
-          <w:caps w:val="0"/>
-          <w:sz w:val="18"/>
-          <w:szCs w:val="22"/>
-        </w:rPr>
-      </w:pPr>
-      <w:r>
-        <w:rPr>
-          <w:rFonts w:ascii="Courier New" w:eastAsiaTheme="minorHAnsi" w:hAnsi="Courier New" w:cs="Courier New"/>
-          <w:b w:val="0"/>
-          <w:caps w:val="0"/>
-          <w:sz w:val="18"/>
-          <w:szCs w:val="22"/>
-        </w:rPr>
-        <w:tab/>
-      </w:r>
-      <w:r>
-        <w:rPr>
-          <w:rFonts w:ascii="Courier New" w:eastAsiaTheme="minorHAnsi" w:hAnsi="Courier New" w:cs="Courier New"/>
-          <w:b w:val="0"/>
-          <w:caps w:val="0"/>
-          <w:sz w:val="18"/>
-          <w:szCs w:val="22"/>
-        </w:rPr>
-        <w:tab/>
-      </w:r>
-      <w:r>
-        <w:rPr>
-          <w:rFonts w:ascii="Courier New" w:eastAsiaTheme="minorHAnsi" w:hAnsi="Courier New" w:cs="Courier New"/>
-          <w:b w:val="0"/>
-          <w:caps w:val="0"/>
-          <w:sz w:val="18"/>
-          <w:szCs w:val="22"/>
-        </w:rPr>
-        <w:tab/>
-        <w:t>|| sscanf(line, "%d", &amp;choice) != 1)</w:t>
-      </w:r>
-    </w:p>
-    <w:p>
-      <w:pPr>
-        <w:pStyle w:val="Heading1"/>
-        <w:jc w:val="left"/>
-        <w:rPr>
-          <w:rFonts w:ascii="Courier New" w:eastAsiaTheme="minorHAnsi" w:hAnsi="Courier New" w:cs="Courier New"/>
-          <w:b w:val="0"/>
-          <w:caps w:val="0"/>
-          <w:sz w:val="18"/>
-          <w:szCs w:val="22"/>
-        </w:rPr>
-      </w:pPr>
-      <w:r>
-        <w:rPr>
-          <w:rFonts w:ascii="Courier New" w:eastAsiaTheme="minorHAnsi" w:hAnsi="Courier New" w:cs="Courier New"/>
-          <w:b w:val="0"/>
-          <w:caps w:val="0"/>
-          <w:sz w:val="18"/>
-          <w:szCs w:val="22"/>
-        </w:rPr>
-        <w:tab/>
-      </w:r>
-      <w:r>
-        <w:rPr>
-          <w:rFonts w:ascii="Courier New" w:eastAsiaTheme="minorHAnsi" w:hAnsi="Courier New" w:cs="Courier New"/>
-          <w:b w:val="0"/>
-          <w:caps w:val="0"/>
-          <w:sz w:val="18"/>
-          <w:szCs w:val="22"/>
-        </w:rPr>
-        <w:tab/>
-        <w:t>{</w:t>
-      </w:r>
-    </w:p>
-    <w:p>
-      <w:pPr>
-        <w:pStyle w:val="Heading1"/>
-        <w:jc w:val="left"/>
-        <w:rPr>
-          <w:rFonts w:ascii="Courier New" w:eastAsiaTheme="minorHAnsi" w:hAnsi="Courier New" w:cs="Courier New"/>
-          <w:b w:val="0"/>
-          <w:caps w:val="0"/>
-          <w:sz w:val="18"/>
-          <w:szCs w:val="22"/>
-        </w:rPr>
-      </w:pPr>
-      <w:r>
-        <w:rPr>
-          <w:rFonts w:ascii="Courier New" w:eastAsiaTheme="minorHAnsi" w:hAnsi="Courier New" w:cs="Courier New"/>
-          <w:b w:val="0"/>
-          <w:caps w:val="0"/>
-          <w:sz w:val="18"/>
-          <w:szCs w:val="22"/>
-        </w:rPr>
-        <w:tab/>
-      </w:r>
-      <w:r>
-        <w:rPr>
-          <w:rFonts w:ascii="Courier New" w:eastAsiaTheme="minorHAnsi" w:hAnsi="Courier New" w:cs="Courier New"/>
-          <w:b w:val="0"/>
-          <w:caps w:val="0"/>
-          <w:sz w:val="18"/>
-          <w:szCs w:val="22"/>
-        </w:rPr>
-        <w:tab/>
-      </w:r>
-      <w:r>
-        <w:rPr>
-          <w:rFonts w:ascii="Courier New" w:eastAsiaTheme="minorHAnsi" w:hAnsi="Courier New" w:cs="Courier New"/>
-          <w:b w:val="0"/>
-          <w:caps w:val="0"/>
-          <w:sz w:val="18"/>
-          <w:szCs w:val="22"/>
-        </w:rPr>
-        <w:tab/>
-        <w:t>printf("Invalid menu item.\n");</w:t>
-      </w:r>
-    </w:p>
-    <w:p>
-      <w:pPr>
-        <w:pStyle w:val="Heading1"/>
-        <w:jc w:val="left"/>
-        <w:rPr>
-          <w:rFonts w:ascii="Courier New" w:eastAsiaTheme="minorHAnsi" w:hAnsi="Courier New" w:cs="Courier New"/>
-          <w:b w:val="0"/>
-          <w:caps w:val="0"/>
-          <w:sz w:val="18"/>
-          <w:szCs w:val="22"/>
-        </w:rPr>
-      </w:pPr>
-      <w:r>
-        <w:rPr>
-          <w:rFonts w:ascii="Courier New" w:eastAsiaTheme="minorHAnsi" w:hAnsi="Courier New" w:cs="Courier New"/>
-          <w:b w:val="0"/>
-          <w:caps w:val="0"/>
-          <w:sz w:val="18"/>
-          <w:szCs w:val="22"/>
-        </w:rPr>
-        <w:tab/>
-      </w:r>
-      <w:r>
-        <w:rPr>
-          <w:rFonts w:ascii="Courier New" w:eastAsiaTheme="minorHAnsi" w:hAnsi="Courier New" w:cs="Courier New"/>
-          <w:b w:val="0"/>
-          <w:caps w:val="0"/>
-          <w:sz w:val="18"/>
-          <w:szCs w:val="22"/>
-        </w:rPr>
-        <w:tab/>
-      </w:r>
-      <w:r>
-        <w:rPr>
-          <w:rFonts w:ascii="Courier New" w:eastAsiaTheme="minorHAnsi" w:hAnsi="Courier New" w:cs="Courier New"/>
-          <w:b w:val="0"/>
-          <w:caps w:val="0"/>
-          <w:sz w:val="18"/>
-          <w:szCs w:val="22"/>
-        </w:rPr>
-        <w:tab/>
-        <w:t>continue ;</w:t>
-      </w:r>
-    </w:p>
-    <w:p>
-      <w:pPr>
-        <w:pStyle w:val="Heading1"/>
-        <w:jc w:val="left"/>
-        <w:rPr>
-          <w:rFonts w:ascii="Courier New" w:eastAsiaTheme="minorHAnsi" w:hAnsi="Courier New" w:cs="Courier New"/>
-          <w:b w:val="0"/>
-          <w:caps w:val="0"/>
-          <w:sz w:val="18"/>
-          <w:szCs w:val="22"/>
-        </w:rPr>
-      </w:pPr>
-      <w:r>
-        <w:rPr>
-          <w:rFonts w:ascii="Courier New" w:eastAsiaTheme="minorHAnsi" w:hAnsi="Courier New" w:cs="Courier New"/>
-          <w:b w:val="0"/>
-          <w:caps w:val="0"/>
-          <w:sz w:val="18"/>
-          <w:szCs w:val="22"/>
-        </w:rPr>
-        <w:tab/>
-      </w:r>
-      <w:r>
-        <w:rPr>
-          <w:rFonts w:ascii="Courier New" w:eastAsiaTheme="minorHAnsi" w:hAnsi="Courier New" w:cs="Courier New"/>
-          <w:b w:val="0"/>
-          <w:caps w:val="0"/>
-          <w:sz w:val="18"/>
-          <w:szCs w:val="22"/>
-        </w:rPr>
-        <w:tab/>
-        <w:t>}</w:t>
-      </w:r>
-    </w:p>
-    <w:p>
-      <w:pPr>
-        <w:pStyle w:val="Heading1"/>
-        <w:jc w:val="left"/>
-        <w:rPr>
-          <w:rFonts w:ascii="Courier New" w:eastAsiaTheme="minorHAnsi" w:hAnsi="Courier New" w:cs="Courier New"/>
-          <w:b w:val="0"/>
-          <w:caps w:val="0"/>
-          <w:sz w:val="18"/>
-          <w:szCs w:val="22"/>
-        </w:rPr>
-      </w:pPr>
-      <w:r>
-        <w:rPr>
-          <w:rFonts w:ascii="Courier New" w:eastAsiaTheme="minorHAnsi" w:hAnsi="Courier New" w:cs="Courier New"/>
-          <w:b w:val="0"/>
-          <w:caps w:val="0"/>
-          <w:sz w:val="18"/>
-          <w:szCs w:val="22"/>
-        </w:rPr>
-        <w:tab/>
-      </w:r>
-      <w:r>
-        <w:rPr>
-          <w:rFonts w:ascii="Courier New" w:eastAsiaTheme="minorHAnsi" w:hAnsi="Courier New" w:cs="Courier New"/>
-          <w:b w:val="0"/>
-          <w:caps w:val="0"/>
-          <w:sz w:val="18"/>
-          <w:szCs w:val="22"/>
-        </w:rPr>
-        <w:tab/>
-        <w:t>if (choice == 1)</w:t>
-      </w:r>
-    </w:p>
-    <w:p>
-      <w:pPr>
-        <w:pStyle w:val="Heading1"/>
-        <w:jc w:val="left"/>
-        <w:rPr>
-          <w:rFonts w:ascii="Courier New" w:eastAsiaTheme="minorHAnsi" w:hAnsi="Courier New" w:cs="Courier New"/>
-          <w:b w:val="0"/>
-          <w:caps w:val="0"/>
-          <w:sz w:val="18"/>
-          <w:szCs w:val="22"/>
-        </w:rPr>
-      </w:pPr>
-      <w:r>
-        <w:rPr>
-          <w:rFonts w:ascii="Courier New" w:eastAsiaTheme="minorHAnsi" w:hAnsi="Courier New" w:cs="Courier New"/>
-          <w:b w:val="0"/>
-          <w:caps w:val="0"/>
-          <w:sz w:val="18"/>
-          <w:szCs w:val="22"/>
-        </w:rPr>
-        <w:tab/>
-      </w:r>
-      <w:r>
-        <w:rPr>
-          <w:rFonts w:ascii="Courier New" w:eastAsiaTheme="minorHAnsi" w:hAnsi="Courier New" w:cs="Courier New"/>
-          <w:b w:val="0"/>
-          <w:caps w:val="0"/>
-          <w:sz w:val="18"/>
-          <w:szCs w:val="22"/>
-        </w:rPr>
-        <w:tab/>
-      </w:r>
-      <w:r>
-        <w:rPr>
-          <w:rFonts w:ascii="Courier New" w:eastAsiaTheme="minorHAnsi" w:hAnsi="Courier New" w:cs="Courier New"/>
-          <w:b w:val="0"/>
-          <w:caps w:val="0"/>
-          <w:sz w:val="18"/>
-          <w:szCs w:val="22"/>
-        </w:rPr>
-        <w:tab/>
-        <w:t>view_data();</w:t>
-      </w:r>
-    </w:p>
-    <w:p>
-      <w:pPr>
-        <w:pStyle w:val="Heading1"/>
-        <w:jc w:val="left"/>
-        <w:rPr>
-          <w:rFonts w:ascii="Courier New" w:eastAsiaTheme="minorHAnsi" w:hAnsi="Courier New" w:cs="Courier New"/>
-          <w:b w:val="0"/>
-          <w:caps w:val="0"/>
-          <w:sz w:val="18"/>
-          <w:szCs w:val="22"/>
-        </w:rPr>
-      </w:pPr>
-      <w:r>
-        <w:rPr>
-          <w:rFonts w:ascii="Courier New" w:eastAsiaTheme="minorHAnsi" w:hAnsi="Courier New" w:cs="Courier New"/>
-          <w:b w:val="0"/>
-          <w:caps w:val="0"/>
-          <w:sz w:val="18"/>
-          <w:szCs w:val="22"/>
-        </w:rPr>
-        <w:tab/>
-      </w:r>
-      <w:r>
-        <w:rPr>
-          <w:rFonts w:ascii="Courier New" w:eastAsiaTheme="minorHAnsi" w:hAnsi="Courier New" w:cs="Courier New"/>
-          <w:b w:val="0"/>
-          <w:caps w:val="0"/>
-          <w:sz w:val="18"/>
-          <w:szCs w:val="22"/>
-        </w:rPr>
-        <w:tab/>
-        <w:t>else if (choice == 2)</w:t>
-      </w:r>
-    </w:p>
-    <w:p>
-      <w:pPr>
-        <w:pStyle w:val="Heading1"/>
-        <w:jc w:val="left"/>
-        <w:rPr>
-          <w:rFonts w:ascii="Courier New" w:eastAsiaTheme="minorHAnsi" w:hAnsi="Courier New" w:cs="Courier New"/>
-          <w:b w:val="0"/>
-          <w:caps w:val="0"/>
-          <w:sz w:val="18"/>
-          <w:szCs w:val="22"/>
-        </w:rPr>
-      </w:pPr>
-      <w:r>
-        <w:rPr>
-          <w:rFonts w:ascii="Courier New" w:eastAsiaTheme="minorHAnsi" w:hAnsi="Courier New" w:cs="Courier New"/>
-          <w:b w:val="0"/>
-          <w:caps w:val="0"/>
-          <w:sz w:val="18"/>
-          <w:szCs w:val="22"/>
-        </w:rPr>
-        <w:tab/>
-      </w:r>
-      <w:r>
-        <w:rPr>
-          <w:rFonts w:ascii="Courier New" w:eastAsiaTheme="minorHAnsi" w:hAnsi="Courier New" w:cs="Courier New"/>
-          <w:b w:val="0"/>
-          <w:caps w:val="0"/>
-          <w:sz w:val="18"/>
-          <w:szCs w:val="22"/>
-        </w:rPr>
-        <w:tab/>
-      </w:r>
-      <w:r>
-        <w:rPr>
-          <w:rFonts w:ascii="Courier New" w:eastAsiaTheme="minorHAnsi" w:hAnsi="Courier New" w:cs="Courier New"/>
-          <w:b w:val="0"/>
-          <w:caps w:val="0"/>
-          <w:sz w:val="18"/>
-          <w:szCs w:val="22"/>
-        </w:rPr>
-        <w:tab/>
-        <w:t>add_data();</w:t>
-      </w:r>
-    </w:p>
-    <w:p>
-      <w:pPr>
-        <w:pStyle w:val="Heading1"/>
-        <w:jc w:val="left"/>
-        <w:rPr>
-          <w:rFonts w:ascii="Courier New" w:eastAsiaTheme="minorHAnsi" w:hAnsi="Courier New" w:cs="Courier New"/>
-          <w:b w:val="0"/>
-          <w:caps w:val="0"/>
-          <w:sz w:val="18"/>
-          <w:szCs w:val="22"/>
-        </w:rPr>
-      </w:pPr>
-      <w:r>
-        <w:rPr>
-          <w:rFonts w:ascii="Courier New" w:eastAsiaTheme="minorHAnsi" w:hAnsi="Courier New" w:cs="Courier New"/>
-          <w:b w:val="0"/>
-          <w:caps w:val="0"/>
-          <w:sz w:val="18"/>
-          <w:szCs w:val="22"/>
-        </w:rPr>
-        <w:tab/>
-      </w:r>
-      <w:r>
-        <w:rPr>
-          <w:rFonts w:ascii="Courier New" w:eastAsiaTheme="minorHAnsi" w:hAnsi="Courier New" w:cs="Courier New"/>
-          <w:b w:val="0"/>
-          <w:caps w:val="0"/>
-          <w:sz w:val="18"/>
-          <w:szCs w:val="22"/>
-        </w:rPr>
-        <w:tab/>
-        <w:t>else if (choice == 3)</w:t>
-      </w:r>
-    </w:p>
-    <w:p>
-      <w:pPr>
-        <w:pStyle w:val="Heading1"/>
-        <w:jc w:val="left"/>
-        <w:rPr>
-          <w:rFonts w:ascii="Courier New" w:eastAsiaTheme="minorHAnsi" w:hAnsi="Courier New" w:cs="Courier New"/>
-          <w:b w:val="0"/>
-          <w:caps w:val="0"/>
-          <w:sz w:val="18"/>
-          <w:szCs w:val="22"/>
-        </w:rPr>
-      </w:pPr>
-      <w:r>
-        <w:rPr>
-          <w:rFonts w:ascii="Courier New" w:eastAsiaTheme="minorHAnsi" w:hAnsi="Courier New" w:cs="Courier New"/>
-          <w:b w:val="0"/>
-          <w:caps w:val="0"/>
-          <w:sz w:val="18"/>
-          <w:szCs w:val="22"/>
-        </w:rPr>
-        <w:tab/>
-      </w:r>
-      <w:r>
-        <w:rPr>
-          <w:rFonts w:ascii="Courier New" w:eastAsiaTheme="minorHAnsi" w:hAnsi="Courier New" w:cs="Courier New"/>
-          <w:b w:val="0"/>
-          <w:caps w:val="0"/>
-          <w:sz w:val="18"/>
-          <w:szCs w:val="22"/>
-        </w:rPr>
-        <w:tab/>
-      </w:r>
-      <w:r>
-        <w:rPr>
-          <w:rFonts w:ascii="Courier New" w:eastAsiaTheme="minorHAnsi" w:hAnsi="Courier New" w:cs="Courier New"/>
-          <w:b w:val="0"/>
-          <w:caps w:val="0"/>
-          <w:sz w:val="18"/>
-          <w:szCs w:val="22"/>
-        </w:rPr>
-        <w:tab/>
-        <w:t>individual_task();</w:t>
-      </w:r>
-    </w:p>
-    <w:p>
-      <w:pPr>
-        <w:pStyle w:val="Heading1"/>
-        <w:jc w:val="left"/>
-        <w:rPr>
-          <w:rFonts w:ascii="Courier New" w:eastAsiaTheme="minorHAnsi" w:hAnsi="Courier New" w:cs="Courier New"/>
-          <w:b w:val="0"/>
-          <w:caps w:val="0"/>
-          <w:sz w:val="18"/>
-          <w:szCs w:val="22"/>
-        </w:rPr>
-      </w:pPr>
-      <w:r>
-        <w:rPr>
-          <w:rFonts w:ascii="Courier New" w:eastAsiaTheme="minorHAnsi" w:hAnsi="Courier New" w:cs="Courier New"/>
-          <w:b w:val="0"/>
-          <w:caps w:val="0"/>
-          <w:sz w:val="18"/>
-          <w:szCs w:val="22"/>
-        </w:rPr>
-        <w:tab/>
-      </w:r>
-      <w:r>
-        <w:rPr>
-          <w:rFonts w:ascii="Courier New" w:eastAsiaTheme="minorHAnsi" w:hAnsi="Courier New" w:cs="Courier New"/>
-          <w:b w:val="0"/>
-          <w:caps w:val="0"/>
-          <w:sz w:val="18"/>
-          <w:szCs w:val="22"/>
-        </w:rPr>
-        <w:tab/>
-        <w:t>else if (choice == 4)</w:t>
-      </w:r>
-    </w:p>
-    <w:p>
-      <w:pPr>
-        <w:pStyle w:val="Heading1"/>
-        <w:jc w:val="left"/>
-        <w:rPr>
-          <w:rFonts w:ascii="Courier New" w:eastAsiaTheme="minorHAnsi" w:hAnsi="Courier New" w:cs="Courier New"/>
-          <w:b w:val="0"/>
-          <w:caps w:val="0"/>
-          <w:sz w:val="18"/>
-          <w:szCs w:val="22"/>
-        </w:rPr>
-      </w:pPr>
-      <w:r>
-        <w:rPr>
-          <w:rFonts w:ascii="Courier New" w:eastAsiaTheme="minorHAnsi" w:hAnsi="Courier New" w:cs="Courier New"/>
-          <w:b w:val="0"/>
-          <w:caps w:val="0"/>
-          <w:sz w:val="18"/>
-          <w:szCs w:val="22"/>
-        </w:rPr>
-        <w:tab/>
-      </w:r>
-      <w:r>
-        <w:rPr>
-          <w:rFonts w:ascii="Courier New" w:eastAsiaTheme="minorHAnsi" w:hAnsi="Courier New" w:cs="Courier New"/>
-          <w:b w:val="0"/>
-          <w:caps w:val="0"/>
-          <w:sz w:val="18"/>
-          <w:szCs w:val="22"/>
-        </w:rPr>
-        <w:tab/>
-      </w:r>
-      <w:r>
-        <w:rPr>
-          <w:rFonts w:ascii="Courier New" w:eastAsiaTheme="minorHAnsi" w:hAnsi="Courier New" w:cs="Courier New"/>
-          <w:b w:val="0"/>
-          <w:caps w:val="0"/>
-          <w:sz w:val="18"/>
-          <w:szCs w:val="22"/>
-        </w:rPr>
-        <w:tab/>
-        <w:t>break ;</w:t>
-      </w:r>
-    </w:p>
-    <w:p>
-      <w:pPr>
-        <w:pStyle w:val="Heading1"/>
-        <w:jc w:val="left"/>
-        <w:rPr>
-          <w:rFonts w:ascii="Courier New" w:eastAsiaTheme="minorHAnsi" w:hAnsi="Courier New" w:cs="Courier New"/>
-          <w:b w:val="0"/>
-          <w:caps w:val="0"/>
-          <w:sz w:val="18"/>
-          <w:szCs w:val="22"/>
-        </w:rPr>
-      </w:pPr>
-      <w:r>
-        <w:rPr>
-          <w:rFonts w:ascii="Courier New" w:eastAsiaTheme="minorHAnsi" w:hAnsi="Courier New" w:cs="Courier New"/>
-          <w:b w:val="0"/>
-          <w:caps w:val="0"/>
-          <w:sz w:val="18"/>
-          <w:szCs w:val="22"/>
-        </w:rPr>
-        <w:tab/>
-      </w:r>
-      <w:r>
-        <w:rPr>
-          <w:rFonts w:ascii="Courier New" w:eastAsiaTheme="minorHAnsi" w:hAnsi="Courier New" w:cs="Courier New"/>
-          <w:b w:val="0"/>
-          <w:caps w:val="0"/>
-          <w:sz w:val="18"/>
-          <w:szCs w:val="22"/>
-        </w:rPr>
-        <w:tab/>
-        <w:t>else</w:t>
-      </w:r>
-    </w:p>
-    <w:p>
-      <w:pPr>
-        <w:pStyle w:val="Heading1"/>
-        <w:jc w:val="left"/>
-        <w:rPr>
-          <w:rFonts w:ascii="Courier New" w:eastAsiaTheme="minorHAnsi" w:hAnsi="Courier New" w:cs="Courier New"/>
-          <w:b w:val="0"/>
-          <w:caps w:val="0"/>
-          <w:sz w:val="18"/>
-          <w:szCs w:val="22"/>
-        </w:rPr>
-      </w:pPr>
-      <w:r>
-        <w:rPr>
-          <w:rFonts w:ascii="Courier New" w:eastAsiaTheme="minorHAnsi" w:hAnsi="Courier New" w:cs="Courier New"/>
-          <w:b w:val="0"/>
-          <w:caps w:val="0"/>
-          <w:sz w:val="18"/>
-          <w:szCs w:val="22"/>
-        </w:rPr>
-        <w:tab/>
-      </w:r>
-      <w:r>
-        <w:rPr>
-          <w:rFonts w:ascii="Courier New" w:eastAsiaTheme="minorHAnsi" w:hAnsi="Courier New" w:cs="Courier New"/>
-          <w:b w:val="0"/>
-          <w:caps w:val="0"/>
-          <w:sz w:val="18"/>
-          <w:szCs w:val="22"/>
-        </w:rPr>
-        <w:tab/>
-      </w:r>
-      <w:r>
-        <w:rPr>
-          <w:rFonts w:ascii="Courier New" w:eastAsiaTheme="minorHAnsi" w:hAnsi="Courier New" w:cs="Courier New"/>
-          <w:b w:val="0"/>
-          <w:caps w:val="0"/>
-          <w:sz w:val="18"/>
-          <w:szCs w:val="22"/>
-        </w:rPr>
-        <w:tab/>
-        <w:t>printf("Invalid menu item.\n");</w:t>
-      </w:r>
-    </w:p>
-    <w:p>
-      <w:pPr>
-        <w:pStyle w:val="Heading1"/>
-        <w:jc w:val="left"/>
-        <w:rPr>
-          <w:rFonts w:ascii="Courier New" w:eastAsiaTheme="minorHAnsi" w:hAnsi="Courier New" w:cs="Courier New"/>
-          <w:b w:val="0"/>
-          <w:caps w:val="0"/>
-          <w:sz w:val="18"/>
-          <w:szCs w:val="22"/>
-        </w:rPr>
-      </w:pPr>
-      <w:r>
-        <w:rPr>
-          <w:rFonts w:ascii="Courier New" w:eastAsiaTheme="minorHAnsi" w:hAnsi="Courier New" w:cs="Courier New"/>
-          <w:b w:val="0"/>
-          <w:caps w:val="0"/>
-          <w:sz w:val="18"/>
-          <w:szCs w:val="22"/>
-        </w:rPr>
-        <w:tab/>
-        <w:t>}</w:t>
-      </w:r>
-    </w:p>
-    <w:p>
-      <w:pPr>
-        <w:pStyle w:val="Heading1"/>
-        <w:jc w:val="left"/>
-        <w:rPr>
-          <w:rFonts w:ascii="Courier New" w:eastAsiaTheme="minorHAnsi" w:hAnsi="Courier New" w:cs="Courier New"/>
-          <w:b w:val="0"/>
-          <w:caps w:val="0"/>
-          <w:sz w:val="18"/>
-          <w:szCs w:val="22"/>
-        </w:rPr>
-      </w:pPr>
-      <w:r>
-        <w:rPr>
-          <w:rFonts w:ascii="Courier New" w:eastAsiaTheme="minorHAnsi" w:hAnsi="Courier New" w:cs="Courier New"/>
-          <w:b w:val="0"/>
-          <w:caps w:val="0"/>
-          <w:sz w:val="18"/>
-          <w:szCs w:val="22"/>
-        </w:rPr>
-        <w:tab/>
-        <w:t>return (0);</w:t>
-      </w:r>
-    </w:p>
-    <w:p>
-      <w:pPr>
-        <w:pStyle w:val="Heading1"/>
-        <w:jc w:val="left"/>
-        <w:rPr>
-          <w:rFonts w:ascii="Courier New" w:eastAsiaTheme="minorHAnsi" w:hAnsi="Courier New" w:cs="Courier New"/>
-          <w:b w:val="0"/>
-          <w:caps w:val="0"/>
-          <w:sz w:val="18"/>
-          <w:szCs w:val="22"/>
-        </w:rPr>
-      </w:pPr>
-      <w:r>
-        <w:rPr>
-          <w:rFonts w:ascii="Courier New" w:eastAsiaTheme="minorHAnsi" w:hAnsi="Courier New" w:cs="Courier New"/>
-          <w:b w:val="0"/>
-          <w:caps w:val="0"/>
-          <w:sz w:val="18"/>
-          <w:szCs w:val="22"/>
-        </w:rPr>
-        <w:t>}</w:t>
-      </w:r>
-    </w:p>
-    <w:p>
-      <w:pPr>
-        <w:pStyle w:val="Heading1"/>
-        <w:jc w:val="left"/>
-        <w:rPr>
-          <w:rFonts w:ascii="Courier New" w:eastAsiaTheme="minorHAnsi" w:hAnsi="Courier New" w:cs="Courier New"/>
-          <w:b w:val="0"/>
-          <w:caps w:val="0"/>
-          <w:sz w:val="18"/>
-          <w:szCs w:val="22"/>
-        </w:rPr>
-      </w:pPr>
     </w:p>
     <w:p>
       <w:pPr>
